--- a/Assignment_5_Design_Report.docx
+++ b/Assignment_5_Design_Report.docx
@@ -11,6 +11,13 @@
       <w:pPr>
         <w:spacing w:after="200"/>
         <w:jc w:val="center"/>
+        <w:rPr>
+          <w:b/>
+          <w:bCs/>
+          <w:color w:val="1F3864"/>
+          <w:sz w:val="56"/>
+          <w:szCs w:val="56"/>
+        </w:rPr>
       </w:pPr>
       <w:r>
         <w:rPr>
@@ -25,6 +32,29 @@
     </w:p>
     <w:p>
       <w:pPr>
+        <w:spacing w:after="200"/>
+        <w:jc w:val="center"/>
+        <w:rPr>
+          <w:b/>
+          <w:bCs/>
+          <w:color w:val="215E99" w:themeColor="text2" w:themeTint="BF"/>
+          <w:sz w:val="56"/>
+          <w:szCs w:val="56"/>
+        </w:rPr>
+      </w:pPr>
+      <w:r>
+        <w:rPr>
+          <w:b/>
+          <w:bCs/>
+          <w:color w:val="215E99" w:themeColor="text2" w:themeTint="BF"/>
+          <w:sz w:val="56"/>
+          <w:szCs w:val="56"/>
+        </w:rPr>
+        <w:t>4 Guys 1 Stroke</w:t>
+      </w:r>
+    </w:p>
+    <w:p>
+      <w:pPr>
         <w:spacing w:after="100"/>
         <w:jc w:val="center"/>
       </w:pPr>
@@ -42,7 +72,6 @@
         <w:spacing w:after="400"/>
         <w:jc w:val="center"/>
       </w:pPr>
-      <w:proofErr w:type="spellStart"/>
       <w:r>
         <w:rPr>
           <w:b/>
@@ -51,9 +80,8 @@
           <w:sz w:val="48"/>
           <w:szCs w:val="48"/>
         </w:rPr>
-        <w:t>StrokeNet</w:t>
-      </w:r>
-      <w:proofErr w:type="spellEnd"/>
+        <w:t>DigiStroke</w:t>
+      </w:r>
     </w:p>
     <w:p>
       <w:pPr>
@@ -99,23 +127,13 @@
         <w:spacing w:after="80"/>
         <w:jc w:val="center"/>
       </w:pPr>
-      <w:proofErr w:type="spellStart"/>
       <w:r>
         <w:rPr>
           <w:color w:val="333333"/>
           <w:sz w:val="24"/>
           <w:szCs w:val="24"/>
         </w:rPr>
-        <w:t>DigiPen</w:t>
-      </w:r>
-      <w:proofErr w:type="spellEnd"/>
-      <w:r>
-        <w:rPr>
-          <w:color w:val="333333"/>
-          <w:sz w:val="24"/>
-          <w:szCs w:val="24"/>
-        </w:rPr>
-        <w:t xml:space="preserve"> Institute of Technology</w:t>
+        <w:t>DigiPen Institute of Technology</w:t>
       </w:r>
     </w:p>
     <w:p>
@@ -155,11 +173,9 @@
       <w:pPr>
         <w:spacing w:after="120"/>
       </w:pPr>
-      <w:proofErr w:type="spellStart"/>
-      <w:r>
-        <w:t>StrokeNet</w:t>
-      </w:r>
-      <w:proofErr w:type="spellEnd"/>
+      <w:r>
+        <w:t>DigiStroke</w:t>
+      </w:r>
       <w:r>
         <w:t xml:space="preserve"> is a multiplayer networked drawing and guessing game inspired by Pictionary. It is built as a client-server application communicating exclusively over UDP on a LAN. The game supports 2–6 simultaneous players and falls under Option 2 (custom multiplayer LAN game) of the assignment specification.</w:t>
       </w:r>
@@ -255,7 +271,19 @@
         <w:spacing w:after="60"/>
       </w:pPr>
       <w:r>
-        <w:t>Correct guesses award +1 point to both the guesser and the drawer. Only the first correct guess per player per turn counts, preventing duplicate scoring.</w:t>
+        <w:t>Correct guesses award +</w:t>
+      </w:r>
+      <w:r>
+        <w:t>75</w:t>
+      </w:r>
+      <w:r>
+        <w:t xml:space="preserve"> point</w:t>
+      </w:r>
+      <w:r>
+        <w:t>s</w:t>
+      </w:r>
+      <w:r>
+        <w:t xml:space="preserve"> to both the guesse. Only the first correct guess per player per turn counts, preventing duplicate scoring.</w:t>
       </w:r>
     </w:p>
     <w:p>
@@ -310,15 +338,7 @@
         <w:spacing w:after="60"/>
       </w:pPr>
       <w:r>
-        <w:t xml:space="preserve">Canvas: A large drawing area rendered with SFML </w:t>
-      </w:r>
-      <w:proofErr w:type="spellStart"/>
-      <w:r>
-        <w:t>VertexArrays</w:t>
-      </w:r>
-      <w:proofErr w:type="spellEnd"/>
-      <w:r>
-        <w:t>, supporting smooth strokes with circle joints between points.</w:t>
+        <w:t>Canvas: A large drawing area rendered with SFML VertexArrays, supporting smooth strokes with circle joints between points.</w:t>
       </w:r>
     </w:p>
     <w:p>
@@ -331,15 +351,7 @@
         <w:spacing w:after="60"/>
       </w:pPr>
       <w:r>
-        <w:t xml:space="preserve">Colour Picker: A 7-column palette grid of colour swatches (30×30 </w:t>
-      </w:r>
-      <w:proofErr w:type="spellStart"/>
-      <w:r>
-        <w:t>px</w:t>
-      </w:r>
-      <w:proofErr w:type="spellEnd"/>
-      <w:r>
-        <w:t xml:space="preserve"> each) allowing the drawer to select any colour from a predefined set.</w:t>
+        <w:t>Colour Picker: A 7-column palette grid of colour swatches (30×30 px each) allowing the drawer to select any colour from a predefined set.</w:t>
       </w:r>
     </w:p>
     <w:p>
@@ -424,11 +436,9 @@
       <w:pPr>
         <w:spacing w:after="120"/>
       </w:pPr>
-      <w:proofErr w:type="spellStart"/>
-      <w:r>
-        <w:t>StrokeNet</w:t>
-      </w:r>
-      <w:proofErr w:type="spellEnd"/>
+      <w:r>
+        <w:t>DigiStroke</w:t>
+      </w:r>
       <w:r>
         <w:t xml:space="preserve"> uses a two-tier client-server architecture. A single authoritative game server manages all game state, while multiple game clients handle rendering, user input, and local UI presentation.</w:t>
       </w:r>
@@ -493,12 +503,6 @@
         <w:gridCol w:w="6360"/>
       </w:tblGrid>
       <w:tr>
-        <w:tblPrEx>
-          <w:tblCellMar>
-            <w:top w:w="0" w:type="dxa"/>
-            <w:bottom w:w="0" w:type="dxa"/>
-          </w:tblCellMar>
-        </w:tblPrEx>
         <w:tc>
           <w:tcPr>
             <w:tcW w:w="3000" w:type="dxa"/>
@@ -556,12 +560,6 @@
         </w:tc>
       </w:tr>
       <w:tr>
-        <w:tblPrEx>
-          <w:tblCellMar>
-            <w:top w:w="0" w:type="dxa"/>
-            <w:bottom w:w="0" w:type="dxa"/>
-          </w:tblCellMar>
-        </w:tblPrEx>
         <w:tc>
           <w:tcPr>
             <w:tcW w:w="3000" w:type="dxa"/>
@@ -619,12 +617,6 @@
         </w:tc>
       </w:tr>
       <w:tr>
-        <w:tblPrEx>
-          <w:tblCellMar>
-            <w:top w:w="0" w:type="dxa"/>
-            <w:bottom w:w="0" w:type="dxa"/>
-          </w:tblCellMar>
-        </w:tblPrEx>
         <w:tc>
           <w:tcPr>
             <w:tcW w:w="3000" w:type="dxa"/>
@@ -682,12 +674,6 @@
         </w:tc>
       </w:tr>
       <w:tr>
-        <w:tblPrEx>
-          <w:tblCellMar>
-            <w:top w:w="0" w:type="dxa"/>
-            <w:bottom w:w="0" w:type="dxa"/>
-          </w:tblCellMar>
-        </w:tblPrEx>
         <w:tc>
           <w:tcPr>
             <w:tcW w:w="3000" w:type="dxa"/>
@@ -745,12 +731,6 @@
         </w:tc>
       </w:tr>
       <w:tr>
-        <w:tblPrEx>
-          <w:tblCellMar>
-            <w:top w:w="0" w:type="dxa"/>
-            <w:bottom w:w="0" w:type="dxa"/>
-          </w:tblCellMar>
-        </w:tblPrEx>
         <w:tc>
           <w:tcPr>
             <w:tcW w:w="3000" w:type="dxa"/>
@@ -808,12 +788,6 @@
         </w:tc>
       </w:tr>
       <w:tr>
-        <w:tblPrEx>
-          <w:tblCellMar>
-            <w:top w:w="0" w:type="dxa"/>
-            <w:bottom w:w="0" w:type="dxa"/>
-          </w:tblCellMar>
-        </w:tblPrEx>
         <w:tc>
           <w:tcPr>
             <w:tcW w:w="3000" w:type="dxa"/>
@@ -891,11 +865,9 @@
       <w:r>
         <w:t xml:space="preserve">The following describes the high-level network architecture of </w:t>
       </w:r>
-      <w:proofErr w:type="spellStart"/>
-      <w:r>
-        <w:t>StrokeNet</w:t>
-      </w:r>
-      <w:proofErr w:type="spellEnd"/>
+      <w:r>
+        <w:t>DigiStroke</w:t>
+      </w:r>
       <w:r>
         <w:t>. The server listens on UDP port 32112 and manages all connected clients:</w:t>
       </w:r>
@@ -921,12 +893,6 @@
         <w:gridCol w:w="9360"/>
       </w:tblGrid>
       <w:tr>
-        <w:tblPrEx>
-          <w:tblCellMar>
-            <w:top w:w="0" w:type="dxa"/>
-            <w:bottom w:w="0" w:type="dxa"/>
-          </w:tblCellMar>
-        </w:tblPrEx>
         <w:tc>
           <w:tcPr>
             <w:tcW w:w="9360" w:type="dxa"/>
@@ -1020,25 +986,7 @@
                 <w:sz w:val="20"/>
                 <w:szCs w:val="20"/>
               </w:rPr>
-              <w:t xml:space="preserve">- </w:t>
-            </w:r>
-            <w:proofErr w:type="spellStart"/>
-            <w:proofErr w:type="gramStart"/>
-            <w:r>
-              <w:rPr>
-                <w:sz w:val="20"/>
-                <w:szCs w:val="20"/>
-              </w:rPr>
-              <w:t>users.json</w:t>
-            </w:r>
-            <w:proofErr w:type="spellEnd"/>
-            <w:proofErr w:type="gramEnd"/>
-            <w:r>
-              <w:rPr>
-                <w:sz w:val="20"/>
-                <w:szCs w:val="20"/>
-              </w:rPr>
-              <w:t>: SHA-256 hashed passwords, persistent high scores</w:t>
+              <w:t>- users.json: SHA-256 hashed passwords, persistent high scores</w:t>
             </w:r>
           </w:p>
           <w:p>
@@ -1059,39 +1007,7 @@
                 <w:sz w:val="20"/>
                 <w:szCs w:val="20"/>
               </w:rPr>
-              <w:t xml:space="preserve">- </w:t>
-            </w:r>
-            <w:proofErr w:type="spellStart"/>
-            <w:r>
-              <w:rPr>
-                <w:sz w:val="20"/>
-                <w:szCs w:val="20"/>
-              </w:rPr>
-              <w:t>SessionId</w:t>
-            </w:r>
-            <w:proofErr w:type="spellEnd"/>
-            <w:r>
-              <w:rPr>
-                <w:sz w:val="20"/>
-                <w:szCs w:val="20"/>
-              </w:rPr>
-              <w:t xml:space="preserve"> → Client </w:t>
-            </w:r>
-            <w:proofErr w:type="gramStart"/>
-            <w:r>
-              <w:rPr>
-                <w:sz w:val="20"/>
-                <w:szCs w:val="20"/>
-              </w:rPr>
-              <w:t>struct</w:t>
-            </w:r>
-            <w:proofErr w:type="gramEnd"/>
-            <w:r>
-              <w:rPr>
-                <w:sz w:val="20"/>
-                <w:szCs w:val="20"/>
-              </w:rPr>
-              <w:t xml:space="preserve"> (username, address, score, state)</w:t>
+              <w:t>- SessionId → Client struct (username, address, score, state)</w:t>
             </w:r>
           </w:p>
           <w:p>
@@ -1112,23 +1028,7 @@
                 <w:sz w:val="20"/>
                 <w:szCs w:val="20"/>
               </w:rPr>
-              <w:t xml:space="preserve">- Vector of </w:t>
-            </w:r>
-            <w:proofErr w:type="spellStart"/>
-            <w:r>
-              <w:rPr>
-                <w:sz w:val="20"/>
-                <w:szCs w:val="20"/>
-              </w:rPr>
-              <w:t>PastStrokes</w:t>
-            </w:r>
-            <w:proofErr w:type="spellEnd"/>
-            <w:r>
-              <w:rPr>
-                <w:sz w:val="20"/>
-                <w:szCs w:val="20"/>
-              </w:rPr>
-              <w:t xml:space="preserve"> (streamed to late joiners)</w:t>
+              <w:t>- Vector of PastStrokes (streamed to late joiners)</w:t>
             </w:r>
           </w:p>
           <w:p>
@@ -1149,23 +1049,7 @@
                 <w:sz w:val="20"/>
                 <w:szCs w:val="20"/>
               </w:rPr>
-              <w:t xml:space="preserve">- Deque of </w:t>
-            </w:r>
-            <w:proofErr w:type="spellStart"/>
-            <w:r>
-              <w:rPr>
-                <w:sz w:val="20"/>
-                <w:szCs w:val="20"/>
-              </w:rPr>
-              <w:t>PastMessages</w:t>
-            </w:r>
-            <w:proofErr w:type="spellEnd"/>
-            <w:r>
-              <w:rPr>
-                <w:sz w:val="20"/>
-                <w:szCs w:val="20"/>
-              </w:rPr>
-              <w:t xml:space="preserve"> (max 15, streamed to late joiners)</w:t>
+              <w:t>- Deque of PastMessages (max 15, streamed to late joiners)</w:t>
             </w:r>
           </w:p>
           <w:p>
@@ -1199,34 +1083,14 @@
         <w:spacing w:after="120"/>
         <w:jc w:val="center"/>
       </w:pPr>
-      <w:proofErr w:type="gramStart"/>
       <w:r>
         <w:rPr>
           <w:b/>
           <w:bCs/>
           <w:color w:val="2E5090"/>
         </w:rPr>
-        <w:t>↓  UDP</w:t>
-      </w:r>
-      <w:proofErr w:type="gramEnd"/>
-      <w:r>
-        <w:rPr>
-          <w:b/>
-          <w:bCs/>
-          <w:color w:val="2E5090"/>
-        </w:rPr>
-        <w:t xml:space="preserve"> </w:t>
-      </w:r>
-      <w:proofErr w:type="gramStart"/>
-      <w:r>
-        <w:rPr>
-          <w:b/>
-          <w:bCs/>
-          <w:color w:val="2E5090"/>
-        </w:rPr>
-        <w:t>Datagrams  ↓</w:t>
-      </w:r>
-      <w:proofErr w:type="gramEnd"/>
+        <w:t>↓  UDP Datagrams  ↓</w:t>
+      </w:r>
     </w:p>
     <w:p>
       <w:pPr>
@@ -1256,12 +1120,6 @@
         <w:gridCol w:w="3120"/>
       </w:tblGrid>
       <w:tr>
-        <w:tblPrEx>
-          <w:tblCellMar>
-            <w:top w:w="0" w:type="dxa"/>
-            <w:bottom w:w="0" w:type="dxa"/>
-          </w:tblCellMar>
-        </w:tblPrEx>
         <w:tc>
           <w:tcPr>
             <w:tcW w:w="3120" w:type="dxa"/>
@@ -1325,49 +1183,8 @@
                 <w:sz w:val="18"/>
                 <w:szCs w:val="18"/>
               </w:rPr>
-              <w:t xml:space="preserve">Canvas, </w:t>
-            </w:r>
-            <w:proofErr w:type="spellStart"/>
-            <w:r>
-              <w:rPr>
-                <w:sz w:val="18"/>
-                <w:szCs w:val="18"/>
-              </w:rPr>
-              <w:t>ChatBox</w:t>
-            </w:r>
-            <w:proofErr w:type="spellEnd"/>
-            <w:r>
-              <w:rPr>
-                <w:sz w:val="18"/>
-                <w:szCs w:val="18"/>
-              </w:rPr>
-              <w:t xml:space="preserve">, </w:t>
-            </w:r>
-            <w:proofErr w:type="spellStart"/>
-            <w:r>
-              <w:rPr>
-                <w:sz w:val="18"/>
-                <w:szCs w:val="18"/>
-              </w:rPr>
-              <w:t>ColourPicker</w:t>
-            </w:r>
-            <w:proofErr w:type="spellEnd"/>
-            <w:r>
-              <w:rPr>
-                <w:sz w:val="18"/>
-                <w:szCs w:val="18"/>
-              </w:rPr>
-              <w:t xml:space="preserve">, </w:t>
-            </w:r>
-            <w:proofErr w:type="spellStart"/>
-            <w:r>
-              <w:rPr>
-                <w:sz w:val="18"/>
-                <w:szCs w:val="18"/>
-              </w:rPr>
-              <w:t>ToolPicker</w:t>
-            </w:r>
-            <w:proofErr w:type="spellEnd"/>
+              <w:t>Canvas, ChatBox, ColourPicker, ToolPicker</w:t>
+            </w:r>
           </w:p>
         </w:tc>
         <w:tc>
@@ -1433,49 +1250,8 @@
                 <w:sz w:val="18"/>
                 <w:szCs w:val="18"/>
               </w:rPr>
-              <w:t xml:space="preserve">Canvas, </w:t>
-            </w:r>
-            <w:proofErr w:type="spellStart"/>
-            <w:r>
-              <w:rPr>
-                <w:sz w:val="18"/>
-                <w:szCs w:val="18"/>
-              </w:rPr>
-              <w:t>ChatBox</w:t>
-            </w:r>
-            <w:proofErr w:type="spellEnd"/>
-            <w:r>
-              <w:rPr>
-                <w:sz w:val="18"/>
-                <w:szCs w:val="18"/>
-              </w:rPr>
-              <w:t xml:space="preserve">, </w:t>
-            </w:r>
-            <w:proofErr w:type="spellStart"/>
-            <w:r>
-              <w:rPr>
-                <w:sz w:val="18"/>
-                <w:szCs w:val="18"/>
-              </w:rPr>
-              <w:t>ColourPicker</w:t>
-            </w:r>
-            <w:proofErr w:type="spellEnd"/>
-            <w:r>
-              <w:rPr>
-                <w:sz w:val="18"/>
-                <w:szCs w:val="18"/>
-              </w:rPr>
-              <w:t xml:space="preserve">, </w:t>
-            </w:r>
-            <w:proofErr w:type="spellStart"/>
-            <w:r>
-              <w:rPr>
-                <w:sz w:val="18"/>
-                <w:szCs w:val="18"/>
-              </w:rPr>
-              <w:t>ToolPicker</w:t>
-            </w:r>
-            <w:proofErr w:type="spellEnd"/>
+              <w:t>Canvas, ChatBox, ColourPicker, ToolPicker</w:t>
+            </w:r>
           </w:p>
         </w:tc>
         <w:tc>
@@ -1541,49 +1317,8 @@
                 <w:sz w:val="18"/>
                 <w:szCs w:val="18"/>
               </w:rPr>
-              <w:t xml:space="preserve">Canvas, </w:t>
-            </w:r>
-            <w:proofErr w:type="spellStart"/>
-            <w:r>
-              <w:rPr>
-                <w:sz w:val="18"/>
-                <w:szCs w:val="18"/>
-              </w:rPr>
-              <w:t>ChatBox</w:t>
-            </w:r>
-            <w:proofErr w:type="spellEnd"/>
-            <w:r>
-              <w:rPr>
-                <w:sz w:val="18"/>
-                <w:szCs w:val="18"/>
-              </w:rPr>
-              <w:t xml:space="preserve">, </w:t>
-            </w:r>
-            <w:proofErr w:type="spellStart"/>
-            <w:r>
-              <w:rPr>
-                <w:sz w:val="18"/>
-                <w:szCs w:val="18"/>
-              </w:rPr>
-              <w:t>ColourPicker</w:t>
-            </w:r>
-            <w:proofErr w:type="spellEnd"/>
-            <w:r>
-              <w:rPr>
-                <w:sz w:val="18"/>
-                <w:szCs w:val="18"/>
-              </w:rPr>
-              <w:t xml:space="preserve">, </w:t>
-            </w:r>
-            <w:proofErr w:type="spellStart"/>
-            <w:r>
-              <w:rPr>
-                <w:sz w:val="18"/>
-                <w:szCs w:val="18"/>
-              </w:rPr>
-              <w:t>ToolPicker</w:t>
-            </w:r>
-            <w:proofErr w:type="spellEnd"/>
+              <w:t>Canvas, ChatBox, ColourPicker, ToolPicker</w:t>
+            </w:r>
           </w:p>
         </w:tc>
       </w:tr>
@@ -1606,15 +1341,7 @@
         <w:spacing w:after="120"/>
       </w:pPr>
       <w:r>
-        <w:t xml:space="preserve">All communication uses UDP datagrams on port 32112. The protocol is </w:t>
-      </w:r>
-      <w:proofErr w:type="gramStart"/>
-      <w:r>
-        <w:t>custom-designed</w:t>
-      </w:r>
-      <w:proofErr w:type="gramEnd"/>
-      <w:r>
-        <w:t xml:space="preserve"> with three message categories:</w:t>
+        <w:t>All communication uses UDP datagrams on port 32112. The protocol is custom-designed with three message categories:</w:t>
       </w:r>
     </w:p>
     <w:p>
@@ -1629,15 +1356,7 @@
         <w:t xml:space="preserve">1. Request/Response (REQ/RSP): </w:t>
       </w:r>
       <w:r>
-        <w:t xml:space="preserve">Client sends a request; server replies with a response. Used for authentication, game control, drawing commands, and chat messages. Each REQ is tracked in a pending map and retried every 100 </w:t>
-      </w:r>
-      <w:proofErr w:type="spellStart"/>
-      <w:r>
-        <w:t>ms</w:t>
-      </w:r>
-      <w:proofErr w:type="spellEnd"/>
-      <w:r>
-        <w:t xml:space="preserve"> until an RSP is received or a 1-second timeout is reached.</w:t>
+        <w:t>Client sends a request; server replies with a response. Used for authentication, game control, drawing commands, and chat messages. Each REQ is tracked in a pending map and retried every 100 ms until an RSP is received or a 1-second timeout is reached.</w:t>
       </w:r>
     </w:p>
     <w:p>
@@ -1652,15 +1371,7 @@
         <w:t xml:space="preserve">2. Notification/Acknowledgment (NTF/NTF_RCV): </w:t>
       </w:r>
       <w:r>
-        <w:t xml:space="preserve">Server pushes state updates to clients; clients acknowledge receipt. Used for scoreboard updates, leaderboard updates, round timing, word distribution, stroke broadcasts, and history streaming. The server retries unacknowledged NTFs with the same 100 </w:t>
-      </w:r>
-      <w:proofErr w:type="spellStart"/>
-      <w:r>
-        <w:t>ms</w:t>
-      </w:r>
-      <w:proofErr w:type="spellEnd"/>
-      <w:r>
-        <w:t xml:space="preserve"> / 1 s retry strategy.</w:t>
+        <w:t>Server pushes state updates to clients; clients acknowledge receipt. Used for scoreboard updates, leaderboard updates, round timing, word distribution, stroke broadcasts, and history streaming. The server retries unacknowledged NTFs with the same 100 ms / 1 s retry strategy.</w:t>
       </w:r>
     </w:p>
     <w:p>
@@ -1675,15 +1386,7 @@
         <w:t xml:space="preserve">3. Fire-and-Forget (FAF): </w:t>
       </w:r>
       <w:r>
-        <w:t xml:space="preserve">Best-effort messages with no acknowledgment. Used for high-frequency drawing extension updates (sent at 60 Hz during drawing) and client disconnect notifications. Packet loss is acceptable because the next update arrives within ~16 </w:t>
-      </w:r>
-      <w:proofErr w:type="spellStart"/>
-      <w:r>
-        <w:t>ms</w:t>
-      </w:r>
-      <w:proofErr w:type="spellEnd"/>
-      <w:r>
-        <w:t>.</w:t>
+        <w:t>Best-effort messages with no acknowledgment. Used for high-frequency drawing extension updates (sent at 60 Hz during drawing) and client disconnect notifications. Packet loss is acceptable because the next update arrives within ~16 ms.</w:t>
       </w:r>
     </w:p>
     <w:p>
@@ -1704,39 +1407,7 @@
         <w:spacing w:after="60"/>
       </w:pPr>
       <w:r>
-        <w:t xml:space="preserve">All multi-byte values use network byte order (big-endian) via </w:t>
-      </w:r>
-      <w:proofErr w:type="spellStart"/>
-      <w:r>
-        <w:t>htonl</w:t>
-      </w:r>
-      <w:proofErr w:type="spellEnd"/>
-      <w:r>
-        <w:t>/</w:t>
-      </w:r>
-      <w:proofErr w:type="spellStart"/>
-      <w:r>
-        <w:t>htons</w:t>
-      </w:r>
-      <w:proofErr w:type="spellEnd"/>
-      <w:r>
-        <w:t>/</w:t>
-      </w:r>
-      <w:proofErr w:type="spellStart"/>
-      <w:r>
-        <w:t>ntohl</w:t>
-      </w:r>
-      <w:proofErr w:type="spellEnd"/>
-      <w:r>
-        <w:t>/</w:t>
-      </w:r>
-      <w:proofErr w:type="spellStart"/>
-      <w:r>
-        <w:t>ntohs</w:t>
-      </w:r>
-      <w:proofErr w:type="spellEnd"/>
-      <w:r>
-        <w:t>.</w:t>
+        <w:t>All multi-byte values use network byte order (big-endian) via htonl/htons/ntohl/ntohs.</w:t>
       </w:r>
     </w:p>
     <w:p>
@@ -1824,12 +1495,6 @@
         <w:gridCol w:w="3353"/>
       </w:tblGrid>
       <w:tr>
-        <w:tblPrEx>
-          <w:tblCellMar>
-            <w:top w:w="0" w:type="dxa"/>
-            <w:bottom w:w="0" w:type="dxa"/>
-          </w:tblCellMar>
-        </w:tblPrEx>
         <w:tc>
           <w:tcPr>
             <w:tcW w:w="2000" w:type="dxa"/>
@@ -1982,12 +1647,6 @@
         </w:tc>
       </w:tr>
       <w:tr>
-        <w:tblPrEx>
-          <w:tblCellMar>
-            <w:top w:w="0" w:type="dxa"/>
-            <w:bottom w:w="0" w:type="dxa"/>
-          </w:tblCellMar>
-        </w:tblPrEx>
         <w:tc>
           <w:tcPr>
             <w:tcW w:w="2000" w:type="dxa"/>
@@ -2125,12 +1784,6 @@
         </w:tc>
       </w:tr>
       <w:tr>
-        <w:tblPrEx>
-          <w:tblCellMar>
-            <w:top w:w="0" w:type="dxa"/>
-            <w:bottom w:w="0" w:type="dxa"/>
-          </w:tblCellMar>
-        </w:tblPrEx>
         <w:tc>
           <w:tcPr>
             <w:tcW w:w="2000" w:type="dxa"/>
@@ -2263,12 +1916,6 @@
         </w:tc>
       </w:tr>
       <w:tr>
-        <w:tblPrEx>
-          <w:tblCellMar>
-            <w:top w:w="0" w:type="dxa"/>
-            <w:bottom w:w="0" w:type="dxa"/>
-          </w:tblCellMar>
-        </w:tblPrEx>
         <w:tc>
           <w:tcPr>
             <w:tcW w:w="2000" w:type="dxa"/>
@@ -2406,12 +2053,6 @@
         </w:tc>
       </w:tr>
       <w:tr>
-        <w:tblPrEx>
-          <w:tblCellMar>
-            <w:top w:w="0" w:type="dxa"/>
-            <w:bottom w:w="0" w:type="dxa"/>
-          </w:tblCellMar>
-        </w:tblPrEx>
         <w:tc>
           <w:tcPr>
             <w:tcW w:w="2000" w:type="dxa"/>
@@ -2544,12 +2185,6 @@
         </w:tc>
       </w:tr>
       <w:tr>
-        <w:tblPrEx>
-          <w:tblCellMar>
-            <w:top w:w="0" w:type="dxa"/>
-            <w:bottom w:w="0" w:type="dxa"/>
-          </w:tblCellMar>
-        </w:tblPrEx>
         <w:tc>
           <w:tcPr>
             <w:tcW w:w="2000" w:type="dxa"/>
@@ -2687,12 +2322,6 @@
         </w:tc>
       </w:tr>
       <w:tr>
-        <w:tblPrEx>
-          <w:tblCellMar>
-            <w:top w:w="0" w:type="dxa"/>
-            <w:bottom w:w="0" w:type="dxa"/>
-          </w:tblCellMar>
-        </w:tblPrEx>
         <w:tc>
           <w:tcPr>
             <w:tcW w:w="2000" w:type="dxa"/>
@@ -2825,12 +2454,6 @@
         </w:tc>
       </w:tr>
       <w:tr>
-        <w:tblPrEx>
-          <w:tblCellMar>
-            <w:top w:w="0" w:type="dxa"/>
-            <w:bottom w:w="0" w:type="dxa"/>
-          </w:tblCellMar>
-        </w:tblPrEx>
         <w:tc>
           <w:tcPr>
             <w:tcW w:w="2000" w:type="dxa"/>
@@ -2968,12 +2591,6 @@
         </w:tc>
       </w:tr>
       <w:tr>
-        <w:tblPrEx>
-          <w:tblCellMar>
-            <w:top w:w="0" w:type="dxa"/>
-            <w:bottom w:w="0" w:type="dxa"/>
-          </w:tblCellMar>
-        </w:tblPrEx>
         <w:tc>
           <w:tcPr>
             <w:tcW w:w="2000" w:type="dxa"/>
@@ -3106,12 +2723,6 @@
         </w:tc>
       </w:tr>
       <w:tr>
-        <w:tblPrEx>
-          <w:tblCellMar>
-            <w:top w:w="0" w:type="dxa"/>
-            <w:bottom w:w="0" w:type="dxa"/>
-          </w:tblCellMar>
-        </w:tblPrEx>
         <w:tc>
           <w:tcPr>
             <w:tcW w:w="2000" w:type="dxa"/>
@@ -3249,12 +2860,6 @@
         </w:tc>
       </w:tr>
       <w:tr>
-        <w:tblPrEx>
-          <w:tblCellMar>
-            <w:top w:w="0" w:type="dxa"/>
-            <w:bottom w:w="0" w:type="dxa"/>
-          </w:tblCellMar>
-        </w:tblPrEx>
         <w:tc>
           <w:tcPr>
             <w:tcW w:w="2000" w:type="dxa"/>
@@ -3387,12 +2992,6 @@
         </w:tc>
       </w:tr>
       <w:tr>
-        <w:tblPrEx>
-          <w:tblCellMar>
-            <w:top w:w="0" w:type="dxa"/>
-            <w:bottom w:w="0" w:type="dxa"/>
-          </w:tblCellMar>
-        </w:tblPrEx>
         <w:tc>
           <w:tcPr>
             <w:tcW w:w="2000" w:type="dxa"/>
@@ -3531,12 +3130,6 @@
         </w:tc>
       </w:tr>
       <w:tr>
-        <w:tblPrEx>
-          <w:tblCellMar>
-            <w:top w:w="0" w:type="dxa"/>
-            <w:bottom w:w="0" w:type="dxa"/>
-          </w:tblCellMar>
-        </w:tblPrEx>
         <w:tc>
           <w:tcPr>
             <w:tcW w:w="2000" w:type="dxa"/>
@@ -3669,12 +3262,6 @@
         </w:tc>
       </w:tr>
       <w:tr>
-        <w:tblPrEx>
-          <w:tblCellMar>
-            <w:top w:w="0" w:type="dxa"/>
-            <w:bottom w:w="0" w:type="dxa"/>
-          </w:tblCellMar>
-        </w:tblPrEx>
         <w:tc>
           <w:tcPr>
             <w:tcW w:w="2000" w:type="dxa"/>
@@ -3812,12 +3399,6 @@
         </w:tc>
       </w:tr>
       <w:tr>
-        <w:tblPrEx>
-          <w:tblCellMar>
-            <w:top w:w="0" w:type="dxa"/>
-            <w:bottom w:w="0" w:type="dxa"/>
-          </w:tblCellMar>
-        </w:tblPrEx>
         <w:tc>
           <w:tcPr>
             <w:tcW w:w="2000" w:type="dxa"/>
@@ -3944,34 +3525,12 @@
                 <w:sz w:val="18"/>
                 <w:szCs w:val="18"/>
               </w:rPr>
-              <w:t xml:space="preserve">Broadcast </w:t>
-            </w:r>
-            <w:proofErr w:type="gramStart"/>
-            <w:r>
-              <w:rPr>
-                <w:sz w:val="18"/>
-                <w:szCs w:val="18"/>
-              </w:rPr>
-              <w:t>stroke</w:t>
-            </w:r>
-            <w:proofErr w:type="gramEnd"/>
-            <w:r>
-              <w:rPr>
-                <w:sz w:val="18"/>
-                <w:szCs w:val="18"/>
-              </w:rPr>
-              <w:t xml:space="preserve"> start to other players</w:t>
+              <w:t>Broadcast stroke start to other players</w:t>
             </w:r>
           </w:p>
         </w:tc>
       </w:tr>
       <w:tr>
-        <w:tblPrEx>
-          <w:tblCellMar>
-            <w:top w:w="0" w:type="dxa"/>
-            <w:bottom w:w="0" w:type="dxa"/>
-          </w:tblCellMar>
-        </w:tblPrEx>
         <w:tc>
           <w:tcPr>
             <w:tcW w:w="2000" w:type="dxa"/>
@@ -4109,12 +3668,6 @@
         </w:tc>
       </w:tr>
       <w:tr>
-        <w:tblPrEx>
-          <w:tblCellMar>
-            <w:top w:w="0" w:type="dxa"/>
-            <w:bottom w:w="0" w:type="dxa"/>
-          </w:tblCellMar>
-        </w:tblPrEx>
         <w:tc>
           <w:tcPr>
             <w:tcW w:w="2000" w:type="dxa"/>
@@ -4247,12 +3800,6 @@
         </w:tc>
       </w:tr>
       <w:tr>
-        <w:tblPrEx>
-          <w:tblCellMar>
-            <w:top w:w="0" w:type="dxa"/>
-            <w:bottom w:w="0" w:type="dxa"/>
-          </w:tblCellMar>
-        </w:tblPrEx>
         <w:tc>
           <w:tcPr>
             <w:tcW w:w="2000" w:type="dxa"/>
@@ -4384,34 +3931,12 @@
                 <w:sz w:val="18"/>
                 <w:szCs w:val="18"/>
               </w:rPr>
-              <w:t xml:space="preserve">Push </w:t>
-            </w:r>
-            <w:proofErr w:type="gramStart"/>
-            <w:r>
-              <w:rPr>
-                <w:sz w:val="18"/>
-                <w:szCs w:val="18"/>
-              </w:rPr>
-              <w:t>top-5</w:t>
-            </w:r>
-            <w:proofErr w:type="gramEnd"/>
-            <w:r>
-              <w:rPr>
-                <w:sz w:val="18"/>
-                <w:szCs w:val="18"/>
-              </w:rPr>
-              <w:t xml:space="preserve"> high scores</w:t>
+              <w:t>Push top-5 high scores</w:t>
             </w:r>
           </w:p>
         </w:tc>
       </w:tr>
       <w:tr>
-        <w:tblPrEx>
-          <w:tblCellMar>
-            <w:top w:w="0" w:type="dxa"/>
-            <w:bottom w:w="0" w:type="dxa"/>
-          </w:tblCellMar>
-        </w:tblPrEx>
         <w:tc>
           <w:tcPr>
             <w:tcW w:w="2000" w:type="dxa"/>
@@ -4538,34 +4063,12 @@
                 <w:sz w:val="18"/>
                 <w:szCs w:val="18"/>
               </w:rPr>
-              <w:t>Broadcast round deadline (</w:t>
-            </w:r>
-            <w:proofErr w:type="spellStart"/>
-            <w:r>
-              <w:rPr>
-                <w:sz w:val="18"/>
-                <w:szCs w:val="18"/>
-              </w:rPr>
-              <w:t>ms</w:t>
-            </w:r>
-            <w:proofErr w:type="spellEnd"/>
-            <w:r>
-              <w:rPr>
-                <w:sz w:val="18"/>
-                <w:szCs w:val="18"/>
-              </w:rPr>
-              <w:t xml:space="preserve"> epoch)</w:t>
+              <w:t>Broadcast round deadline (ms epoch)</w:t>
             </w:r>
           </w:p>
         </w:tc>
       </w:tr>
       <w:tr>
-        <w:tblPrEx>
-          <w:tblCellMar>
-            <w:top w:w="0" w:type="dxa"/>
-            <w:bottom w:w="0" w:type="dxa"/>
-          </w:tblCellMar>
-        </w:tblPrEx>
         <w:tc>
           <w:tcPr>
             <w:tcW w:w="2000" w:type="dxa"/>
@@ -4703,12 +4206,6 @@
         </w:tc>
       </w:tr>
       <w:tr>
-        <w:tblPrEx>
-          <w:tblCellMar>
-            <w:top w:w="0" w:type="dxa"/>
-            <w:bottom w:w="0" w:type="dxa"/>
-          </w:tblCellMar>
-        </w:tblPrEx>
         <w:tc>
           <w:tcPr>
             <w:tcW w:w="2000" w:type="dxa"/>
@@ -4841,12 +4338,6 @@
         </w:tc>
       </w:tr>
       <w:tr>
-        <w:tblPrEx>
-          <w:tblCellMar>
-            <w:top w:w="0" w:type="dxa"/>
-            <w:bottom w:w="0" w:type="dxa"/>
-          </w:tblCellMar>
-        </w:tblPrEx>
         <w:tc>
           <w:tcPr>
             <w:tcW w:w="2000" w:type="dxa"/>
@@ -4984,12 +4475,6 @@
         </w:tc>
       </w:tr>
       <w:tr>
-        <w:tblPrEx>
-          <w:tblCellMar>
-            <w:top w:w="0" w:type="dxa"/>
-            <w:bottom w:w="0" w:type="dxa"/>
-          </w:tblCellMar>
-        </w:tblPrEx>
         <w:tc>
           <w:tcPr>
             <w:tcW w:w="2000" w:type="dxa"/>
@@ -5122,12 +4607,6 @@
         </w:tc>
       </w:tr>
       <w:tr>
-        <w:tblPrEx>
-          <w:tblCellMar>
-            <w:top w:w="0" w:type="dxa"/>
-            <w:bottom w:w="0" w:type="dxa"/>
-          </w:tblCellMar>
-        </w:tblPrEx>
         <w:tc>
           <w:tcPr>
             <w:tcW w:w="2000" w:type="dxa"/>
@@ -5265,12 +4744,6 @@
         </w:tc>
       </w:tr>
       <w:tr>
-        <w:tblPrEx>
-          <w:tblCellMar>
-            <w:top w:w="0" w:type="dxa"/>
-            <w:bottom w:w="0" w:type="dxa"/>
-          </w:tblCellMar>
-        </w:tblPrEx>
         <w:tc>
           <w:tcPr>
             <w:tcW w:w="2000" w:type="dxa"/>
@@ -5423,11 +4896,9 @@
       <w:r>
         <w:t xml:space="preserve">Since UDP provides no delivery guarantees, </w:t>
       </w:r>
-      <w:proofErr w:type="spellStart"/>
-      <w:r>
-        <w:t>StrokeNet</w:t>
-      </w:r>
-      <w:proofErr w:type="spellEnd"/>
+      <w:r>
+        <w:t>DigiStroke</w:t>
+      </w:r>
       <w:r>
         <w:t xml:space="preserve"> implements its own selective reliability layer on top of raw UDP:</w:t>
       </w:r>
@@ -5459,15 +4930,7 @@
         <w:t xml:space="preserve">Retry Strategy: </w:t>
       </w:r>
       <w:r>
-        <w:t xml:space="preserve">Unacknowledged messages are retransmitted every 100 </w:t>
-      </w:r>
-      <w:proofErr w:type="spellStart"/>
-      <w:r>
-        <w:t>ms</w:t>
-      </w:r>
-      <w:proofErr w:type="spellEnd"/>
-      <w:r>
-        <w:t>. After 1 second with no acknowledgment, the message is abandoned. This keeps latency low while providing reasonable reliability on a LAN.</w:t>
+        <w:t>Unacknowledged messages are retransmitted every 100 ms. After 1 second with no acknowledgment, the message is abandoned. This keeps latency low while providing reasonable reliability on a LAN.</w:t>
       </w:r>
     </w:p>
     <w:p>
@@ -5482,15 +4945,7 @@
         <w:t xml:space="preserve">Selective Reliability: </w:t>
       </w:r>
       <w:r>
-        <w:t xml:space="preserve">Not all messages require guaranteed delivery. High-frequency drawing extension updates (FAF_EXTEND_STROKE at 60 Hz) use fire-and-forget delivery. If one frame’s position is lost, the next frame’s update arrives within ~16 </w:t>
-      </w:r>
-      <w:proofErr w:type="spellStart"/>
-      <w:r>
-        <w:t>ms</w:t>
-      </w:r>
-      <w:proofErr w:type="spellEnd"/>
-      <w:r>
-        <w:t>, making explicit retransmission wasteful. This hybrid approach minimizes bandwidth while ensuring critical state changes (stroke start/end, chat messages, score updates) are delivered reliably.</w:t>
+        <w:t>Not all messages require guaranteed delivery. High-frequency drawing extension updates (FAF_EXTEND_STROKE at 60 Hz) use fire-and-forget delivery. If one frame’s position is lost, the next frame’s update arrives within ~16 ms, making explicit retransmission wasteful. This hybrid approach minimizes bandwidth while ensuring critical state changes (stroke start/end, chat messages, score updates) are delivered reliably.</w:t>
       </w:r>
     </w:p>
     <w:p>
@@ -5578,15 +5033,7 @@
         <w:spacing w:after="60"/>
       </w:pPr>
       <w:r>
-        <w:t xml:space="preserve">Main Thread: Runs the game loop at ~60 FPS — checks player </w:t>
-      </w:r>
-      <w:proofErr w:type="gramStart"/>
-      <w:r>
-        <w:t>count</w:t>
-      </w:r>
-      <w:proofErr w:type="gramEnd"/>
-      <w:r>
-        <w:t xml:space="preserve"> to start/stop games, manages round timers, and advances turns when the timer expires or all guessers have answered correctly.</w:t>
+        <w:t>Main Thread: Runs the game loop at ~60 FPS — checks player count to start/stop games, manages round timers, and advances turns when the timer expires or all guessers have answered correctly.</w:t>
       </w:r>
     </w:p>
     <w:p>
@@ -5599,33 +5046,7 @@
         <w:spacing w:after="60"/>
       </w:pPr>
       <w:r>
-        <w:t>Listening Thread (</w:t>
-      </w:r>
-      <w:proofErr w:type="gramStart"/>
-      <w:r>
-        <w:t>std::</w:t>
-      </w:r>
-      <w:proofErr w:type="spellStart"/>
-      <w:proofErr w:type="gramEnd"/>
-      <w:r>
-        <w:t>jthread</w:t>
-      </w:r>
-      <w:proofErr w:type="spellEnd"/>
-      <w:r>
-        <w:t xml:space="preserve">): Continuously receives UDP packets via </w:t>
-      </w:r>
-      <w:proofErr w:type="spellStart"/>
-      <w:proofErr w:type="gramStart"/>
-      <w:r>
-        <w:t>recvfrom</w:t>
-      </w:r>
-      <w:proofErr w:type="spellEnd"/>
-      <w:r>
-        <w:t>(</w:t>
-      </w:r>
-      <w:proofErr w:type="gramEnd"/>
-      <w:r>
-        <w:t>), dispatches to handler functions based on message type, sends responses and broadcasts notifications.</w:t>
+        <w:t>Listening Thread (std::jthread): Continuously receives UDP packets via recvfrom(), dispatches to handler functions based on message type, sends responses and broadcasts notifications.</w:t>
       </w:r>
     </w:p>
     <w:p>
@@ -5665,23 +5086,7 @@
         <w:t xml:space="preserve">Mutex Hierarchy: </w:t>
       </w:r>
       <w:r>
-        <w:t>_</w:t>
-      </w:r>
-      <w:proofErr w:type="spellStart"/>
-      <w:r>
-        <w:t>gameMutex</w:t>
-      </w:r>
-      <w:proofErr w:type="spellEnd"/>
-      <w:r>
-        <w:t xml:space="preserve"> (outermost) → _</w:t>
-      </w:r>
-      <w:proofErr w:type="spellStart"/>
-      <w:r>
-        <w:t>clientStorageMutex</w:t>
-      </w:r>
-      <w:proofErr w:type="spellEnd"/>
-      <w:r>
-        <w:t xml:space="preserve"> → individual pending NTF mutexes. This strict ordering prevents deadlock scenarios.</w:t>
+        <w:t>_gameMutex (outermost) → _clientStorageMutex → individual pending NTF mutexes. This strict ordering prevents deadlock scenarios.</w:t>
       </w:r>
     </w:p>
     <w:p>
@@ -5715,20 +5120,7 @@
         <w:spacing w:after="60"/>
       </w:pPr>
       <w:r>
-        <w:t>Listening Thread (</w:t>
-      </w:r>
-      <w:proofErr w:type="gramStart"/>
-      <w:r>
-        <w:t>std::</w:t>
-      </w:r>
-      <w:proofErr w:type="spellStart"/>
-      <w:proofErr w:type="gramEnd"/>
-      <w:r>
-        <w:t>jthread</w:t>
-      </w:r>
-      <w:proofErr w:type="spellEnd"/>
-      <w:r>
-        <w:t>): Receives all incoming UDP packets, dispatches acknowledgments for NTF messages, and enqueues received data into thread-safe queues.</w:t>
+        <w:t>Listening Thread (std::jthread): Receives all incoming UDP packets, dispatches acknowledgments for NTF messages, and enqueues received data into thread-safe queues.</w:t>
       </w:r>
     </w:p>
     <w:p>
@@ -5748,15 +5140,7 @@
         <w:t xml:space="preserve">Atomic Variables: </w:t>
       </w:r>
       <w:r>
-        <w:t xml:space="preserve">Round end time, current round, word length, and word string use </w:t>
-      </w:r>
-      <w:proofErr w:type="gramStart"/>
-      <w:r>
-        <w:t>std::</w:t>
-      </w:r>
-      <w:proofErr w:type="gramEnd"/>
-      <w:r>
-        <w:t>atomic for lock-free reads from the main thread, avoiding mutex overhead for frequently accessed game state.</w:t>
+        <w:t>Round end time, current round, word length, and word string use std::atomic for lock-free reads from the main thread, avoiding mutex overhead for frequently accessed game state.</w:t>
       </w:r>
     </w:p>
     <w:p>
@@ -5792,44 +5176,7 @@
         <w:spacing w:after="120"/>
       </w:pPr>
       <w:r>
-        <w:t xml:space="preserve">The client uses a state machine pattern with three distinct states, each implementing </w:t>
-      </w:r>
-      <w:proofErr w:type="spellStart"/>
-      <w:proofErr w:type="gramStart"/>
-      <w:r>
-        <w:t>handleEvent</w:t>
-      </w:r>
-      <w:proofErr w:type="spellEnd"/>
-      <w:r>
-        <w:t>(</w:t>
-      </w:r>
-      <w:proofErr w:type="gramEnd"/>
-      <w:r>
-        <w:t xml:space="preserve">), </w:t>
-      </w:r>
-      <w:proofErr w:type="gramStart"/>
-      <w:r>
-        <w:t>update(</w:t>
-      </w:r>
-      <w:proofErr w:type="gramEnd"/>
-      <w:r>
-        <w:t xml:space="preserve">), and </w:t>
-      </w:r>
-      <w:proofErr w:type="gramStart"/>
-      <w:r>
-        <w:t>render(</w:t>
-      </w:r>
-      <w:proofErr w:type="gramEnd"/>
-      <w:r>
-        <w:t xml:space="preserve">) virtual methods. The </w:t>
-      </w:r>
-      <w:proofErr w:type="spellStart"/>
-      <w:r>
-        <w:t>StateMachine</w:t>
-      </w:r>
-      <w:proofErr w:type="spellEnd"/>
-      <w:r>
-        <w:t xml:space="preserve"> class manages transitions between states:</w:t>
+        <w:t>The client uses a state machine pattern with three distinct states, each implementing handleEvent(), update(), and render() virtual methods. The StateMachine class manages transitions between states:</w:t>
       </w:r>
     </w:p>
     <w:p>
@@ -5841,93 +5188,37 @@
           <w:b/>
           <w:bCs/>
         </w:rPr>
-        <w:t xml:space="preserve">1. </w:t>
-      </w:r>
-      <w:proofErr w:type="spellStart"/>
+        <w:t xml:space="preserve">1. LoginState: </w:t>
+      </w:r>
+      <w:r>
+        <w:t>Presents username and password input fields. Supports both login and account creation. Can discover the server via LAN broadcast (255.255.255.255) or connect to a specific IP address entered by the user.</w:t>
+      </w:r>
+    </w:p>
+    <w:p>
+      <w:pPr>
+        <w:spacing w:after="120"/>
+      </w:pPr>
       <w:r>
         <w:rPr>
           <w:b/>
           <w:bCs/>
         </w:rPr>
-        <w:t>LoginState</w:t>
-      </w:r>
-      <w:proofErr w:type="spellEnd"/>
+        <w:t xml:space="preserve">2. MainMenuState: </w:t>
+      </w:r>
+      <w:r>
+        <w:t>Displays a “Play” button to join the game. Transitions to CoreGameState upon receiving a successful RSP_PLAY_GAME response from the server.</w:t>
+      </w:r>
+    </w:p>
+    <w:p>
+      <w:pPr>
+        <w:spacing w:after="120"/>
+      </w:pPr>
       <w:r>
         <w:rPr>
           <w:b/>
           <w:bCs/>
         </w:rPr>
-        <w:t xml:space="preserve">: </w:t>
-      </w:r>
-      <w:r>
-        <w:t>Presents username and password input fields. Supports both login and account creation. Can discover the server via LAN broadcast (255.255.255.255) or connect to a specific IP address entered by the user.</w:t>
-      </w:r>
-    </w:p>
-    <w:p>
-      <w:pPr>
-        <w:spacing w:after="120"/>
-      </w:pPr>
-      <w:r>
-        <w:rPr>
-          <w:b/>
-          <w:bCs/>
-        </w:rPr>
-        <w:t xml:space="preserve">2. </w:t>
-      </w:r>
-      <w:proofErr w:type="spellStart"/>
-      <w:r>
-        <w:rPr>
-          <w:b/>
-          <w:bCs/>
-        </w:rPr>
-        <w:t>MainMenuState</w:t>
-      </w:r>
-      <w:proofErr w:type="spellEnd"/>
-      <w:r>
-        <w:rPr>
-          <w:b/>
-          <w:bCs/>
-        </w:rPr>
-        <w:t xml:space="preserve">: </w:t>
-      </w:r>
-      <w:r>
-        <w:t xml:space="preserve">Displays a “Play” button to join the game. Transitions to </w:t>
-      </w:r>
-      <w:proofErr w:type="spellStart"/>
-      <w:r>
-        <w:t>CoreGameState</w:t>
-      </w:r>
-      <w:proofErr w:type="spellEnd"/>
-      <w:r>
-        <w:t xml:space="preserve"> upon receiving a successful RSP_PLAY_GAME response from the server.</w:t>
-      </w:r>
-    </w:p>
-    <w:p>
-      <w:pPr>
-        <w:spacing w:after="120"/>
-      </w:pPr>
-      <w:r>
-        <w:rPr>
-          <w:b/>
-          <w:bCs/>
-        </w:rPr>
-        <w:t xml:space="preserve">3. </w:t>
-      </w:r>
-      <w:proofErr w:type="spellStart"/>
-      <w:r>
-        <w:rPr>
-          <w:b/>
-          <w:bCs/>
-        </w:rPr>
-        <w:t>CoreGameState</w:t>
-      </w:r>
-      <w:proofErr w:type="spellEnd"/>
-      <w:r>
-        <w:rPr>
-          <w:b/>
-          <w:bCs/>
-        </w:rPr>
-        <w:t xml:space="preserve">: </w:t>
+        <w:t xml:space="preserve">3. CoreGameState: </w:t>
       </w:r>
       <w:r>
         <w:t>The main gameplay state containing all interactive components:</w:t>
@@ -5943,15 +5234,7 @@
         <w:spacing w:after="60"/>
       </w:pPr>
       <w:r>
-        <w:t xml:space="preserve">Canvas: SFML </w:t>
-      </w:r>
-      <w:proofErr w:type="spellStart"/>
-      <w:r>
-        <w:t>VertexArray</w:t>
-      </w:r>
-      <w:proofErr w:type="spellEnd"/>
-      <w:r>
-        <w:t>-based drawing surface with quad-per-point rendering and circle joints for smooth, continuous strokes.</w:t>
+        <w:t>Canvas: SFML VertexArray-based drawing surface with quad-per-point rendering and circle joints for smooth, continuous strokes.</w:t>
       </w:r>
     </w:p>
     <w:p>
@@ -5963,14 +5246,9 @@
         </w:numPr>
         <w:spacing w:after="60"/>
       </w:pPr>
-      <w:proofErr w:type="spellStart"/>
       <w:r>
         <w:lastRenderedPageBreak/>
-        <w:t>ChatBox</w:t>
-      </w:r>
-      <w:proofErr w:type="spellEnd"/>
-      <w:r>
-        <w:t>: Displays chat messages, real-time scoreboard with player names and scores, and the current drawer’s name.</w:t>
+        <w:t>ChatBox: Displays chat messages, real-time scoreboard with player names and scores, and the current drawer’s name.</w:t>
       </w:r>
     </w:p>
     <w:p>
@@ -5982,21 +5260,8 @@
         </w:numPr>
         <w:spacing w:after="60"/>
       </w:pPr>
-      <w:proofErr w:type="spellStart"/>
-      <w:r>
-        <w:t>ColourPicker</w:t>
-      </w:r>
-      <w:proofErr w:type="spellEnd"/>
-      <w:r>
-        <w:t xml:space="preserve">: 7-column palette grid of colour swatches (30×30 </w:t>
-      </w:r>
-      <w:proofErr w:type="spellStart"/>
-      <w:r>
-        <w:t>px</w:t>
-      </w:r>
-      <w:proofErr w:type="spellEnd"/>
-      <w:r>
-        <w:t xml:space="preserve"> each) with selection highlighting.</w:t>
+      <w:r>
+        <w:t>ColourPicker: 7-column palette grid of colour swatches (30×30 px each) with selection highlighting.</w:t>
       </w:r>
     </w:p>
     <w:p>
@@ -6008,13 +5273,8 @@
         </w:numPr>
         <w:spacing w:after="60"/>
       </w:pPr>
-      <w:proofErr w:type="spellStart"/>
-      <w:r>
-        <w:t>ToolPicker</w:t>
-      </w:r>
-      <w:proofErr w:type="spellEnd"/>
-      <w:r>
-        <w:t>: Brush and eraser tool selection with icon-based buttons and callbacks.</w:t>
+      <w:r>
+        <w:t>ToolPicker: Brush and eraser tool selection with icon-based buttons and callbacks.</w:t>
       </w:r>
     </w:p>
     <w:p>
@@ -6027,15 +5287,7 @@
         <w:spacing w:after="60"/>
       </w:pPr>
       <w:r>
-        <w:t xml:space="preserve">Brush Thickness Slider: Adjustable 1–50 </w:t>
-      </w:r>
-      <w:proofErr w:type="spellStart"/>
-      <w:r>
-        <w:t>px</w:t>
-      </w:r>
-      <w:proofErr w:type="spellEnd"/>
-      <w:r>
-        <w:t xml:space="preserve"> range with visual track, draggable knob, and real-time cursor preview.</w:t>
+        <w:t>Brush Thickness Slider: Adjustable 1–50 px range with visual track, draggable knob, and real-time cursor preview.</w:t>
       </w:r>
     </w:p>
     <w:p>
@@ -6111,15 +5363,7 @@
         <w:spacing w:after="120"/>
       </w:pPr>
       <w:r>
-        <w:t>Turn advancement (</w:t>
-      </w:r>
-      <w:proofErr w:type="spellStart"/>
-      <w:r>
-        <w:t>LOCK_advanceDrawer</w:t>
-      </w:r>
-      <w:proofErr w:type="spellEnd"/>
-      <w:r>
-        <w:t>) performs the following steps:</w:t>
+        <w:t>Turn advancement (LOCK_advanceDrawer) performs the following steps:</w:t>
       </w:r>
     </w:p>
     <w:p>
@@ -6145,15 +5389,7 @@
         <w:spacing w:after="60"/>
       </w:pPr>
       <w:r>
-        <w:t>Clear all “</w:t>
-      </w:r>
-      <w:proofErr w:type="spellStart"/>
-      <w:r>
-        <w:t>wordAlreadyGuessed</w:t>
-      </w:r>
-      <w:proofErr w:type="spellEnd"/>
-      <w:r>
-        <w:t>” flags for every player.</w:t>
+        <w:t>Clear all “wordAlreadyGuessed” flags for every player.</w:t>
       </w:r>
     </w:p>
     <w:p>
@@ -6226,25 +5462,7 @@
         <w:spacing w:after="60"/>
       </w:pPr>
       <w:r>
-        <w:t xml:space="preserve">The </w:t>
-      </w:r>
-      <w:proofErr w:type="spellStart"/>
-      <w:r>
-        <w:t>UserStore</w:t>
-      </w:r>
-      <w:proofErr w:type="spellEnd"/>
-      <w:r>
-        <w:t xml:space="preserve"> class manages user credentials and high scores, loaded from </w:t>
-      </w:r>
-      <w:proofErr w:type="spellStart"/>
-      <w:proofErr w:type="gramStart"/>
-      <w:r>
-        <w:t>users.json</w:t>
-      </w:r>
-      <w:proofErr w:type="spellEnd"/>
-      <w:proofErr w:type="gramEnd"/>
-      <w:r>
-        <w:t xml:space="preserve"> at server startup and saved back on updates.</w:t>
+        <w:t>The UserStore class manages user credentials and high scores, loaded from users.json at server startup and saved back on updates.</w:t>
       </w:r>
     </w:p>
     <w:p>
@@ -6452,15 +5670,7 @@
         <w:spacing w:after="60"/>
       </w:pPr>
       <w:r>
-        <w:t>The server compares each chat message against the current secret word. If there is a match, both the guesser and the drawer receive +1 point. The guesser’s “</w:t>
-      </w:r>
-      <w:proofErr w:type="spellStart"/>
-      <w:r>
-        <w:t>wordAlreadyGuessed</w:t>
-      </w:r>
-      <w:proofErr w:type="spellEnd"/>
-      <w:r>
-        <w:t>” flag is set to prevent duplicate scoring within the same turn.</w:t>
+        <w:t>The server compares each chat message against the current secret word. If there is a match, both the guesser and the drawer receive +1 point. The guesser’s “wordAlreadyGuessed” flag is set to prevent duplicate scoring within the same turn.</w:t>
       </w:r>
     </w:p>
     <w:p>
@@ -6501,11 +5711,9 @@
       <w:pPr>
         <w:spacing w:after="120"/>
       </w:pPr>
-      <w:proofErr w:type="spellStart"/>
-      <w:r>
-        <w:t>StrokeNet</w:t>
-      </w:r>
-      <w:proofErr w:type="spellEnd"/>
+      <w:r>
+        <w:t>DigiStroke</w:t>
+      </w:r>
       <w:r>
         <w:t xml:space="preserve"> handles network disruptions and player disconnections gracefully:</w:t>
       </w:r>
@@ -6572,15 +5780,7 @@
         <w:spacing w:after="60"/>
       </w:pPr>
       <w:r>
-        <w:t xml:space="preserve">If a player reconnects (logs in again), they receive a new session ID and can rejoin the game. The server streams the current stroke history and chat </w:t>
-      </w:r>
-      <w:proofErr w:type="gramStart"/>
-      <w:r>
-        <w:t>history</w:t>
-      </w:r>
-      <w:proofErr w:type="gramEnd"/>
-      <w:r>
-        <w:t xml:space="preserve"> so the reconnected player sees the up-to-date game state.</w:t>
+        <w:t>If a player reconnects (logs in again), they receive a new session ID and can rejoin the game. The server streams the current stroke history and chat history so the reconnected player sees the up-to-date game state.</w:t>
       </w:r>
     </w:p>
     <w:p>
@@ -6594,15 +5794,7 @@
       </w:pPr>
       <w:r>
         <w:lastRenderedPageBreak/>
-        <w:t xml:space="preserve">The server’s retry mechanism (100 </w:t>
-      </w:r>
-      <w:proofErr w:type="spellStart"/>
-      <w:r>
-        <w:t>ms</w:t>
-      </w:r>
-      <w:proofErr w:type="spellEnd"/>
-      <w:r>
-        <w:t xml:space="preserve"> retransmission, 1 s timeout) ensures that minor packet loss on the LAN does not cause state inconsistencies between clients.</w:t>
+        <w:t>The server’s retry mechanism (100 ms retransmission, 1 s timeout) ensures that minor packet loss on the LAN does not cause state inconsistencies between clients.</w:t>
       </w:r>
     </w:p>
     <w:p>
@@ -6640,15 +5832,7 @@
         <w:t xml:space="preserve">2. Hybrid Reliability (REQ/RSP + FAF): </w:t>
       </w:r>
       <w:r>
-        <w:t xml:space="preserve">Drawing extensions sent at 60 Hz do not need guaranteed delivery since the next update corrects any gap within ~16 </w:t>
-      </w:r>
-      <w:proofErr w:type="spellStart"/>
-      <w:r>
-        <w:t>ms</w:t>
-      </w:r>
-      <w:proofErr w:type="spellEnd"/>
-      <w:r>
-        <w:t>. This saves significant bandwidth and reduces perceived latency.</w:t>
+        <w:t>Drawing extensions sent at 60 Hz do not need guaranteed delivery since the next update corrects any gap within ~16 ms. This saves significant bandwidth and reduces perceived latency.</w:t>
       </w:r>
     </w:p>
     <w:p>
@@ -6751,22 +5935,16 @@
         <w:tblLook w:val="0000" w:firstRow="0" w:lastRow="0" w:firstColumn="0" w:lastColumn="0" w:noHBand="0" w:noVBand="0"/>
       </w:tblPr>
       <w:tblGrid>
-        <w:gridCol w:w="2173"/>
-        <w:gridCol w:w="1585"/>
-        <w:gridCol w:w="1586"/>
+        <w:gridCol w:w="2110"/>
+        <w:gridCol w:w="1547"/>
+        <w:gridCol w:w="1746"/>
         <w:gridCol w:w="1634"/>
-        <w:gridCol w:w="2382"/>
+        <w:gridCol w:w="2323"/>
       </w:tblGrid>
       <w:tr>
-        <w:tblPrEx>
-          <w:tblCellMar>
-            <w:top w:w="0" w:type="dxa"/>
-            <w:bottom w:w="0" w:type="dxa"/>
-          </w:tblCellMar>
-        </w:tblPrEx>
-        <w:tc>
-          <w:tcPr>
-            <w:tcW w:w="2200" w:type="dxa"/>
+        <w:tc>
+          <w:tcPr>
+            <w:tcW w:w="2175" w:type="dxa"/>
             <w:tcBorders>
               <w:top w:val="single" w:sz="1" w:space="0" w:color="999999"/>
               <w:left w:val="single" w:sz="1" w:space="0" w:color="999999"/>
@@ -6796,7 +5974,7 @@
         </w:tc>
         <w:tc>
           <w:tcPr>
-            <w:tcW w:w="1600" w:type="dxa"/>
+            <w:tcW w:w="1582" w:type="dxa"/>
             <w:tcBorders>
               <w:top w:val="single" w:sz="1" w:space="0" w:color="999999"/>
               <w:left w:val="single" w:sz="1" w:space="0" w:color="999999"/>
@@ -6826,7 +6004,7 @@
         </w:tc>
         <w:tc>
           <w:tcPr>
-            <w:tcW w:w="1600" w:type="dxa"/>
+            <w:tcW w:w="1591" w:type="dxa"/>
             <w:tcBorders>
               <w:top w:val="single" w:sz="1" w:space="0" w:color="999999"/>
               <w:left w:val="single" w:sz="1" w:space="0" w:color="999999"/>
@@ -6842,7 +6020,6 @@
             </w:tcMar>
           </w:tcPr>
           <w:p>
-            <w:proofErr w:type="spellStart"/>
             <w:r>
               <w:rPr>
                 <w:b/>
@@ -6851,9 +6028,28 @@
                 <w:sz w:val="20"/>
                 <w:szCs w:val="20"/>
               </w:rPr>
-              <w:t>DigiPen</w:t>
-            </w:r>
-            <w:proofErr w:type="spellEnd"/>
+              <w:t>DigiPen ID</w:t>
+            </w:r>
+          </w:p>
+        </w:tc>
+        <w:tc>
+          <w:tcPr>
+            <w:tcW w:w="1634" w:type="dxa"/>
+            <w:tcBorders>
+              <w:top w:val="single" w:sz="1" w:space="0" w:color="999999"/>
+              <w:left w:val="single" w:sz="1" w:space="0" w:color="999999"/>
+              <w:bottom w:val="single" w:sz="1" w:space="0" w:color="999999"/>
+              <w:right w:val="single" w:sz="1" w:space="0" w:color="999999"/>
+            </w:tcBorders>
+            <w:shd w:val="clear" w:color="auto" w:fill="2E5090"/>
+            <w:tcMar>
+              <w:top w:w="60" w:type="dxa"/>
+              <w:left w:w="100" w:type="dxa"/>
+              <w:bottom w:w="60" w:type="dxa"/>
+              <w:right w:w="100" w:type="dxa"/>
+            </w:tcMar>
+          </w:tcPr>
+          <w:p>
             <w:r>
               <w:rPr>
                 <w:b/>
@@ -6862,13 +6058,13 @@
                 <w:sz w:val="20"/>
                 <w:szCs w:val="20"/>
               </w:rPr>
-              <w:t xml:space="preserve"> ID</w:t>
-            </w:r>
-          </w:p>
-        </w:tc>
-        <w:tc>
-          <w:tcPr>
-            <w:tcW w:w="1560" w:type="dxa"/>
+              <w:t>Contribution %</w:t>
+            </w:r>
+          </w:p>
+        </w:tc>
+        <w:tc>
+          <w:tcPr>
+            <w:tcW w:w="2378" w:type="dxa"/>
             <w:tcBorders>
               <w:top w:val="single" w:sz="1" w:space="0" w:color="999999"/>
               <w:left w:val="single" w:sz="1" w:space="0" w:color="999999"/>
@@ -6892,51 +6088,151 @@
                 <w:sz w:val="20"/>
                 <w:szCs w:val="20"/>
               </w:rPr>
-              <w:t>Contribution %</w:t>
-            </w:r>
-          </w:p>
-        </w:tc>
-        <w:tc>
-          <w:tcPr>
-            <w:tcW w:w="2400" w:type="dxa"/>
-            <w:tcBorders>
-              <w:top w:val="single" w:sz="1" w:space="0" w:color="999999"/>
-              <w:left w:val="single" w:sz="1" w:space="0" w:color="999999"/>
-              <w:bottom w:val="single" w:sz="1" w:space="0" w:color="999999"/>
-              <w:right w:val="single" w:sz="1" w:space="0" w:color="999999"/>
-            </w:tcBorders>
-            <w:shd w:val="clear" w:color="auto" w:fill="2E5090"/>
-            <w:tcMar>
-              <w:top w:w="60" w:type="dxa"/>
-              <w:left w:w="100" w:type="dxa"/>
-              <w:bottom w:w="60" w:type="dxa"/>
-              <w:right w:w="100" w:type="dxa"/>
-            </w:tcMar>
-          </w:tcPr>
-          <w:p>
-            <w:r>
-              <w:rPr>
-                <w:b/>
-                <w:bCs/>
-                <w:color w:val="FFFFFF"/>
+              <w:t>Areas of Responsibility</w:t>
+            </w:r>
+          </w:p>
+        </w:tc>
+      </w:tr>
+      <w:tr>
+        <w:tc>
+          <w:tcPr>
+            <w:tcW w:w="2175" w:type="dxa"/>
+            <w:tcBorders>
+              <w:top w:val="single" w:sz="1" w:space="0" w:color="999999"/>
+              <w:left w:val="single" w:sz="1" w:space="0" w:color="999999"/>
+              <w:bottom w:val="single" w:sz="1" w:space="0" w:color="999999"/>
+              <w:right w:val="single" w:sz="1" w:space="0" w:color="999999"/>
+            </w:tcBorders>
+            <w:tcMar>
+              <w:top w:w="60" w:type="dxa"/>
+              <w:left w:w="100" w:type="dxa"/>
+              <w:bottom w:w="60" w:type="dxa"/>
+              <w:right w:w="100" w:type="dxa"/>
+            </w:tcMar>
+          </w:tcPr>
+          <w:p>
+            <w:r>
+              <w:rPr>
                 <w:sz w:val="20"/>
                 <w:szCs w:val="20"/>
               </w:rPr>
-              <w:t>Areas of Responsibility</w:t>
+              <w:t>Loh Boon Cheong, Timothy</w:t>
+            </w:r>
+          </w:p>
+        </w:tc>
+        <w:tc>
+          <w:tcPr>
+            <w:tcW w:w="1582" w:type="dxa"/>
+            <w:tcBorders>
+              <w:top w:val="single" w:sz="1" w:space="0" w:color="999999"/>
+              <w:left w:val="single" w:sz="1" w:space="0" w:color="999999"/>
+              <w:bottom w:val="single" w:sz="1" w:space="0" w:color="999999"/>
+              <w:right w:val="single" w:sz="1" w:space="0" w:color="999999"/>
+            </w:tcBorders>
+            <w:tcMar>
+              <w:top w:w="60" w:type="dxa"/>
+              <w:left w:w="100" w:type="dxa"/>
+              <w:bottom w:w="60" w:type="dxa"/>
+              <w:right w:w="100" w:type="dxa"/>
+            </w:tcMar>
+          </w:tcPr>
+          <w:p>
+            <w:r>
+              <w:t>2401679</w:t>
+            </w:r>
+          </w:p>
+        </w:tc>
+        <w:tc>
+          <w:tcPr>
+            <w:tcW w:w="1591" w:type="dxa"/>
+            <w:tcBorders>
+              <w:top w:val="single" w:sz="1" w:space="0" w:color="999999"/>
+              <w:left w:val="single" w:sz="1" w:space="0" w:color="999999"/>
+              <w:bottom w:val="single" w:sz="1" w:space="0" w:color="999999"/>
+              <w:right w:val="single" w:sz="1" w:space="0" w:color="999999"/>
+            </w:tcBorders>
+            <w:tcMar>
+              <w:top w:w="60" w:type="dxa"/>
+              <w:left w:w="100" w:type="dxa"/>
+              <w:bottom w:w="60" w:type="dxa"/>
+              <w:right w:w="100" w:type="dxa"/>
+            </w:tcMar>
+          </w:tcPr>
+          <w:p>
+            <w:pPr>
+              <w:rPr>
+                <w:rFonts w:ascii="Aptos Narrow" w:hAnsi="Aptos Narrow"/>
+                <w:color w:val="000000"/>
+                <w:sz w:val="20"/>
+                <w:szCs w:val="20"/>
+              </w:rPr>
+            </w:pPr>
+            <w:r>
+              <w:rPr>
+                <w:rFonts w:ascii="Aptos Narrow" w:hAnsi="Aptos Narrow"/>
+                <w:color w:val="000000"/>
+                <w:sz w:val="20"/>
+                <w:szCs w:val="20"/>
+              </w:rPr>
+              <w:t>loh.b</w:t>
+            </w:r>
+          </w:p>
+        </w:tc>
+        <w:tc>
+          <w:tcPr>
+            <w:tcW w:w="1634" w:type="dxa"/>
+            <w:tcBorders>
+              <w:top w:val="single" w:sz="1" w:space="0" w:color="999999"/>
+              <w:left w:val="single" w:sz="1" w:space="0" w:color="999999"/>
+              <w:bottom w:val="single" w:sz="1" w:space="0" w:color="999999"/>
+              <w:right w:val="single" w:sz="1" w:space="0" w:color="999999"/>
+            </w:tcBorders>
+            <w:tcMar>
+              <w:top w:w="60" w:type="dxa"/>
+              <w:left w:w="100" w:type="dxa"/>
+              <w:bottom w:w="60" w:type="dxa"/>
+              <w:right w:w="100" w:type="dxa"/>
+            </w:tcMar>
+          </w:tcPr>
+          <w:p>
+            <w:r>
+              <w:t>25</w:t>
+            </w:r>
+          </w:p>
+        </w:tc>
+        <w:tc>
+          <w:tcPr>
+            <w:tcW w:w="2378" w:type="dxa"/>
+            <w:tcBorders>
+              <w:top w:val="single" w:sz="1" w:space="0" w:color="999999"/>
+              <w:left w:val="single" w:sz="1" w:space="0" w:color="999999"/>
+              <w:bottom w:val="single" w:sz="1" w:space="0" w:color="999999"/>
+              <w:right w:val="single" w:sz="1" w:space="0" w:color="999999"/>
+            </w:tcBorders>
+            <w:tcMar>
+              <w:top w:w="60" w:type="dxa"/>
+              <w:left w:w="100" w:type="dxa"/>
+              <w:bottom w:w="60" w:type="dxa"/>
+              <w:right w:w="100" w:type="dxa"/>
+            </w:tcMar>
+          </w:tcPr>
+          <w:p>
+            <w:r>
+              <w:rPr>
+                <w:rFonts w:ascii="Aptos Narrow" w:hAnsi="Aptos Narrow"/>
+                <w:color w:val="000000"/>
+                <w:sz w:val="20"/>
+                <w:szCs w:val="20"/>
+              </w:rPr>
+              <w:t>Networking architecture</w:t>
             </w:r>
           </w:p>
         </w:tc>
       </w:tr>
       <w:tr>
-        <w:tblPrEx>
-          <w:tblCellMar>
-            <w:top w:w="0" w:type="dxa"/>
-            <w:bottom w:w="0" w:type="dxa"/>
-          </w:tblCellMar>
-        </w:tblPrEx>
-        <w:tc>
-          <w:tcPr>
-            <w:tcW w:w="2200" w:type="dxa"/>
+        <w:tc>
+          <w:tcPr>
+            <w:tcW w:w="2175" w:type="dxa"/>
             <w:tcBorders>
               <w:top w:val="single" w:sz="1" w:space="0" w:color="999999"/>
               <w:left w:val="single" w:sz="1" w:space="0" w:color="999999"/>
@@ -6956,13 +6252,35 @@
                 <w:sz w:val="20"/>
                 <w:szCs w:val="20"/>
               </w:rPr>
-              <w:t>[TODO]</w:t>
-            </w:r>
-          </w:p>
-        </w:tc>
-        <w:tc>
-          <w:tcPr>
-            <w:tcW w:w="1600" w:type="dxa"/>
+              <w:t>William Wibisana Dumanauw</w:t>
+            </w:r>
+          </w:p>
+        </w:tc>
+        <w:tc>
+          <w:tcPr>
+            <w:tcW w:w="1582" w:type="dxa"/>
+            <w:tcBorders>
+              <w:top w:val="single" w:sz="1" w:space="0" w:color="999999"/>
+              <w:left w:val="single" w:sz="1" w:space="0" w:color="999999"/>
+              <w:bottom w:val="single" w:sz="1" w:space="0" w:color="999999"/>
+              <w:right w:val="single" w:sz="1" w:space="0" w:color="999999"/>
+            </w:tcBorders>
+            <w:tcMar>
+              <w:top w:w="60" w:type="dxa"/>
+              <w:left w:w="100" w:type="dxa"/>
+              <w:bottom w:w="60" w:type="dxa"/>
+              <w:right w:w="100" w:type="dxa"/>
+            </w:tcMar>
+          </w:tcPr>
+          <w:p>
+            <w:r>
+              <w:t>2401252</w:t>
+            </w:r>
+          </w:p>
+        </w:tc>
+        <w:tc>
+          <w:tcPr>
+            <w:tcW w:w="1591" w:type="dxa"/>
             <w:tcBorders>
               <w:top w:val="single" w:sz="1" w:space="0" w:color="999999"/>
               <w:left w:val="single" w:sz="1" w:space="0" w:color="999999"/>
@@ -6982,13 +6300,35 @@
                 <w:sz w:val="20"/>
                 <w:szCs w:val="20"/>
               </w:rPr>
-              <w:t>[TODO]</w:t>
-            </w:r>
-          </w:p>
-        </w:tc>
-        <w:tc>
-          <w:tcPr>
-            <w:tcW w:w="1600" w:type="dxa"/>
+              <w:t>williamwibisana.d</w:t>
+            </w:r>
+          </w:p>
+        </w:tc>
+        <w:tc>
+          <w:tcPr>
+            <w:tcW w:w="1634" w:type="dxa"/>
+            <w:tcBorders>
+              <w:top w:val="single" w:sz="1" w:space="0" w:color="999999"/>
+              <w:left w:val="single" w:sz="1" w:space="0" w:color="999999"/>
+              <w:bottom w:val="single" w:sz="1" w:space="0" w:color="999999"/>
+              <w:right w:val="single" w:sz="1" w:space="0" w:color="999999"/>
+            </w:tcBorders>
+            <w:tcMar>
+              <w:top w:w="60" w:type="dxa"/>
+              <w:left w:w="100" w:type="dxa"/>
+              <w:bottom w:w="60" w:type="dxa"/>
+              <w:right w:w="100" w:type="dxa"/>
+            </w:tcMar>
+          </w:tcPr>
+          <w:p>
+            <w:r>
+              <w:t>25</w:t>
+            </w:r>
+          </w:p>
+        </w:tc>
+        <w:tc>
+          <w:tcPr>
+            <w:tcW w:w="2378" w:type="dxa"/>
             <w:tcBorders>
               <w:top w:val="single" w:sz="1" w:space="0" w:color="999999"/>
               <w:left w:val="single" w:sz="1" w:space="0" w:color="999999"/>
@@ -7008,39 +6348,22 @@
                 <w:sz w:val="20"/>
                 <w:szCs w:val="20"/>
               </w:rPr>
-              <w:t>[TODO]</w:t>
-            </w:r>
-          </w:p>
-        </w:tc>
-        <w:tc>
-          <w:tcPr>
-            <w:tcW w:w="1560" w:type="dxa"/>
-            <w:tcBorders>
-              <w:top w:val="single" w:sz="1" w:space="0" w:color="999999"/>
-              <w:left w:val="single" w:sz="1" w:space="0" w:color="999999"/>
-              <w:bottom w:val="single" w:sz="1" w:space="0" w:color="999999"/>
-              <w:right w:val="single" w:sz="1" w:space="0" w:color="999999"/>
-            </w:tcBorders>
-            <w:tcMar>
-              <w:top w:w="60" w:type="dxa"/>
-              <w:left w:w="100" w:type="dxa"/>
-              <w:bottom w:w="60" w:type="dxa"/>
-              <w:right w:w="100" w:type="dxa"/>
-            </w:tcMar>
-          </w:tcPr>
-          <w:p>
+              <w:t xml:space="preserve">Networking Architecture / </w:t>
+            </w:r>
             <w:r>
               <w:rPr>
                 <w:sz w:val="20"/>
                 <w:szCs w:val="20"/>
               </w:rPr>
-              <w:t>[TODO]</w:t>
-            </w:r>
-          </w:p>
-        </w:tc>
-        <w:tc>
-          <w:tcPr>
-            <w:tcW w:w="2400" w:type="dxa"/>
+              <w:t>Canvas &amp; Drawing Logic</w:t>
+            </w:r>
+          </w:p>
+        </w:tc>
+      </w:tr>
+      <w:tr>
+        <w:tc>
+          <w:tcPr>
+            <w:tcW w:w="2175" w:type="dxa"/>
             <w:tcBorders>
               <w:top w:val="single" w:sz="1" w:space="0" w:color="999999"/>
               <w:left w:val="single" w:sz="1" w:space="0" w:color="999999"/>
@@ -7060,21 +6383,123 @@
                 <w:sz w:val="20"/>
                 <w:szCs w:val="20"/>
               </w:rPr>
-              <w:t>[TODO]</w:t>
+              <w:t>Xavier Koh Zhi Kuang</w:t>
+            </w:r>
+          </w:p>
+        </w:tc>
+        <w:tc>
+          <w:tcPr>
+            <w:tcW w:w="1582" w:type="dxa"/>
+            <w:tcBorders>
+              <w:top w:val="single" w:sz="1" w:space="0" w:color="999999"/>
+              <w:left w:val="single" w:sz="1" w:space="0" w:color="999999"/>
+              <w:bottom w:val="single" w:sz="1" w:space="0" w:color="999999"/>
+              <w:right w:val="single" w:sz="1" w:space="0" w:color="999999"/>
+            </w:tcBorders>
+            <w:tcMar>
+              <w:top w:w="60" w:type="dxa"/>
+              <w:left w:w="100" w:type="dxa"/>
+              <w:bottom w:w="60" w:type="dxa"/>
+              <w:right w:w="100" w:type="dxa"/>
+            </w:tcMar>
+          </w:tcPr>
+          <w:p>
+            <w:r>
+              <w:t>2401453</w:t>
+            </w:r>
+          </w:p>
+        </w:tc>
+        <w:tc>
+          <w:tcPr>
+            <w:tcW w:w="1591" w:type="dxa"/>
+            <w:tcBorders>
+              <w:top w:val="single" w:sz="1" w:space="0" w:color="999999"/>
+              <w:left w:val="single" w:sz="1" w:space="0" w:color="999999"/>
+              <w:bottom w:val="single" w:sz="1" w:space="0" w:color="999999"/>
+              <w:right w:val="single" w:sz="1" w:space="0" w:color="999999"/>
+            </w:tcBorders>
+            <w:tcMar>
+              <w:top w:w="60" w:type="dxa"/>
+              <w:left w:w="100" w:type="dxa"/>
+              <w:bottom w:w="60" w:type="dxa"/>
+              <w:right w:w="100" w:type="dxa"/>
+            </w:tcMar>
+          </w:tcPr>
+          <w:p>
+            <w:pPr>
+              <w:rPr>
+                <w:rFonts w:ascii="Aptos Narrow" w:hAnsi="Aptos Narrow"/>
+                <w:color w:val="000000"/>
+                <w:sz w:val="20"/>
+                <w:szCs w:val="20"/>
+              </w:rPr>
+            </w:pPr>
+            <w:r>
+              <w:rPr>
+                <w:rFonts w:ascii="Aptos Narrow" w:hAnsi="Aptos Narrow"/>
+                <w:color w:val="000000"/>
+                <w:sz w:val="20"/>
+                <w:szCs w:val="20"/>
+              </w:rPr>
+              <w:t>z.koh</w:t>
+            </w:r>
+          </w:p>
+        </w:tc>
+        <w:tc>
+          <w:tcPr>
+            <w:tcW w:w="1634" w:type="dxa"/>
+            <w:tcBorders>
+              <w:top w:val="single" w:sz="1" w:space="0" w:color="999999"/>
+              <w:left w:val="single" w:sz="1" w:space="0" w:color="999999"/>
+              <w:bottom w:val="single" w:sz="1" w:space="0" w:color="999999"/>
+              <w:right w:val="single" w:sz="1" w:space="0" w:color="999999"/>
+            </w:tcBorders>
+            <w:tcMar>
+              <w:top w:w="60" w:type="dxa"/>
+              <w:left w:w="100" w:type="dxa"/>
+              <w:bottom w:w="60" w:type="dxa"/>
+              <w:right w:w="100" w:type="dxa"/>
+            </w:tcMar>
+          </w:tcPr>
+          <w:p>
+            <w:r>
+              <w:t>25</w:t>
+            </w:r>
+          </w:p>
+        </w:tc>
+        <w:tc>
+          <w:tcPr>
+            <w:tcW w:w="2378" w:type="dxa"/>
+            <w:tcBorders>
+              <w:top w:val="single" w:sz="1" w:space="0" w:color="999999"/>
+              <w:left w:val="single" w:sz="1" w:space="0" w:color="999999"/>
+              <w:bottom w:val="single" w:sz="1" w:space="0" w:color="999999"/>
+              <w:right w:val="single" w:sz="1" w:space="0" w:color="999999"/>
+            </w:tcBorders>
+            <w:tcMar>
+              <w:top w:w="60" w:type="dxa"/>
+              <w:left w:w="100" w:type="dxa"/>
+              <w:bottom w:w="60" w:type="dxa"/>
+              <w:right w:w="100" w:type="dxa"/>
+            </w:tcMar>
+          </w:tcPr>
+          <w:p>
+            <w:r>
+              <w:rPr>
+                <w:rFonts w:ascii="Aptos Narrow" w:hAnsi="Aptos Narrow"/>
+                <w:color w:val="000000"/>
+                <w:sz w:val="20"/>
+                <w:szCs w:val="20"/>
+              </w:rPr>
+              <w:t>Networking architecture / Game Logic</w:t>
             </w:r>
           </w:p>
         </w:tc>
       </w:tr>
       <w:tr>
-        <w:tblPrEx>
-          <w:tblCellMar>
-            <w:top w:w="0" w:type="dxa"/>
-            <w:bottom w:w="0" w:type="dxa"/>
-          </w:tblCellMar>
-        </w:tblPrEx>
-        <w:tc>
-          <w:tcPr>
-            <w:tcW w:w="2200" w:type="dxa"/>
+        <w:tc>
+          <w:tcPr>
+            <w:tcW w:w="2175" w:type="dxa"/>
             <w:tcBorders>
               <w:top w:val="single" w:sz="1" w:space="0" w:color="999999"/>
               <w:left w:val="single" w:sz="1" w:space="0" w:color="999999"/>
@@ -7094,387 +6519,115 @@
                 <w:sz w:val="20"/>
                 <w:szCs w:val="20"/>
               </w:rPr>
-              <w:t>[TODO]</w:t>
-            </w:r>
-          </w:p>
-        </w:tc>
-        <w:tc>
-          <w:tcPr>
-            <w:tcW w:w="1600" w:type="dxa"/>
-            <w:tcBorders>
-              <w:top w:val="single" w:sz="1" w:space="0" w:color="999999"/>
-              <w:left w:val="single" w:sz="1" w:space="0" w:color="999999"/>
-              <w:bottom w:val="single" w:sz="1" w:space="0" w:color="999999"/>
-              <w:right w:val="single" w:sz="1" w:space="0" w:color="999999"/>
-            </w:tcBorders>
-            <w:tcMar>
-              <w:top w:w="60" w:type="dxa"/>
-              <w:left w:w="100" w:type="dxa"/>
-              <w:bottom w:w="60" w:type="dxa"/>
-              <w:right w:w="100" w:type="dxa"/>
-            </w:tcMar>
-          </w:tcPr>
-          <w:p>
-            <w:r>
-              <w:rPr>
+              <w:t>Alfred Lo Kai Xuan</w:t>
+            </w:r>
+          </w:p>
+        </w:tc>
+        <w:tc>
+          <w:tcPr>
+            <w:tcW w:w="1582" w:type="dxa"/>
+            <w:tcBorders>
+              <w:top w:val="single" w:sz="1" w:space="0" w:color="999999"/>
+              <w:left w:val="single" w:sz="1" w:space="0" w:color="999999"/>
+              <w:bottom w:val="single" w:sz="1" w:space="0" w:color="999999"/>
+              <w:right w:val="single" w:sz="1" w:space="0" w:color="999999"/>
+            </w:tcBorders>
+            <w:tcMar>
+              <w:top w:w="60" w:type="dxa"/>
+              <w:left w:w="100" w:type="dxa"/>
+              <w:bottom w:w="60" w:type="dxa"/>
+              <w:right w:w="100" w:type="dxa"/>
+            </w:tcMar>
+          </w:tcPr>
+          <w:p>
+            <w:r>
+              <w:t>2400551</w:t>
+            </w:r>
+          </w:p>
+        </w:tc>
+        <w:tc>
+          <w:tcPr>
+            <w:tcW w:w="1591" w:type="dxa"/>
+            <w:tcBorders>
+              <w:top w:val="single" w:sz="1" w:space="0" w:color="999999"/>
+              <w:left w:val="single" w:sz="1" w:space="0" w:color="999999"/>
+              <w:bottom w:val="single" w:sz="1" w:space="0" w:color="999999"/>
+              <w:right w:val="single" w:sz="1" w:space="0" w:color="999999"/>
+            </w:tcBorders>
+            <w:tcMar>
+              <w:top w:w="60" w:type="dxa"/>
+              <w:left w:w="100" w:type="dxa"/>
+              <w:bottom w:w="60" w:type="dxa"/>
+              <w:right w:w="100" w:type="dxa"/>
+            </w:tcMar>
+          </w:tcPr>
+          <w:p>
+            <w:pPr>
+              <w:rPr>
+                <w:rFonts w:ascii="Aptos Narrow" w:hAnsi="Aptos Narrow"/>
+                <w:color w:val="000000"/>
                 <w:sz w:val="20"/>
                 <w:szCs w:val="20"/>
               </w:rPr>
-              <w:t>[TODO]</w:t>
-            </w:r>
-          </w:p>
-        </w:tc>
-        <w:tc>
-          <w:tcPr>
-            <w:tcW w:w="1600" w:type="dxa"/>
-            <w:tcBorders>
-              <w:top w:val="single" w:sz="1" w:space="0" w:color="999999"/>
-              <w:left w:val="single" w:sz="1" w:space="0" w:color="999999"/>
-              <w:bottom w:val="single" w:sz="1" w:space="0" w:color="999999"/>
-              <w:right w:val="single" w:sz="1" w:space="0" w:color="999999"/>
-            </w:tcBorders>
-            <w:tcMar>
-              <w:top w:w="60" w:type="dxa"/>
-              <w:left w:w="100" w:type="dxa"/>
-              <w:bottom w:w="60" w:type="dxa"/>
-              <w:right w:w="100" w:type="dxa"/>
-            </w:tcMar>
-          </w:tcPr>
-          <w:p>
-            <w:r>
-              <w:rPr>
+            </w:pPr>
+            <w:r>
+              <w:rPr>
+                <w:rFonts w:ascii="Aptos Narrow" w:hAnsi="Aptos Narrow"/>
+                <w:color w:val="000000"/>
                 <w:sz w:val="20"/>
                 <w:szCs w:val="20"/>
               </w:rPr>
-              <w:t>[TODO]</w:t>
-            </w:r>
-          </w:p>
-        </w:tc>
-        <w:tc>
-          <w:tcPr>
-            <w:tcW w:w="1560" w:type="dxa"/>
-            <w:tcBorders>
-              <w:top w:val="single" w:sz="1" w:space="0" w:color="999999"/>
-              <w:left w:val="single" w:sz="1" w:space="0" w:color="999999"/>
-              <w:bottom w:val="single" w:sz="1" w:space="0" w:color="999999"/>
-              <w:right w:val="single" w:sz="1" w:space="0" w:color="999999"/>
-            </w:tcBorders>
-            <w:tcMar>
-              <w:top w:w="60" w:type="dxa"/>
-              <w:left w:w="100" w:type="dxa"/>
-              <w:bottom w:w="60" w:type="dxa"/>
-              <w:right w:w="100" w:type="dxa"/>
-            </w:tcMar>
-          </w:tcPr>
-          <w:p>
-            <w:r>
-              <w:rPr>
+              <w:t>alfredkaixuan.lo</w:t>
+            </w:r>
+          </w:p>
+        </w:tc>
+        <w:tc>
+          <w:tcPr>
+            <w:tcW w:w="1634" w:type="dxa"/>
+            <w:tcBorders>
+              <w:top w:val="single" w:sz="1" w:space="0" w:color="999999"/>
+              <w:left w:val="single" w:sz="1" w:space="0" w:color="999999"/>
+              <w:bottom w:val="single" w:sz="1" w:space="0" w:color="999999"/>
+              <w:right w:val="single" w:sz="1" w:space="0" w:color="999999"/>
+            </w:tcBorders>
+            <w:tcMar>
+              <w:top w:w="60" w:type="dxa"/>
+              <w:left w:w="100" w:type="dxa"/>
+              <w:bottom w:w="60" w:type="dxa"/>
+              <w:right w:w="100" w:type="dxa"/>
+            </w:tcMar>
+          </w:tcPr>
+          <w:p>
+            <w:r>
+              <w:t>25</w:t>
+            </w:r>
+          </w:p>
+        </w:tc>
+        <w:tc>
+          <w:tcPr>
+            <w:tcW w:w="2378" w:type="dxa"/>
+            <w:tcBorders>
+              <w:top w:val="single" w:sz="1" w:space="0" w:color="999999"/>
+              <w:left w:val="single" w:sz="1" w:space="0" w:color="999999"/>
+              <w:bottom w:val="single" w:sz="1" w:space="0" w:color="999999"/>
+              <w:right w:val="single" w:sz="1" w:space="0" w:color="999999"/>
+            </w:tcBorders>
+            <w:tcMar>
+              <w:top w:w="60" w:type="dxa"/>
+              <w:left w:w="100" w:type="dxa"/>
+              <w:bottom w:w="60" w:type="dxa"/>
+              <w:right w:w="100" w:type="dxa"/>
+            </w:tcMar>
+          </w:tcPr>
+          <w:p>
+            <w:r>
+              <w:rPr>
+                <w:rFonts w:ascii="Aptos Narrow" w:hAnsi="Aptos Narrow"/>
+                <w:color w:val="000000"/>
                 <w:sz w:val="20"/>
                 <w:szCs w:val="20"/>
               </w:rPr>
-              <w:t>[TODO]</w:t>
-            </w:r>
-          </w:p>
-        </w:tc>
-        <w:tc>
-          <w:tcPr>
-            <w:tcW w:w="2400" w:type="dxa"/>
-            <w:tcBorders>
-              <w:top w:val="single" w:sz="1" w:space="0" w:color="999999"/>
-              <w:left w:val="single" w:sz="1" w:space="0" w:color="999999"/>
-              <w:bottom w:val="single" w:sz="1" w:space="0" w:color="999999"/>
-              <w:right w:val="single" w:sz="1" w:space="0" w:color="999999"/>
-            </w:tcBorders>
-            <w:tcMar>
-              <w:top w:w="60" w:type="dxa"/>
-              <w:left w:w="100" w:type="dxa"/>
-              <w:bottom w:w="60" w:type="dxa"/>
-              <w:right w:w="100" w:type="dxa"/>
-            </w:tcMar>
-          </w:tcPr>
-          <w:p>
-            <w:r>
-              <w:rPr>
-                <w:sz w:val="20"/>
-                <w:szCs w:val="20"/>
-              </w:rPr>
-              <w:t>[TODO]</w:t>
-            </w:r>
-          </w:p>
-        </w:tc>
-      </w:tr>
-      <w:tr>
-        <w:tblPrEx>
-          <w:tblCellMar>
-            <w:top w:w="0" w:type="dxa"/>
-            <w:bottom w:w="0" w:type="dxa"/>
-          </w:tblCellMar>
-        </w:tblPrEx>
-        <w:tc>
-          <w:tcPr>
-            <w:tcW w:w="2200" w:type="dxa"/>
-            <w:tcBorders>
-              <w:top w:val="single" w:sz="1" w:space="0" w:color="999999"/>
-              <w:left w:val="single" w:sz="1" w:space="0" w:color="999999"/>
-              <w:bottom w:val="single" w:sz="1" w:space="0" w:color="999999"/>
-              <w:right w:val="single" w:sz="1" w:space="0" w:color="999999"/>
-            </w:tcBorders>
-            <w:tcMar>
-              <w:top w:w="60" w:type="dxa"/>
-              <w:left w:w="100" w:type="dxa"/>
-              <w:bottom w:w="60" w:type="dxa"/>
-              <w:right w:w="100" w:type="dxa"/>
-            </w:tcMar>
-          </w:tcPr>
-          <w:p>
-            <w:r>
-              <w:rPr>
-                <w:sz w:val="20"/>
-                <w:szCs w:val="20"/>
-              </w:rPr>
-              <w:t>[TODO]</w:t>
-            </w:r>
-          </w:p>
-        </w:tc>
-        <w:tc>
-          <w:tcPr>
-            <w:tcW w:w="1600" w:type="dxa"/>
-            <w:tcBorders>
-              <w:top w:val="single" w:sz="1" w:space="0" w:color="999999"/>
-              <w:left w:val="single" w:sz="1" w:space="0" w:color="999999"/>
-              <w:bottom w:val="single" w:sz="1" w:space="0" w:color="999999"/>
-              <w:right w:val="single" w:sz="1" w:space="0" w:color="999999"/>
-            </w:tcBorders>
-            <w:tcMar>
-              <w:top w:w="60" w:type="dxa"/>
-              <w:left w:w="100" w:type="dxa"/>
-              <w:bottom w:w="60" w:type="dxa"/>
-              <w:right w:w="100" w:type="dxa"/>
-            </w:tcMar>
-          </w:tcPr>
-          <w:p>
-            <w:r>
-              <w:rPr>
-                <w:sz w:val="20"/>
-                <w:szCs w:val="20"/>
-              </w:rPr>
-              <w:t>[TODO]</w:t>
-            </w:r>
-          </w:p>
-        </w:tc>
-        <w:tc>
-          <w:tcPr>
-            <w:tcW w:w="1600" w:type="dxa"/>
-            <w:tcBorders>
-              <w:top w:val="single" w:sz="1" w:space="0" w:color="999999"/>
-              <w:left w:val="single" w:sz="1" w:space="0" w:color="999999"/>
-              <w:bottom w:val="single" w:sz="1" w:space="0" w:color="999999"/>
-              <w:right w:val="single" w:sz="1" w:space="0" w:color="999999"/>
-            </w:tcBorders>
-            <w:tcMar>
-              <w:top w:w="60" w:type="dxa"/>
-              <w:left w:w="100" w:type="dxa"/>
-              <w:bottom w:w="60" w:type="dxa"/>
-              <w:right w:w="100" w:type="dxa"/>
-            </w:tcMar>
-          </w:tcPr>
-          <w:p>
-            <w:r>
-              <w:rPr>
-                <w:sz w:val="20"/>
-                <w:szCs w:val="20"/>
-              </w:rPr>
-              <w:t>[TODO]</w:t>
-            </w:r>
-          </w:p>
-        </w:tc>
-        <w:tc>
-          <w:tcPr>
-            <w:tcW w:w="1560" w:type="dxa"/>
-            <w:tcBorders>
-              <w:top w:val="single" w:sz="1" w:space="0" w:color="999999"/>
-              <w:left w:val="single" w:sz="1" w:space="0" w:color="999999"/>
-              <w:bottom w:val="single" w:sz="1" w:space="0" w:color="999999"/>
-              <w:right w:val="single" w:sz="1" w:space="0" w:color="999999"/>
-            </w:tcBorders>
-            <w:tcMar>
-              <w:top w:w="60" w:type="dxa"/>
-              <w:left w:w="100" w:type="dxa"/>
-              <w:bottom w:w="60" w:type="dxa"/>
-              <w:right w:w="100" w:type="dxa"/>
-            </w:tcMar>
-          </w:tcPr>
-          <w:p>
-            <w:r>
-              <w:rPr>
-                <w:sz w:val="20"/>
-                <w:szCs w:val="20"/>
-              </w:rPr>
-              <w:t>[TODO]</w:t>
-            </w:r>
-          </w:p>
-        </w:tc>
-        <w:tc>
-          <w:tcPr>
-            <w:tcW w:w="2400" w:type="dxa"/>
-            <w:tcBorders>
-              <w:top w:val="single" w:sz="1" w:space="0" w:color="999999"/>
-              <w:left w:val="single" w:sz="1" w:space="0" w:color="999999"/>
-              <w:bottom w:val="single" w:sz="1" w:space="0" w:color="999999"/>
-              <w:right w:val="single" w:sz="1" w:space="0" w:color="999999"/>
-            </w:tcBorders>
-            <w:tcMar>
-              <w:top w:w="60" w:type="dxa"/>
-              <w:left w:w="100" w:type="dxa"/>
-              <w:bottom w:w="60" w:type="dxa"/>
-              <w:right w:w="100" w:type="dxa"/>
-            </w:tcMar>
-          </w:tcPr>
-          <w:p>
-            <w:r>
-              <w:rPr>
-                <w:sz w:val="20"/>
-                <w:szCs w:val="20"/>
-              </w:rPr>
-              <w:t>[TODO]</w:t>
-            </w:r>
-          </w:p>
-        </w:tc>
-      </w:tr>
-      <w:tr>
-        <w:tblPrEx>
-          <w:tblCellMar>
-            <w:top w:w="0" w:type="dxa"/>
-            <w:bottom w:w="0" w:type="dxa"/>
-          </w:tblCellMar>
-        </w:tblPrEx>
-        <w:tc>
-          <w:tcPr>
-            <w:tcW w:w="2200" w:type="dxa"/>
-            <w:tcBorders>
-              <w:top w:val="single" w:sz="1" w:space="0" w:color="999999"/>
-              <w:left w:val="single" w:sz="1" w:space="0" w:color="999999"/>
-              <w:bottom w:val="single" w:sz="1" w:space="0" w:color="999999"/>
-              <w:right w:val="single" w:sz="1" w:space="0" w:color="999999"/>
-            </w:tcBorders>
-            <w:tcMar>
-              <w:top w:w="60" w:type="dxa"/>
-              <w:left w:w="100" w:type="dxa"/>
-              <w:bottom w:w="60" w:type="dxa"/>
-              <w:right w:w="100" w:type="dxa"/>
-            </w:tcMar>
-          </w:tcPr>
-          <w:p>
-            <w:r>
-              <w:rPr>
-                <w:sz w:val="20"/>
-                <w:szCs w:val="20"/>
-              </w:rPr>
-              <w:t>[TODO]</w:t>
-            </w:r>
-          </w:p>
-        </w:tc>
-        <w:tc>
-          <w:tcPr>
-            <w:tcW w:w="1600" w:type="dxa"/>
-            <w:tcBorders>
-              <w:top w:val="single" w:sz="1" w:space="0" w:color="999999"/>
-              <w:left w:val="single" w:sz="1" w:space="0" w:color="999999"/>
-              <w:bottom w:val="single" w:sz="1" w:space="0" w:color="999999"/>
-              <w:right w:val="single" w:sz="1" w:space="0" w:color="999999"/>
-            </w:tcBorders>
-            <w:tcMar>
-              <w:top w:w="60" w:type="dxa"/>
-              <w:left w:w="100" w:type="dxa"/>
-              <w:bottom w:w="60" w:type="dxa"/>
-              <w:right w:w="100" w:type="dxa"/>
-            </w:tcMar>
-          </w:tcPr>
-          <w:p>
-            <w:r>
-              <w:rPr>
-                <w:sz w:val="20"/>
-                <w:szCs w:val="20"/>
-              </w:rPr>
-              <w:t>[TODO]</w:t>
-            </w:r>
-          </w:p>
-        </w:tc>
-        <w:tc>
-          <w:tcPr>
-            <w:tcW w:w="1600" w:type="dxa"/>
-            <w:tcBorders>
-              <w:top w:val="single" w:sz="1" w:space="0" w:color="999999"/>
-              <w:left w:val="single" w:sz="1" w:space="0" w:color="999999"/>
-              <w:bottom w:val="single" w:sz="1" w:space="0" w:color="999999"/>
-              <w:right w:val="single" w:sz="1" w:space="0" w:color="999999"/>
-            </w:tcBorders>
-            <w:tcMar>
-              <w:top w:w="60" w:type="dxa"/>
-              <w:left w:w="100" w:type="dxa"/>
-              <w:bottom w:w="60" w:type="dxa"/>
-              <w:right w:w="100" w:type="dxa"/>
-            </w:tcMar>
-          </w:tcPr>
-          <w:p>
-            <w:r>
-              <w:rPr>
-                <w:sz w:val="20"/>
-                <w:szCs w:val="20"/>
-              </w:rPr>
-              <w:t>[TODO]</w:t>
-            </w:r>
-          </w:p>
-        </w:tc>
-        <w:tc>
-          <w:tcPr>
-            <w:tcW w:w="1560" w:type="dxa"/>
-            <w:tcBorders>
-              <w:top w:val="single" w:sz="1" w:space="0" w:color="999999"/>
-              <w:left w:val="single" w:sz="1" w:space="0" w:color="999999"/>
-              <w:bottom w:val="single" w:sz="1" w:space="0" w:color="999999"/>
-              <w:right w:val="single" w:sz="1" w:space="0" w:color="999999"/>
-            </w:tcBorders>
-            <w:tcMar>
-              <w:top w:w="60" w:type="dxa"/>
-              <w:left w:w="100" w:type="dxa"/>
-              <w:bottom w:w="60" w:type="dxa"/>
-              <w:right w:w="100" w:type="dxa"/>
-            </w:tcMar>
-          </w:tcPr>
-          <w:p>
-            <w:r>
-              <w:rPr>
-                <w:sz w:val="20"/>
-                <w:szCs w:val="20"/>
-              </w:rPr>
-              <w:t>[TODO]</w:t>
-            </w:r>
-          </w:p>
-        </w:tc>
-        <w:tc>
-          <w:tcPr>
-            <w:tcW w:w="2400" w:type="dxa"/>
-            <w:tcBorders>
-              <w:top w:val="single" w:sz="1" w:space="0" w:color="999999"/>
-              <w:left w:val="single" w:sz="1" w:space="0" w:color="999999"/>
-              <w:bottom w:val="single" w:sz="1" w:space="0" w:color="999999"/>
-              <w:right w:val="single" w:sz="1" w:space="0" w:color="999999"/>
-            </w:tcBorders>
-            <w:tcMar>
-              <w:top w:w="60" w:type="dxa"/>
-              <w:left w:w="100" w:type="dxa"/>
-              <w:bottom w:w="60" w:type="dxa"/>
-              <w:right w:w="100" w:type="dxa"/>
-            </w:tcMar>
-          </w:tcPr>
-          <w:p>
-            <w:r>
-              <w:rPr>
-                <w:sz w:val="20"/>
-                <w:szCs w:val="20"/>
-              </w:rPr>
-              <w:t>[TODO]</w:t>
+              <w:t>Game UI</w:t>
             </w:r>
           </w:p>
         </w:tc>
@@ -7682,7 +6835,6 @@
       </w:pBdr>
       <w:jc w:val="right"/>
     </w:pPr>
-    <w:proofErr w:type="spellStart"/>
     <w:r>
       <w:rPr>
         <w:i/>
@@ -7691,9 +6843,8 @@
         <w:sz w:val="18"/>
         <w:szCs w:val="18"/>
       </w:rPr>
-      <w:t>StrokeNet</w:t>
+      <w:t>DigiStroke</w:t>
     </w:r>
-    <w:proofErr w:type="spellEnd"/>
     <w:r>
       <w:rPr>
         <w:i/>

--- a/Assignment_5_Design_Report.docx
+++ b/Assignment_5_Design_Report.docx
@@ -72,6 +72,7 @@
         <w:spacing w:after="400"/>
         <w:jc w:val="center"/>
       </w:pPr>
+      <w:proofErr w:type="spellStart"/>
       <w:r>
         <w:rPr>
           <w:b/>
@@ -82,6 +83,7 @@
         </w:rPr>
         <w:t>DigiStroke</w:t>
       </w:r>
+      <w:proofErr w:type="spellEnd"/>
     </w:p>
     <w:p>
       <w:pPr>
@@ -127,13 +129,23 @@
         <w:spacing w:after="80"/>
         <w:jc w:val="center"/>
       </w:pPr>
+      <w:proofErr w:type="spellStart"/>
       <w:r>
         <w:rPr>
           <w:color w:val="333333"/>
           <w:sz w:val="24"/>
           <w:szCs w:val="24"/>
         </w:rPr>
-        <w:t>DigiPen Institute of Technology</w:t>
+        <w:t>DigiPen</w:t>
+      </w:r>
+      <w:proofErr w:type="spellEnd"/>
+      <w:r>
+        <w:rPr>
+          <w:color w:val="333333"/>
+          <w:sz w:val="24"/>
+          <w:szCs w:val="24"/>
+        </w:rPr>
+        <w:t xml:space="preserve"> Institute of Technology</w:t>
       </w:r>
     </w:p>
     <w:p>
@@ -173,9 +185,11 @@
       <w:pPr>
         <w:spacing w:after="120"/>
       </w:pPr>
+      <w:proofErr w:type="spellStart"/>
       <w:r>
         <w:t>DigiStroke</w:t>
       </w:r>
+      <w:proofErr w:type="spellEnd"/>
       <w:r>
         <w:t xml:space="preserve"> is a multiplayer networked drawing and guessing game inspired by Pictionary. It is built as a client-server application communicating exclusively over UDP on a LAN. The game supports 2–6 simultaneous players and falls under Option 2 (custom multiplayer LAN game) of the assignment specification.</w:t>
       </w:r>
@@ -283,7 +297,23 @@
         <w:t>s</w:t>
       </w:r>
       <w:r>
-        <w:t xml:space="preserve"> to both the guesse. Only the first correct guess per player per turn counts, preventing duplicate scoring.</w:t>
+        <w:t xml:space="preserve"> to </w:t>
+      </w:r>
+      <w:proofErr w:type="gramStart"/>
+      <w:r>
+        <w:t>both the</w:t>
+      </w:r>
+      <w:proofErr w:type="gramEnd"/>
+      <w:r>
+        <w:t xml:space="preserve"> </w:t>
+      </w:r>
+      <w:proofErr w:type="spellStart"/>
+      <w:r>
+        <w:t>guesse</w:t>
+      </w:r>
+      <w:proofErr w:type="spellEnd"/>
+      <w:r>
+        <w:t>. Only the first correct guess per player per turn counts, preventing duplicate scoring.</w:t>
       </w:r>
     </w:p>
     <w:p>
@@ -338,7 +368,15 @@
         <w:spacing w:after="60"/>
       </w:pPr>
       <w:r>
-        <w:t>Canvas: A large drawing area rendered with SFML VertexArrays, supporting smooth strokes with circle joints between points.</w:t>
+        <w:t xml:space="preserve">Canvas: A large drawing area rendered with SFML </w:t>
+      </w:r>
+      <w:proofErr w:type="spellStart"/>
+      <w:r>
+        <w:t>VertexArrays</w:t>
+      </w:r>
+      <w:proofErr w:type="spellEnd"/>
+      <w:r>
+        <w:t>, supporting smooth strokes with circle joints between points.</w:t>
       </w:r>
     </w:p>
     <w:p>
@@ -351,7 +389,15 @@
         <w:spacing w:after="60"/>
       </w:pPr>
       <w:r>
-        <w:t>Colour Picker: A 7-column palette grid of colour swatches (30×30 px each) allowing the drawer to select any colour from a predefined set.</w:t>
+        <w:t xml:space="preserve">Colour Picker: A 7-column palette grid of colour swatches (30×30 </w:t>
+      </w:r>
+      <w:proofErr w:type="spellStart"/>
+      <w:r>
+        <w:t>px</w:t>
+      </w:r>
+      <w:proofErr w:type="spellEnd"/>
+      <w:r>
+        <w:t xml:space="preserve"> each) allowing the drawer to select any colour from a predefined set.</w:t>
       </w:r>
     </w:p>
     <w:p>
@@ -436,9 +482,11 @@
       <w:pPr>
         <w:spacing w:after="120"/>
       </w:pPr>
+      <w:proofErr w:type="spellStart"/>
       <w:r>
         <w:t>DigiStroke</w:t>
       </w:r>
+      <w:proofErr w:type="spellEnd"/>
       <w:r>
         <w:t xml:space="preserve"> uses a two-tier client-server architecture. A single authoritative game server manages all game state, while multiple game clients handle rendering, user input, and local UI presentation.</w:t>
       </w:r>
@@ -865,9 +913,11 @@
       <w:r>
         <w:t xml:space="preserve">The following describes the high-level network architecture of </w:t>
       </w:r>
+      <w:proofErr w:type="spellStart"/>
       <w:r>
         <w:t>DigiStroke</w:t>
       </w:r>
+      <w:proofErr w:type="spellEnd"/>
       <w:r>
         <w:t>. The server listens on UDP port 32112 and manages all connected clients:</w:t>
       </w:r>
@@ -986,7 +1036,25 @@
                 <w:sz w:val="20"/>
                 <w:szCs w:val="20"/>
               </w:rPr>
-              <w:t>- users.json: SHA-256 hashed passwords, persistent high scores</w:t>
+              <w:t xml:space="preserve">- </w:t>
+            </w:r>
+            <w:proofErr w:type="spellStart"/>
+            <w:proofErr w:type="gramStart"/>
+            <w:r>
+              <w:rPr>
+                <w:sz w:val="20"/>
+                <w:szCs w:val="20"/>
+              </w:rPr>
+              <w:t>users.json</w:t>
+            </w:r>
+            <w:proofErr w:type="spellEnd"/>
+            <w:proofErr w:type="gramEnd"/>
+            <w:r>
+              <w:rPr>
+                <w:sz w:val="20"/>
+                <w:szCs w:val="20"/>
+              </w:rPr>
+              <w:t>: SHA-256 hashed passwords, persistent high scores</w:t>
             </w:r>
           </w:p>
           <w:p>
@@ -1007,7 +1075,39 @@
                 <w:sz w:val="20"/>
                 <w:szCs w:val="20"/>
               </w:rPr>
-              <w:t>- SessionId → Client struct (username, address, score, state)</w:t>
+              <w:t xml:space="preserve">- </w:t>
+            </w:r>
+            <w:proofErr w:type="spellStart"/>
+            <w:r>
+              <w:rPr>
+                <w:sz w:val="20"/>
+                <w:szCs w:val="20"/>
+              </w:rPr>
+              <w:t>SessionId</w:t>
+            </w:r>
+            <w:proofErr w:type="spellEnd"/>
+            <w:r>
+              <w:rPr>
+                <w:sz w:val="20"/>
+                <w:szCs w:val="20"/>
+              </w:rPr>
+              <w:t xml:space="preserve"> → Client </w:t>
+            </w:r>
+            <w:proofErr w:type="gramStart"/>
+            <w:r>
+              <w:rPr>
+                <w:sz w:val="20"/>
+                <w:szCs w:val="20"/>
+              </w:rPr>
+              <w:t>struct</w:t>
+            </w:r>
+            <w:proofErr w:type="gramEnd"/>
+            <w:r>
+              <w:rPr>
+                <w:sz w:val="20"/>
+                <w:szCs w:val="20"/>
+              </w:rPr>
+              <w:t xml:space="preserve"> (username, address, score, state)</w:t>
             </w:r>
           </w:p>
           <w:p>
@@ -1028,7 +1128,23 @@
                 <w:sz w:val="20"/>
                 <w:szCs w:val="20"/>
               </w:rPr>
-              <w:t>- Vector of PastStrokes (streamed to late joiners)</w:t>
+              <w:t xml:space="preserve">- Vector of </w:t>
+            </w:r>
+            <w:proofErr w:type="spellStart"/>
+            <w:r>
+              <w:rPr>
+                <w:sz w:val="20"/>
+                <w:szCs w:val="20"/>
+              </w:rPr>
+              <w:t>PastStrokes</w:t>
+            </w:r>
+            <w:proofErr w:type="spellEnd"/>
+            <w:r>
+              <w:rPr>
+                <w:sz w:val="20"/>
+                <w:szCs w:val="20"/>
+              </w:rPr>
+              <w:t xml:space="preserve"> (streamed to late joiners)</w:t>
             </w:r>
           </w:p>
           <w:p>
@@ -1049,7 +1165,23 @@
                 <w:sz w:val="20"/>
                 <w:szCs w:val="20"/>
               </w:rPr>
-              <w:t>- Deque of PastMessages (max 15, streamed to late joiners)</w:t>
+              <w:t xml:space="preserve">- Deque of </w:t>
+            </w:r>
+            <w:proofErr w:type="spellStart"/>
+            <w:r>
+              <w:rPr>
+                <w:sz w:val="20"/>
+                <w:szCs w:val="20"/>
+              </w:rPr>
+              <w:t>PastMessages</w:t>
+            </w:r>
+            <w:proofErr w:type="spellEnd"/>
+            <w:r>
+              <w:rPr>
+                <w:sz w:val="20"/>
+                <w:szCs w:val="20"/>
+              </w:rPr>
+              <w:t xml:space="preserve"> (max 15, streamed to late joiners)</w:t>
             </w:r>
           </w:p>
           <w:p>
@@ -1083,14 +1215,34 @@
         <w:spacing w:after="120"/>
         <w:jc w:val="center"/>
       </w:pPr>
+      <w:proofErr w:type="gramStart"/>
       <w:r>
         <w:rPr>
           <w:b/>
           <w:bCs/>
           <w:color w:val="2E5090"/>
         </w:rPr>
-        <w:t>↓  UDP Datagrams  ↓</w:t>
-      </w:r>
+        <w:t>↓  UDP</w:t>
+      </w:r>
+      <w:proofErr w:type="gramEnd"/>
+      <w:r>
+        <w:rPr>
+          <w:b/>
+          <w:bCs/>
+          <w:color w:val="2E5090"/>
+        </w:rPr>
+        <w:t xml:space="preserve"> </w:t>
+      </w:r>
+      <w:proofErr w:type="gramStart"/>
+      <w:r>
+        <w:rPr>
+          <w:b/>
+          <w:bCs/>
+          <w:color w:val="2E5090"/>
+        </w:rPr>
+        <w:t>Datagrams  ↓</w:t>
+      </w:r>
+      <w:proofErr w:type="gramEnd"/>
     </w:p>
     <w:p>
       <w:pPr>
@@ -1183,8 +1335,49 @@
                 <w:sz w:val="18"/>
                 <w:szCs w:val="18"/>
               </w:rPr>
-              <w:t>Canvas, ChatBox, ColourPicker, ToolPicker</w:t>
-            </w:r>
+              <w:t xml:space="preserve">Canvas, </w:t>
+            </w:r>
+            <w:proofErr w:type="spellStart"/>
+            <w:r>
+              <w:rPr>
+                <w:sz w:val="18"/>
+                <w:szCs w:val="18"/>
+              </w:rPr>
+              <w:t>ChatBox</w:t>
+            </w:r>
+            <w:proofErr w:type="spellEnd"/>
+            <w:r>
+              <w:rPr>
+                <w:sz w:val="18"/>
+                <w:szCs w:val="18"/>
+              </w:rPr>
+              <w:t xml:space="preserve">, </w:t>
+            </w:r>
+            <w:proofErr w:type="spellStart"/>
+            <w:r>
+              <w:rPr>
+                <w:sz w:val="18"/>
+                <w:szCs w:val="18"/>
+              </w:rPr>
+              <w:t>ColourPicker</w:t>
+            </w:r>
+            <w:proofErr w:type="spellEnd"/>
+            <w:r>
+              <w:rPr>
+                <w:sz w:val="18"/>
+                <w:szCs w:val="18"/>
+              </w:rPr>
+              <w:t xml:space="preserve">, </w:t>
+            </w:r>
+            <w:proofErr w:type="spellStart"/>
+            <w:r>
+              <w:rPr>
+                <w:sz w:val="18"/>
+                <w:szCs w:val="18"/>
+              </w:rPr>
+              <w:t>ToolPicker</w:t>
+            </w:r>
+            <w:proofErr w:type="spellEnd"/>
           </w:p>
         </w:tc>
         <w:tc>
@@ -1250,8 +1443,49 @@
                 <w:sz w:val="18"/>
                 <w:szCs w:val="18"/>
               </w:rPr>
-              <w:t>Canvas, ChatBox, ColourPicker, ToolPicker</w:t>
-            </w:r>
+              <w:t xml:space="preserve">Canvas, </w:t>
+            </w:r>
+            <w:proofErr w:type="spellStart"/>
+            <w:r>
+              <w:rPr>
+                <w:sz w:val="18"/>
+                <w:szCs w:val="18"/>
+              </w:rPr>
+              <w:t>ChatBox</w:t>
+            </w:r>
+            <w:proofErr w:type="spellEnd"/>
+            <w:r>
+              <w:rPr>
+                <w:sz w:val="18"/>
+                <w:szCs w:val="18"/>
+              </w:rPr>
+              <w:t xml:space="preserve">, </w:t>
+            </w:r>
+            <w:proofErr w:type="spellStart"/>
+            <w:r>
+              <w:rPr>
+                <w:sz w:val="18"/>
+                <w:szCs w:val="18"/>
+              </w:rPr>
+              <w:t>ColourPicker</w:t>
+            </w:r>
+            <w:proofErr w:type="spellEnd"/>
+            <w:r>
+              <w:rPr>
+                <w:sz w:val="18"/>
+                <w:szCs w:val="18"/>
+              </w:rPr>
+              <w:t xml:space="preserve">, </w:t>
+            </w:r>
+            <w:proofErr w:type="spellStart"/>
+            <w:r>
+              <w:rPr>
+                <w:sz w:val="18"/>
+                <w:szCs w:val="18"/>
+              </w:rPr>
+              <w:t>ToolPicker</w:t>
+            </w:r>
+            <w:proofErr w:type="spellEnd"/>
           </w:p>
         </w:tc>
         <w:tc>
@@ -1317,8 +1551,49 @@
                 <w:sz w:val="18"/>
                 <w:szCs w:val="18"/>
               </w:rPr>
-              <w:t>Canvas, ChatBox, ColourPicker, ToolPicker</w:t>
-            </w:r>
+              <w:t xml:space="preserve">Canvas, </w:t>
+            </w:r>
+            <w:proofErr w:type="spellStart"/>
+            <w:r>
+              <w:rPr>
+                <w:sz w:val="18"/>
+                <w:szCs w:val="18"/>
+              </w:rPr>
+              <w:t>ChatBox</w:t>
+            </w:r>
+            <w:proofErr w:type="spellEnd"/>
+            <w:r>
+              <w:rPr>
+                <w:sz w:val="18"/>
+                <w:szCs w:val="18"/>
+              </w:rPr>
+              <w:t xml:space="preserve">, </w:t>
+            </w:r>
+            <w:proofErr w:type="spellStart"/>
+            <w:r>
+              <w:rPr>
+                <w:sz w:val="18"/>
+                <w:szCs w:val="18"/>
+              </w:rPr>
+              <w:t>ColourPicker</w:t>
+            </w:r>
+            <w:proofErr w:type="spellEnd"/>
+            <w:r>
+              <w:rPr>
+                <w:sz w:val="18"/>
+                <w:szCs w:val="18"/>
+              </w:rPr>
+              <w:t xml:space="preserve">, </w:t>
+            </w:r>
+            <w:proofErr w:type="spellStart"/>
+            <w:r>
+              <w:rPr>
+                <w:sz w:val="18"/>
+                <w:szCs w:val="18"/>
+              </w:rPr>
+              <w:t>ToolPicker</w:t>
+            </w:r>
+            <w:proofErr w:type="spellEnd"/>
           </w:p>
         </w:tc>
       </w:tr>
@@ -1341,7 +1616,15 @@
         <w:spacing w:after="120"/>
       </w:pPr>
       <w:r>
-        <w:t>All communication uses UDP datagrams on port 32112. The protocol is custom-designed with three message categories:</w:t>
+        <w:t xml:space="preserve">All communication uses UDP datagrams on port 32112. The protocol is </w:t>
+      </w:r>
+      <w:proofErr w:type="gramStart"/>
+      <w:r>
+        <w:t>custom-designed</w:t>
+      </w:r>
+      <w:proofErr w:type="gramEnd"/>
+      <w:r>
+        <w:t xml:space="preserve"> with three message categories:</w:t>
       </w:r>
     </w:p>
     <w:p>
@@ -1356,7 +1639,15 @@
         <w:t xml:space="preserve">1. Request/Response (REQ/RSP): </w:t>
       </w:r>
       <w:r>
-        <w:t>Client sends a request; server replies with a response. Used for authentication, game control, drawing commands, and chat messages. Each REQ is tracked in a pending map and retried every 100 ms until an RSP is received or a 1-second timeout is reached.</w:t>
+        <w:t xml:space="preserve">Client sends a request; server replies with a response. Used for authentication, game control, drawing commands, and chat messages. Each REQ is tracked in a pending map and retried every 100 </w:t>
+      </w:r>
+      <w:proofErr w:type="spellStart"/>
+      <w:r>
+        <w:t>ms</w:t>
+      </w:r>
+      <w:proofErr w:type="spellEnd"/>
+      <w:r>
+        <w:t xml:space="preserve"> until an RSP is received or a 1-second timeout is reached.</w:t>
       </w:r>
     </w:p>
     <w:p>
@@ -1371,7 +1662,15 @@
         <w:t xml:space="preserve">2. Notification/Acknowledgment (NTF/NTF_RCV): </w:t>
       </w:r>
       <w:r>
-        <w:t>Server pushes state updates to clients; clients acknowledge receipt. Used for scoreboard updates, leaderboard updates, round timing, word distribution, stroke broadcasts, and history streaming. The server retries unacknowledged NTFs with the same 100 ms / 1 s retry strategy.</w:t>
+        <w:t xml:space="preserve">Server pushes state updates to clients; clients acknowledge receipt. Used for scoreboard updates, leaderboard updates, round timing, word distribution, stroke broadcasts, and history streaming. The server retries unacknowledged NTFs with the same 100 </w:t>
+      </w:r>
+      <w:proofErr w:type="spellStart"/>
+      <w:r>
+        <w:t>ms</w:t>
+      </w:r>
+      <w:proofErr w:type="spellEnd"/>
+      <w:r>
+        <w:t xml:space="preserve"> / 1 s retry strategy.</w:t>
       </w:r>
     </w:p>
     <w:p>
@@ -1386,7 +1685,15 @@
         <w:t xml:space="preserve">3. Fire-and-Forget (FAF): </w:t>
       </w:r>
       <w:r>
-        <w:t>Best-effort messages with no acknowledgment. Used for high-frequency drawing extension updates (sent at 60 Hz during drawing) and client disconnect notifications. Packet loss is acceptable because the next update arrives within ~16 ms.</w:t>
+        <w:t xml:space="preserve">Best-effort messages with no acknowledgment. Used for high-frequency drawing extension updates (sent at 60 Hz during drawing) and client disconnect notifications. Packet loss is acceptable because the next update arrives within ~16 </w:t>
+      </w:r>
+      <w:proofErr w:type="spellStart"/>
+      <w:r>
+        <w:t>ms</w:t>
+      </w:r>
+      <w:proofErr w:type="spellEnd"/>
+      <w:r>
+        <w:t>.</w:t>
       </w:r>
     </w:p>
     <w:p>
@@ -1407,7 +1714,39 @@
         <w:spacing w:after="60"/>
       </w:pPr>
       <w:r>
-        <w:t>All multi-byte values use network byte order (big-endian) via htonl/htons/ntohl/ntohs.</w:t>
+        <w:t xml:space="preserve">All multi-byte values use network byte order (big-endian) via </w:t>
+      </w:r>
+      <w:proofErr w:type="spellStart"/>
+      <w:r>
+        <w:t>htonl</w:t>
+      </w:r>
+      <w:proofErr w:type="spellEnd"/>
+      <w:r>
+        <w:t>/</w:t>
+      </w:r>
+      <w:proofErr w:type="spellStart"/>
+      <w:r>
+        <w:t>htons</w:t>
+      </w:r>
+      <w:proofErr w:type="spellEnd"/>
+      <w:r>
+        <w:t>/</w:t>
+      </w:r>
+      <w:proofErr w:type="spellStart"/>
+      <w:r>
+        <w:t>ntohl</w:t>
+      </w:r>
+      <w:proofErr w:type="spellEnd"/>
+      <w:r>
+        <w:t>/</w:t>
+      </w:r>
+      <w:proofErr w:type="spellStart"/>
+      <w:r>
+        <w:t>ntohs</w:t>
+      </w:r>
+      <w:proofErr w:type="spellEnd"/>
+      <w:r>
+        <w:t>.</w:t>
       </w:r>
     </w:p>
     <w:p>
@@ -3525,7 +3864,23 @@
                 <w:sz w:val="18"/>
                 <w:szCs w:val="18"/>
               </w:rPr>
-              <w:t>Broadcast stroke start to other players</w:t>
+              <w:t xml:space="preserve">Broadcast </w:t>
+            </w:r>
+            <w:proofErr w:type="gramStart"/>
+            <w:r>
+              <w:rPr>
+                <w:sz w:val="18"/>
+                <w:szCs w:val="18"/>
+              </w:rPr>
+              <w:t>stroke</w:t>
+            </w:r>
+            <w:proofErr w:type="gramEnd"/>
+            <w:r>
+              <w:rPr>
+                <w:sz w:val="18"/>
+                <w:szCs w:val="18"/>
+              </w:rPr>
+              <w:t xml:space="preserve"> start to other players</w:t>
             </w:r>
           </w:p>
         </w:tc>
@@ -3931,7 +4286,23 @@
                 <w:sz w:val="18"/>
                 <w:szCs w:val="18"/>
               </w:rPr>
-              <w:t>Push top-5 high scores</w:t>
+              <w:t xml:space="preserve">Push </w:t>
+            </w:r>
+            <w:proofErr w:type="gramStart"/>
+            <w:r>
+              <w:rPr>
+                <w:sz w:val="18"/>
+                <w:szCs w:val="18"/>
+              </w:rPr>
+              <w:t>top-5</w:t>
+            </w:r>
+            <w:proofErr w:type="gramEnd"/>
+            <w:r>
+              <w:rPr>
+                <w:sz w:val="18"/>
+                <w:szCs w:val="18"/>
+              </w:rPr>
+              <w:t xml:space="preserve"> high scores</w:t>
             </w:r>
           </w:p>
         </w:tc>
@@ -4063,7 +4434,23 @@
                 <w:sz w:val="18"/>
                 <w:szCs w:val="18"/>
               </w:rPr>
-              <w:t>Broadcast round deadline (ms epoch)</w:t>
+              <w:t>Broadcast round deadline (</w:t>
+            </w:r>
+            <w:proofErr w:type="spellStart"/>
+            <w:r>
+              <w:rPr>
+                <w:sz w:val="18"/>
+                <w:szCs w:val="18"/>
+              </w:rPr>
+              <w:t>ms</w:t>
+            </w:r>
+            <w:proofErr w:type="spellEnd"/>
+            <w:r>
+              <w:rPr>
+                <w:sz w:val="18"/>
+                <w:szCs w:val="18"/>
+              </w:rPr>
+              <w:t xml:space="preserve"> epoch)</w:t>
             </w:r>
           </w:p>
         </w:tc>
@@ -4896,9 +5283,11 @@
       <w:r>
         <w:t xml:space="preserve">Since UDP provides no delivery guarantees, </w:t>
       </w:r>
+      <w:proofErr w:type="spellStart"/>
       <w:r>
         <w:t>DigiStroke</w:t>
       </w:r>
+      <w:proofErr w:type="spellEnd"/>
       <w:r>
         <w:t xml:space="preserve"> implements its own selective reliability layer on top of raw UDP:</w:t>
       </w:r>
@@ -4930,7 +5319,15 @@
         <w:t xml:space="preserve">Retry Strategy: </w:t>
       </w:r>
       <w:r>
-        <w:t>Unacknowledged messages are retransmitted every 100 ms. After 1 second with no acknowledgment, the message is abandoned. This keeps latency low while providing reasonable reliability on a LAN.</w:t>
+        <w:t xml:space="preserve">Unacknowledged messages are retransmitted every 100 </w:t>
+      </w:r>
+      <w:proofErr w:type="spellStart"/>
+      <w:r>
+        <w:t>ms</w:t>
+      </w:r>
+      <w:proofErr w:type="spellEnd"/>
+      <w:r>
+        <w:t>. After 1 second with no acknowledgment, the message is abandoned. This keeps latency low while providing reasonable reliability on a LAN.</w:t>
       </w:r>
     </w:p>
     <w:p>
@@ -4945,7 +5342,15 @@
         <w:t xml:space="preserve">Selective Reliability: </w:t>
       </w:r>
       <w:r>
-        <w:t>Not all messages require guaranteed delivery. High-frequency drawing extension updates (FAF_EXTEND_STROKE at 60 Hz) use fire-and-forget delivery. If one frame’s position is lost, the next frame’s update arrives within ~16 ms, making explicit retransmission wasteful. This hybrid approach minimizes bandwidth while ensuring critical state changes (stroke start/end, chat messages, score updates) are delivered reliably.</w:t>
+        <w:t xml:space="preserve">Not all messages require guaranteed delivery. High-frequency drawing extension updates (FAF_EXTEND_STROKE at 60 Hz) use fire-and-forget delivery. If one frame’s position is lost, the next frame’s update arrives within ~16 </w:t>
+      </w:r>
+      <w:proofErr w:type="spellStart"/>
+      <w:r>
+        <w:t>ms</w:t>
+      </w:r>
+      <w:proofErr w:type="spellEnd"/>
+      <w:r>
+        <w:t>, making explicit retransmission wasteful. This hybrid approach minimizes bandwidth while ensuring critical state changes (stroke start/end, chat messages, score updates) are delivered reliably.</w:t>
       </w:r>
     </w:p>
     <w:p>
@@ -5033,7 +5438,15 @@
         <w:spacing w:after="60"/>
       </w:pPr>
       <w:r>
-        <w:t>Main Thread: Runs the game loop at ~60 FPS — checks player count to start/stop games, manages round timers, and advances turns when the timer expires or all guessers have answered correctly.</w:t>
+        <w:t xml:space="preserve">Main Thread: Runs the game loop at ~60 FPS — checks player </w:t>
+      </w:r>
+      <w:proofErr w:type="gramStart"/>
+      <w:r>
+        <w:t>count</w:t>
+      </w:r>
+      <w:proofErr w:type="gramEnd"/>
+      <w:r>
+        <w:t xml:space="preserve"> to start/stop games, manages round timers, and advances turns when the timer expires or all guessers have answered correctly.</w:t>
       </w:r>
     </w:p>
     <w:p>
@@ -5046,7 +5459,33 @@
         <w:spacing w:after="60"/>
       </w:pPr>
       <w:r>
-        <w:t>Listening Thread (std::jthread): Continuously receives UDP packets via recvfrom(), dispatches to handler functions based on message type, sends responses and broadcasts notifications.</w:t>
+        <w:t>Listening Thread (</w:t>
+      </w:r>
+      <w:proofErr w:type="gramStart"/>
+      <w:r>
+        <w:t>std::</w:t>
+      </w:r>
+      <w:proofErr w:type="spellStart"/>
+      <w:proofErr w:type="gramEnd"/>
+      <w:r>
+        <w:t>jthread</w:t>
+      </w:r>
+      <w:proofErr w:type="spellEnd"/>
+      <w:r>
+        <w:t xml:space="preserve">): Continuously receives UDP packets via </w:t>
+      </w:r>
+      <w:proofErr w:type="spellStart"/>
+      <w:proofErr w:type="gramStart"/>
+      <w:r>
+        <w:t>recvfrom</w:t>
+      </w:r>
+      <w:proofErr w:type="spellEnd"/>
+      <w:r>
+        <w:t>(</w:t>
+      </w:r>
+      <w:proofErr w:type="gramEnd"/>
+      <w:r>
+        <w:t>), dispatches to handler functions based on message type, sends responses and broadcasts notifications.</w:t>
       </w:r>
     </w:p>
     <w:p>
@@ -5086,7 +5525,23 @@
         <w:t xml:space="preserve">Mutex Hierarchy: </w:t>
       </w:r>
       <w:r>
-        <w:t>_gameMutex (outermost) → _clientStorageMutex → individual pending NTF mutexes. This strict ordering prevents deadlock scenarios.</w:t>
+        <w:t>_</w:t>
+      </w:r>
+      <w:proofErr w:type="spellStart"/>
+      <w:r>
+        <w:t>gameMutex</w:t>
+      </w:r>
+      <w:proofErr w:type="spellEnd"/>
+      <w:r>
+        <w:t xml:space="preserve"> (outermost) → _</w:t>
+      </w:r>
+      <w:proofErr w:type="spellStart"/>
+      <w:r>
+        <w:t>clientStorageMutex</w:t>
+      </w:r>
+      <w:proofErr w:type="spellEnd"/>
+      <w:r>
+        <w:t xml:space="preserve"> → individual pending NTF mutexes. This strict ordering prevents deadlock scenarios.</w:t>
       </w:r>
     </w:p>
     <w:p>
@@ -5120,7 +5575,20 @@
         <w:spacing w:after="60"/>
       </w:pPr>
       <w:r>
-        <w:t>Listening Thread (std::jthread): Receives all incoming UDP packets, dispatches acknowledgments for NTF messages, and enqueues received data into thread-safe queues.</w:t>
+        <w:t>Listening Thread (</w:t>
+      </w:r>
+      <w:proofErr w:type="gramStart"/>
+      <w:r>
+        <w:t>std::</w:t>
+      </w:r>
+      <w:proofErr w:type="spellStart"/>
+      <w:proofErr w:type="gramEnd"/>
+      <w:r>
+        <w:t>jthread</w:t>
+      </w:r>
+      <w:proofErr w:type="spellEnd"/>
+      <w:r>
+        <w:t>): Receives all incoming UDP packets, dispatches acknowledgments for NTF messages, and enqueues received data into thread-safe queues.</w:t>
       </w:r>
     </w:p>
     <w:p>
@@ -5140,7 +5608,15 @@
         <w:t xml:space="preserve">Atomic Variables: </w:t>
       </w:r>
       <w:r>
-        <w:t>Round end time, current round, word length, and word string use std::atomic for lock-free reads from the main thread, avoiding mutex overhead for frequently accessed game state.</w:t>
+        <w:t xml:space="preserve">Round end time, current round, word length, and word string use </w:t>
+      </w:r>
+      <w:proofErr w:type="gramStart"/>
+      <w:r>
+        <w:t>std::</w:t>
+      </w:r>
+      <w:proofErr w:type="gramEnd"/>
+      <w:r>
+        <w:t>atomic for lock-free reads from the main thread, avoiding mutex overhead for frequently accessed game state.</w:t>
       </w:r>
     </w:p>
     <w:p>
@@ -5176,7 +5652,44 @@
         <w:spacing w:after="120"/>
       </w:pPr>
       <w:r>
-        <w:t>The client uses a state machine pattern with three distinct states, each implementing handleEvent(), update(), and render() virtual methods. The StateMachine class manages transitions between states:</w:t>
+        <w:t xml:space="preserve">The client uses a state machine pattern with three distinct states, each implementing </w:t>
+      </w:r>
+      <w:proofErr w:type="spellStart"/>
+      <w:proofErr w:type="gramStart"/>
+      <w:r>
+        <w:t>handleEvent</w:t>
+      </w:r>
+      <w:proofErr w:type="spellEnd"/>
+      <w:r>
+        <w:t>(</w:t>
+      </w:r>
+      <w:proofErr w:type="gramEnd"/>
+      <w:r>
+        <w:t xml:space="preserve">), </w:t>
+      </w:r>
+      <w:proofErr w:type="gramStart"/>
+      <w:r>
+        <w:t>update(</w:t>
+      </w:r>
+      <w:proofErr w:type="gramEnd"/>
+      <w:r>
+        <w:t xml:space="preserve">), and </w:t>
+      </w:r>
+      <w:proofErr w:type="gramStart"/>
+      <w:r>
+        <w:t>render(</w:t>
+      </w:r>
+      <w:proofErr w:type="gramEnd"/>
+      <w:r>
+        <w:t xml:space="preserve">) virtual methods. The </w:t>
+      </w:r>
+      <w:proofErr w:type="spellStart"/>
+      <w:r>
+        <w:t>StateMachine</w:t>
+      </w:r>
+      <w:proofErr w:type="spellEnd"/>
+      <w:r>
+        <w:t xml:space="preserve"> class manages transitions between states:</w:t>
       </w:r>
     </w:p>
     <w:p>
@@ -5188,37 +5701,93 @@
           <w:b/>
           <w:bCs/>
         </w:rPr>
-        <w:t xml:space="preserve">1. LoginState: </w:t>
-      </w:r>
-      <w:r>
-        <w:t>Presents username and password input fields. Supports both login and account creation. Can discover the server via LAN broadcast (255.255.255.255) or connect to a specific IP address entered by the user.</w:t>
-      </w:r>
-    </w:p>
-    <w:p>
-      <w:pPr>
-        <w:spacing w:after="120"/>
-      </w:pPr>
+        <w:t xml:space="preserve">1. </w:t>
+      </w:r>
+      <w:proofErr w:type="spellStart"/>
       <w:r>
         <w:rPr>
           <w:b/>
           <w:bCs/>
         </w:rPr>
-        <w:t xml:space="preserve">2. MainMenuState: </w:t>
-      </w:r>
-      <w:r>
-        <w:t>Displays a “Play” button to join the game. Transitions to CoreGameState upon receiving a successful RSP_PLAY_GAME response from the server.</w:t>
-      </w:r>
-    </w:p>
-    <w:p>
-      <w:pPr>
-        <w:spacing w:after="120"/>
-      </w:pPr>
+        <w:t>LoginState</w:t>
+      </w:r>
+      <w:proofErr w:type="spellEnd"/>
       <w:r>
         <w:rPr>
           <w:b/>
           <w:bCs/>
         </w:rPr>
-        <w:t xml:space="preserve">3. CoreGameState: </w:t>
+        <w:t xml:space="preserve">: </w:t>
+      </w:r>
+      <w:r>
+        <w:t>Presents username and password input fields. Supports both login and account creation. Can discover the server via LAN broadcast (255.255.255.255) or connect to a specific IP address entered by the user.</w:t>
+      </w:r>
+    </w:p>
+    <w:p>
+      <w:pPr>
+        <w:spacing w:after="120"/>
+      </w:pPr>
+      <w:r>
+        <w:rPr>
+          <w:b/>
+          <w:bCs/>
+        </w:rPr>
+        <w:t xml:space="preserve">2. </w:t>
+      </w:r>
+      <w:proofErr w:type="spellStart"/>
+      <w:r>
+        <w:rPr>
+          <w:b/>
+          <w:bCs/>
+        </w:rPr>
+        <w:t>MainMenuState</w:t>
+      </w:r>
+      <w:proofErr w:type="spellEnd"/>
+      <w:r>
+        <w:rPr>
+          <w:b/>
+          <w:bCs/>
+        </w:rPr>
+        <w:t xml:space="preserve">: </w:t>
+      </w:r>
+      <w:r>
+        <w:t xml:space="preserve">Displays a “Play” button to join the game. Transitions to </w:t>
+      </w:r>
+      <w:proofErr w:type="spellStart"/>
+      <w:r>
+        <w:t>CoreGameState</w:t>
+      </w:r>
+      <w:proofErr w:type="spellEnd"/>
+      <w:r>
+        <w:t xml:space="preserve"> upon receiving a successful RSP_PLAY_GAME response from the server.</w:t>
+      </w:r>
+    </w:p>
+    <w:p>
+      <w:pPr>
+        <w:spacing w:after="120"/>
+      </w:pPr>
+      <w:r>
+        <w:rPr>
+          <w:b/>
+          <w:bCs/>
+        </w:rPr>
+        <w:t xml:space="preserve">3. </w:t>
+      </w:r>
+      <w:proofErr w:type="spellStart"/>
+      <w:r>
+        <w:rPr>
+          <w:b/>
+          <w:bCs/>
+        </w:rPr>
+        <w:t>CoreGameState</w:t>
+      </w:r>
+      <w:proofErr w:type="spellEnd"/>
+      <w:r>
+        <w:rPr>
+          <w:b/>
+          <w:bCs/>
+        </w:rPr>
+        <w:t xml:space="preserve">: </w:t>
       </w:r>
       <w:r>
         <w:t>The main gameplay state containing all interactive components:</w:t>
@@ -5234,7 +5803,15 @@
         <w:spacing w:after="60"/>
       </w:pPr>
       <w:r>
-        <w:t>Canvas: SFML VertexArray-based drawing surface with quad-per-point rendering and circle joints for smooth, continuous strokes.</w:t>
+        <w:t xml:space="preserve">Canvas: SFML </w:t>
+      </w:r>
+      <w:proofErr w:type="spellStart"/>
+      <w:r>
+        <w:t>VertexArray</w:t>
+      </w:r>
+      <w:proofErr w:type="spellEnd"/>
+      <w:r>
+        <w:t>-based drawing surface with quad-per-point rendering and circle joints for smooth, continuous strokes.</w:t>
       </w:r>
     </w:p>
     <w:p>
@@ -5246,9 +5823,14 @@
         </w:numPr>
         <w:spacing w:after="60"/>
       </w:pPr>
+      <w:proofErr w:type="spellStart"/>
       <w:r>
         <w:lastRenderedPageBreak/>
-        <w:t>ChatBox: Displays chat messages, real-time scoreboard with player names and scores, and the current drawer’s name.</w:t>
+        <w:t>ChatBox</w:t>
+      </w:r>
+      <w:proofErr w:type="spellEnd"/>
+      <w:r>
+        <w:t>: Displays chat messages, real-time scoreboard with player names and scores, and the current drawer’s name.</w:t>
       </w:r>
     </w:p>
     <w:p>
@@ -5260,8 +5842,21 @@
         </w:numPr>
         <w:spacing w:after="60"/>
       </w:pPr>
-      <w:r>
-        <w:t>ColourPicker: 7-column palette grid of colour swatches (30×30 px each) with selection highlighting.</w:t>
+      <w:proofErr w:type="spellStart"/>
+      <w:r>
+        <w:t>ColourPicker</w:t>
+      </w:r>
+      <w:proofErr w:type="spellEnd"/>
+      <w:r>
+        <w:t xml:space="preserve">: 7-column palette grid of colour swatches (30×30 </w:t>
+      </w:r>
+      <w:proofErr w:type="spellStart"/>
+      <w:r>
+        <w:t>px</w:t>
+      </w:r>
+      <w:proofErr w:type="spellEnd"/>
+      <w:r>
+        <w:t xml:space="preserve"> each) with selection highlighting.</w:t>
       </w:r>
     </w:p>
     <w:p>
@@ -5273,8 +5868,13 @@
         </w:numPr>
         <w:spacing w:after="60"/>
       </w:pPr>
-      <w:r>
-        <w:t>ToolPicker: Brush and eraser tool selection with icon-based buttons and callbacks.</w:t>
+      <w:proofErr w:type="spellStart"/>
+      <w:r>
+        <w:t>ToolPicker</w:t>
+      </w:r>
+      <w:proofErr w:type="spellEnd"/>
+      <w:r>
+        <w:t>: Brush and eraser tool selection with icon-based buttons and callbacks.</w:t>
       </w:r>
     </w:p>
     <w:p>
@@ -5287,7 +5887,15 @@
         <w:spacing w:after="60"/>
       </w:pPr>
       <w:r>
-        <w:t>Brush Thickness Slider: Adjustable 1–50 px range with visual track, draggable knob, and real-time cursor preview.</w:t>
+        <w:t xml:space="preserve">Brush Thickness Slider: Adjustable 1–50 </w:t>
+      </w:r>
+      <w:proofErr w:type="spellStart"/>
+      <w:r>
+        <w:t>px</w:t>
+      </w:r>
+      <w:proofErr w:type="spellEnd"/>
+      <w:r>
+        <w:t xml:space="preserve"> range with visual track, draggable knob, and real-time cursor preview.</w:t>
       </w:r>
     </w:p>
     <w:p>
@@ -5363,7 +5971,15 @@
         <w:spacing w:after="120"/>
       </w:pPr>
       <w:r>
-        <w:t>Turn advancement (LOCK_advanceDrawer) performs the following steps:</w:t>
+        <w:t>Turn advancement (</w:t>
+      </w:r>
+      <w:proofErr w:type="spellStart"/>
+      <w:r>
+        <w:t>LOCK_advanceDrawer</w:t>
+      </w:r>
+      <w:proofErr w:type="spellEnd"/>
+      <w:r>
+        <w:t>) performs the following steps:</w:t>
       </w:r>
     </w:p>
     <w:p>
@@ -5389,7 +6005,15 @@
         <w:spacing w:after="60"/>
       </w:pPr>
       <w:r>
-        <w:t>Clear all “wordAlreadyGuessed” flags for every player.</w:t>
+        <w:t>Clear all “</w:t>
+      </w:r>
+      <w:proofErr w:type="spellStart"/>
+      <w:r>
+        <w:t>wordAlreadyGuessed</w:t>
+      </w:r>
+      <w:proofErr w:type="spellEnd"/>
+      <w:r>
+        <w:t>” flags for every player.</w:t>
       </w:r>
     </w:p>
     <w:p>
@@ -5462,7 +6086,25 @@
         <w:spacing w:after="60"/>
       </w:pPr>
       <w:r>
-        <w:t>The UserStore class manages user credentials and high scores, loaded from users.json at server startup and saved back on updates.</w:t>
+        <w:t xml:space="preserve">The </w:t>
+      </w:r>
+      <w:proofErr w:type="spellStart"/>
+      <w:r>
+        <w:t>UserStore</w:t>
+      </w:r>
+      <w:proofErr w:type="spellEnd"/>
+      <w:r>
+        <w:t xml:space="preserve"> class manages user credentials and high scores, loaded from </w:t>
+      </w:r>
+      <w:proofErr w:type="spellStart"/>
+      <w:proofErr w:type="gramStart"/>
+      <w:r>
+        <w:t>users.json</w:t>
+      </w:r>
+      <w:proofErr w:type="spellEnd"/>
+      <w:proofErr w:type="gramEnd"/>
+      <w:r>
+        <w:t xml:space="preserve"> at server startup and saved back on updates.</w:t>
       </w:r>
     </w:p>
     <w:p>
@@ -5670,7 +6312,15 @@
         <w:spacing w:after="60"/>
       </w:pPr>
       <w:r>
-        <w:t>The server compares each chat message against the current secret word. If there is a match, both the guesser and the drawer receive +1 point. The guesser’s “wordAlreadyGuessed” flag is set to prevent duplicate scoring within the same turn.</w:t>
+        <w:t>The server compares each chat message against the current secret word. If there is a match, both the guesser and the drawer receive +1 point. The guesser’s “</w:t>
+      </w:r>
+      <w:proofErr w:type="spellStart"/>
+      <w:r>
+        <w:t>wordAlreadyGuessed</w:t>
+      </w:r>
+      <w:proofErr w:type="spellEnd"/>
+      <w:r>
+        <w:t>” flag is set to prevent duplicate scoring within the same turn.</w:t>
       </w:r>
     </w:p>
     <w:p>
@@ -5711,9 +6361,11 @@
       <w:pPr>
         <w:spacing w:after="120"/>
       </w:pPr>
+      <w:proofErr w:type="spellStart"/>
       <w:r>
         <w:t>DigiStroke</w:t>
       </w:r>
+      <w:proofErr w:type="spellEnd"/>
       <w:r>
         <w:t xml:space="preserve"> handles network disruptions and player disconnections gracefully:</w:t>
       </w:r>
@@ -5780,7 +6432,15 @@
         <w:spacing w:after="60"/>
       </w:pPr>
       <w:r>
-        <w:t>If a player reconnects (logs in again), they receive a new session ID and can rejoin the game. The server streams the current stroke history and chat history so the reconnected player sees the up-to-date game state.</w:t>
+        <w:t xml:space="preserve">If a player reconnects (logs in again), they receive a new session ID and can rejoin the game. The server streams the current stroke history and chat </w:t>
+      </w:r>
+      <w:proofErr w:type="gramStart"/>
+      <w:r>
+        <w:t>history</w:t>
+      </w:r>
+      <w:proofErr w:type="gramEnd"/>
+      <w:r>
+        <w:t xml:space="preserve"> so the reconnected player sees the up-to-date game state.</w:t>
       </w:r>
     </w:p>
     <w:p>
@@ -5794,7 +6454,15 @@
       </w:pPr>
       <w:r>
         <w:lastRenderedPageBreak/>
-        <w:t>The server’s retry mechanism (100 ms retransmission, 1 s timeout) ensures that minor packet loss on the LAN does not cause state inconsistencies between clients.</w:t>
+        <w:t xml:space="preserve">The server’s retry mechanism (100 </w:t>
+      </w:r>
+      <w:proofErr w:type="spellStart"/>
+      <w:r>
+        <w:t>ms</w:t>
+      </w:r>
+      <w:proofErr w:type="spellEnd"/>
+      <w:r>
+        <w:t xml:space="preserve"> retransmission, 1 s timeout) ensures that minor packet loss on the LAN does not cause state inconsistencies between clients.</w:t>
       </w:r>
     </w:p>
     <w:p>
@@ -5832,7 +6500,15 @@
         <w:t xml:space="preserve">2. Hybrid Reliability (REQ/RSP + FAF): </w:t>
       </w:r>
       <w:r>
-        <w:t>Drawing extensions sent at 60 Hz do not need guaranteed delivery since the next update corrects any gap within ~16 ms. This saves significant bandwidth and reduces perceived latency.</w:t>
+        <w:t xml:space="preserve">Drawing extensions sent at 60 Hz do not need guaranteed delivery since the next update corrects any gap within ~16 </w:t>
+      </w:r>
+      <w:proofErr w:type="spellStart"/>
+      <w:r>
+        <w:t>ms</w:t>
+      </w:r>
+      <w:proofErr w:type="spellEnd"/>
+      <w:r>
+        <w:t>. This saves significant bandwidth and reduces perceived latency.</w:t>
       </w:r>
     </w:p>
     <w:p>
@@ -6020,6 +6696,7 @@
             </w:tcMar>
           </w:tcPr>
           <w:p>
+            <w:proofErr w:type="spellStart"/>
             <w:r>
               <w:rPr>
                 <w:b/>
@@ -6028,28 +6705,9 @@
                 <w:sz w:val="20"/>
                 <w:szCs w:val="20"/>
               </w:rPr>
-              <w:t>DigiPen ID</w:t>
-            </w:r>
-          </w:p>
-        </w:tc>
-        <w:tc>
-          <w:tcPr>
-            <w:tcW w:w="1634" w:type="dxa"/>
-            <w:tcBorders>
-              <w:top w:val="single" w:sz="1" w:space="0" w:color="999999"/>
-              <w:left w:val="single" w:sz="1" w:space="0" w:color="999999"/>
-              <w:bottom w:val="single" w:sz="1" w:space="0" w:color="999999"/>
-              <w:right w:val="single" w:sz="1" w:space="0" w:color="999999"/>
-            </w:tcBorders>
-            <w:shd w:val="clear" w:color="auto" w:fill="2E5090"/>
-            <w:tcMar>
-              <w:top w:w="60" w:type="dxa"/>
-              <w:left w:w="100" w:type="dxa"/>
-              <w:bottom w:w="60" w:type="dxa"/>
-              <w:right w:w="100" w:type="dxa"/>
-            </w:tcMar>
-          </w:tcPr>
-          <w:p>
+              <w:t>DigiPen</w:t>
+            </w:r>
+            <w:proofErr w:type="spellEnd"/>
             <w:r>
               <w:rPr>
                 <w:b/>
@@ -6058,13 +6716,13 @@
                 <w:sz w:val="20"/>
                 <w:szCs w:val="20"/>
               </w:rPr>
-              <w:t>Contribution %</w:t>
-            </w:r>
-          </w:p>
-        </w:tc>
-        <w:tc>
-          <w:tcPr>
-            <w:tcW w:w="2378" w:type="dxa"/>
+              <w:t xml:space="preserve"> ID</w:t>
+            </w:r>
+          </w:p>
+        </w:tc>
+        <w:tc>
+          <w:tcPr>
+            <w:tcW w:w="1634" w:type="dxa"/>
             <w:tcBorders>
               <w:top w:val="single" w:sz="1" w:space="0" w:color="999999"/>
               <w:left w:val="single" w:sz="1" w:space="0" w:color="999999"/>
@@ -6088,6 +6746,36 @@
                 <w:sz w:val="20"/>
                 <w:szCs w:val="20"/>
               </w:rPr>
+              <w:t>Contribution %</w:t>
+            </w:r>
+          </w:p>
+        </w:tc>
+        <w:tc>
+          <w:tcPr>
+            <w:tcW w:w="2378" w:type="dxa"/>
+            <w:tcBorders>
+              <w:top w:val="single" w:sz="1" w:space="0" w:color="999999"/>
+              <w:left w:val="single" w:sz="1" w:space="0" w:color="999999"/>
+              <w:bottom w:val="single" w:sz="1" w:space="0" w:color="999999"/>
+              <w:right w:val="single" w:sz="1" w:space="0" w:color="999999"/>
+            </w:tcBorders>
+            <w:shd w:val="clear" w:color="auto" w:fill="2E5090"/>
+            <w:tcMar>
+              <w:top w:w="60" w:type="dxa"/>
+              <w:left w:w="100" w:type="dxa"/>
+              <w:bottom w:w="60" w:type="dxa"/>
+              <w:right w:w="100" w:type="dxa"/>
+            </w:tcMar>
+          </w:tcPr>
+          <w:p>
+            <w:r>
+              <w:rPr>
+                <w:b/>
+                <w:bCs/>
+                <w:color w:val="FFFFFF"/>
+                <w:sz w:val="20"/>
+                <w:szCs w:val="20"/>
+              </w:rPr>
               <w:t>Areas of Responsibility</w:t>
             </w:r>
           </w:p>
@@ -6167,6 +6855,8 @@
                 <w:szCs w:val="20"/>
               </w:rPr>
             </w:pPr>
+            <w:proofErr w:type="spellStart"/>
+            <w:proofErr w:type="gramStart"/>
             <w:r>
               <w:rPr>
                 <w:rFonts w:ascii="Aptos Narrow" w:hAnsi="Aptos Narrow"/>
@@ -6176,6 +6866,8 @@
               </w:rPr>
               <w:t>loh.b</w:t>
             </w:r>
+            <w:proofErr w:type="spellEnd"/>
+            <w:proofErr w:type="gramEnd"/>
           </w:p>
         </w:tc>
         <w:tc>
@@ -6252,56 +6944,69 @@
                 <w:sz w:val="20"/>
                 <w:szCs w:val="20"/>
               </w:rPr>
-              <w:t>William Wibisana Dumanauw</w:t>
-            </w:r>
-          </w:p>
-        </w:tc>
-        <w:tc>
-          <w:tcPr>
-            <w:tcW w:w="1582" w:type="dxa"/>
-            <w:tcBorders>
-              <w:top w:val="single" w:sz="1" w:space="0" w:color="999999"/>
-              <w:left w:val="single" w:sz="1" w:space="0" w:color="999999"/>
-              <w:bottom w:val="single" w:sz="1" w:space="0" w:color="999999"/>
-              <w:right w:val="single" w:sz="1" w:space="0" w:color="999999"/>
-            </w:tcBorders>
-            <w:tcMar>
-              <w:top w:w="60" w:type="dxa"/>
-              <w:left w:w="100" w:type="dxa"/>
-              <w:bottom w:w="60" w:type="dxa"/>
-              <w:right w:w="100" w:type="dxa"/>
-            </w:tcMar>
-          </w:tcPr>
-          <w:p>
-            <w:r>
-              <w:t>2401252</w:t>
-            </w:r>
-          </w:p>
-        </w:tc>
-        <w:tc>
-          <w:tcPr>
-            <w:tcW w:w="1591" w:type="dxa"/>
-            <w:tcBorders>
-              <w:top w:val="single" w:sz="1" w:space="0" w:color="999999"/>
-              <w:left w:val="single" w:sz="1" w:space="0" w:color="999999"/>
-              <w:bottom w:val="single" w:sz="1" w:space="0" w:color="999999"/>
-              <w:right w:val="single" w:sz="1" w:space="0" w:color="999999"/>
-            </w:tcBorders>
-            <w:tcMar>
-              <w:top w:w="60" w:type="dxa"/>
-              <w:left w:w="100" w:type="dxa"/>
-              <w:bottom w:w="60" w:type="dxa"/>
-              <w:right w:w="100" w:type="dxa"/>
-            </w:tcMar>
-          </w:tcPr>
-          <w:p>
+              <w:t xml:space="preserve">William Wibisana </w:t>
+            </w:r>
+            <w:proofErr w:type="spellStart"/>
             <w:r>
               <w:rPr>
                 <w:sz w:val="20"/>
                 <w:szCs w:val="20"/>
               </w:rPr>
+              <w:t>Dumanauw</w:t>
+            </w:r>
+            <w:proofErr w:type="spellEnd"/>
+          </w:p>
+        </w:tc>
+        <w:tc>
+          <w:tcPr>
+            <w:tcW w:w="1582" w:type="dxa"/>
+            <w:tcBorders>
+              <w:top w:val="single" w:sz="1" w:space="0" w:color="999999"/>
+              <w:left w:val="single" w:sz="1" w:space="0" w:color="999999"/>
+              <w:bottom w:val="single" w:sz="1" w:space="0" w:color="999999"/>
+              <w:right w:val="single" w:sz="1" w:space="0" w:color="999999"/>
+            </w:tcBorders>
+            <w:tcMar>
+              <w:top w:w="60" w:type="dxa"/>
+              <w:left w:w="100" w:type="dxa"/>
+              <w:bottom w:w="60" w:type="dxa"/>
+              <w:right w:w="100" w:type="dxa"/>
+            </w:tcMar>
+          </w:tcPr>
+          <w:p>
+            <w:r>
+              <w:t>2401252</w:t>
+            </w:r>
+          </w:p>
+        </w:tc>
+        <w:tc>
+          <w:tcPr>
+            <w:tcW w:w="1591" w:type="dxa"/>
+            <w:tcBorders>
+              <w:top w:val="single" w:sz="1" w:space="0" w:color="999999"/>
+              <w:left w:val="single" w:sz="1" w:space="0" w:color="999999"/>
+              <w:bottom w:val="single" w:sz="1" w:space="0" w:color="999999"/>
+              <w:right w:val="single" w:sz="1" w:space="0" w:color="999999"/>
+            </w:tcBorders>
+            <w:tcMar>
+              <w:top w:w="60" w:type="dxa"/>
+              <w:left w:w="100" w:type="dxa"/>
+              <w:bottom w:w="60" w:type="dxa"/>
+              <w:right w:w="100" w:type="dxa"/>
+            </w:tcMar>
+          </w:tcPr>
+          <w:p>
+            <w:proofErr w:type="spellStart"/>
+            <w:proofErr w:type="gramStart"/>
+            <w:r>
+              <w:rPr>
+                <w:sz w:val="20"/>
+                <w:szCs w:val="20"/>
+              </w:rPr>
               <w:t>williamwibisana.d</w:t>
             </w:r>
+            <w:proofErr w:type="spellEnd"/>
+            <w:proofErr w:type="gramEnd"/>
           </w:p>
         </w:tc>
         <w:tc>
@@ -6434,6 +7139,7 @@
                 <w:szCs w:val="20"/>
               </w:rPr>
             </w:pPr>
+            <w:proofErr w:type="spellStart"/>
             <w:r>
               <w:rPr>
                 <w:rFonts w:ascii="Aptos Narrow" w:hAnsi="Aptos Narrow"/>
@@ -6443,6 +7149,7 @@
               </w:rPr>
               <w:t>z.koh</w:t>
             </w:r>
+            <w:proofErr w:type="spellEnd"/>
           </w:p>
         </w:tc>
         <w:tc>
@@ -6570,6 +7277,8 @@
                 <w:szCs w:val="20"/>
               </w:rPr>
             </w:pPr>
+            <w:proofErr w:type="spellStart"/>
+            <w:proofErr w:type="gramStart"/>
             <w:r>
               <w:rPr>
                 <w:rFonts w:ascii="Aptos Narrow" w:hAnsi="Aptos Narrow"/>
@@ -6579,6 +7288,8 @@
               </w:rPr>
               <w:t>alfredkaixuan.lo</w:t>
             </w:r>
+            <w:proofErr w:type="spellEnd"/>
+            <w:proofErr w:type="gramEnd"/>
           </w:p>
         </w:tc>
         <w:tc>
@@ -6835,6 +7546,7 @@
       </w:pBdr>
       <w:jc w:val="right"/>
     </w:pPr>
+    <w:proofErr w:type="spellStart"/>
     <w:r>
       <w:rPr>
         <w:i/>
@@ -6845,6 +7557,7 @@
       </w:rPr>
       <w:t>DigiStroke</w:t>
     </w:r>
+    <w:proofErr w:type="spellEnd"/>
     <w:r>
       <w:rPr>
         <w:i/>

--- a/Assignment_5_Design_Report.docx
+++ b/Assignment_5_Design_Report.docx
@@ -1,6 +1,6 @@
 
 <file path=word/document.xml><?xml version="1.0" encoding="utf-8"?>
-<w:document xmlns:wpc="http://schemas.microsoft.com/office/word/2010/wordprocessingCanvas" xmlns:cx="http://schemas.microsoft.com/office/drawing/2014/chartex" xmlns:cx1="http://schemas.microsoft.com/office/drawing/2015/9/8/chartex" xmlns:cx2="http://schemas.microsoft.com/office/drawing/2015/10/21/chartex" xmlns:cx3="http://schemas.microsoft.com/office/drawing/2016/5/9/chartex" xmlns:cx4="http://schemas.microsoft.com/office/drawing/2016/5/10/chartex" xmlns:cx5="http://schemas.microsoft.com/office/drawing/2016/5/11/chartex" xmlns:cx6="http://schemas.microsoft.com/office/drawing/2016/5/12/chartex" xmlns:cx7="http://schemas.microsoft.com/office/drawing/2016/5/13/chartex" xmlns:cx8="http://schemas.microsoft.com/office/drawing/2016/5/14/chartex" xmlns:mc="http://schemas.openxmlformats.org/markup-compatibility/2006" xmlns:aink="http://schemas.microsoft.com/office/drawing/2016/ink" xmlns:am3d="http://schemas.microsoft.com/office/drawing/2017/model3d" xmlns:o="urn:schemas-microsoft-com:office:office" xmlns:oel="http://schemas.microsoft.com/office/2019/extlst" xmlns:r="http://schemas.openxmlformats.org/officeDocument/2006/relationships" xmlns:m="http://schemas.openxmlformats.org/officeDocument/2006/math" xmlns:v="urn:schemas-microsoft-com:vml" xmlns:wp14="http://schemas.microsoft.com/office/word/2010/wordprocessingDrawing" xmlns:wp="http://schemas.openxmlformats.org/drawingml/2006/wordprocessingDrawing" xmlns:w10="urn:schemas-microsoft-com:office:word" xmlns:w="http://schemas.openxmlformats.org/wordprocessingml/2006/main" xmlns:w14="http://schemas.microsoft.com/office/word/2010/wordml" xmlns:w15="http://schemas.microsoft.com/office/word/2012/wordml" xmlns:w16cex="http://schemas.microsoft.com/office/word/2018/wordml/cex" xmlns:w16cid="http://schemas.microsoft.com/office/word/2016/wordml/cid" xmlns:w16="http://schemas.microsoft.com/office/word/2018/wordml" xmlns:w16du="http://schemas.microsoft.com/office/word/2023/wordml/word16du" xmlns:w16sdtdh="http://schemas.microsoft.com/office/word/2020/wordml/sdtdatahash" xmlns:w16sdtfl="http://schemas.microsoft.com/office/word/2024/wordml/sdtformatlock" xmlns:w16se="http://schemas.microsoft.com/office/word/2015/wordml/symex" xmlns:wpg="http://schemas.microsoft.com/office/word/2010/wordprocessingGroup" xmlns:wpi="http://schemas.microsoft.com/office/word/2010/wordprocessingInk" xmlns:wne="http://schemas.microsoft.com/office/word/2006/wordml" xmlns:wps="http://schemas.microsoft.com/office/word/2010/wordprocessingShape" mc:Ignorable="w14 w15 w16se w16cid w16 w16cex w16sdtdh w16sdtfl w16du wp14">
+<w:document xmlns:wpc="http://schemas.microsoft.com/office/word/2010/wordprocessingCanvas" xmlns:cx="http://schemas.microsoft.com/office/drawing/2014/chartex" xmlns:cx1="http://schemas.microsoft.com/office/drawing/2015/9/8/chartex" xmlns:cx2="http://schemas.microsoft.com/office/drawing/2015/10/21/chartex" xmlns:cx3="http://schemas.microsoft.com/office/drawing/2016/5/9/chartex" xmlns:cx4="http://schemas.microsoft.com/office/drawing/2016/5/10/chartex" xmlns:cx5="http://schemas.microsoft.com/office/drawing/2016/5/11/chartex" xmlns:cx6="http://schemas.microsoft.com/office/drawing/2016/5/12/chartex" xmlns:cx7="http://schemas.microsoft.com/office/drawing/2016/5/13/chartex" xmlns:cx8="http://schemas.microsoft.com/office/drawing/2016/5/14/chartex" xmlns:mc="http://schemas.openxmlformats.org/markup-compatibility/2006" xmlns:aink="http://schemas.microsoft.com/office/drawing/2016/ink" xmlns:am3d="http://schemas.microsoft.com/office/drawing/2017/model3d" xmlns:o="urn:schemas-microsoft-com:office:office" xmlns:oel="http://schemas.microsoft.com/office/2019/extlst" xmlns:r="http://schemas.openxmlformats.org/officeDocument/2006/relationships" xmlns:m="http://schemas.openxmlformats.org/officeDocument/2006/math" xmlns:v="urn:schemas-microsoft-com:vml" xmlns:wp14="http://schemas.microsoft.com/office/word/2010/wordprocessingDrawing" xmlns:wp="http://schemas.openxmlformats.org/drawingml/2006/wordprocessingDrawing" xmlns:w10="urn:schemas-microsoft-com:office:word" xmlns:w="http://schemas.openxmlformats.org/wordprocessingml/2006/main" xmlns:w14="http://schemas.microsoft.com/office/word/2010/wordml" xmlns:w15="http://schemas.microsoft.com/office/word/2012/wordml" xmlns:w16cex="http://schemas.microsoft.com/office/word/2018/wordml/cex" xmlns:w16cid="http://schemas.microsoft.com/office/word/2016/wordml/cid" xmlns:w16="http://schemas.microsoft.com/office/word/2018/wordml" xmlns:w16sdtdh="http://schemas.microsoft.com/office/word/2020/wordml/sdtdatahash" xmlns:w16se="http://schemas.microsoft.com/office/word/2015/wordml/symex" xmlns:wpg="http://schemas.microsoft.com/office/word/2010/wordprocessingGroup" xmlns:wpi="http://schemas.microsoft.com/office/word/2010/wordprocessingInk" xmlns:wne="http://schemas.microsoft.com/office/word/2006/wordml" xmlns:wps="http://schemas.microsoft.com/office/word/2010/wordprocessingShape" mc:Ignorable="w14 w15 w16se w16cid w16 w16cex w16sdtdh wp14">
   <w:body>
     <w:p>
       <w:pPr>
@@ -72,7 +72,6 @@
         <w:spacing w:after="400"/>
         <w:jc w:val="center"/>
       </w:pPr>
-      <w:proofErr w:type="spellStart"/>
       <w:r>
         <w:rPr>
           <w:b/>
@@ -83,7 +82,6 @@
         </w:rPr>
         <w:t>DigiStroke</w:t>
       </w:r>
-      <w:proofErr w:type="spellEnd"/>
     </w:p>
     <w:p>
       <w:pPr>
@@ -129,23 +127,13 @@
         <w:spacing w:after="80"/>
         <w:jc w:val="center"/>
       </w:pPr>
-      <w:proofErr w:type="spellStart"/>
       <w:r>
         <w:rPr>
           <w:color w:val="333333"/>
           <w:sz w:val="24"/>
           <w:szCs w:val="24"/>
         </w:rPr>
-        <w:t>DigiPen</w:t>
-      </w:r>
-      <w:proofErr w:type="spellEnd"/>
-      <w:r>
-        <w:rPr>
-          <w:color w:val="333333"/>
-          <w:sz w:val="24"/>
-          <w:szCs w:val="24"/>
-        </w:rPr>
-        <w:t xml:space="preserve"> Institute of Technology</w:t>
+        <w:t>DigiPen Institute of Technology</w:t>
       </w:r>
     </w:p>
     <w:p>
@@ -185,13 +173,8 @@
       <w:pPr>
         <w:spacing w:after="120"/>
       </w:pPr>
-      <w:proofErr w:type="spellStart"/>
-      <w:r>
-        <w:t>DigiStroke</w:t>
-      </w:r>
-      <w:proofErr w:type="spellEnd"/>
-      <w:r>
-        <w:t xml:space="preserve"> is a multiplayer networked drawing and guessing game inspired by Pictionary. It is built as a client-server application communicating exclusively over UDP on a LAN. The game supports 2–6 simultaneous players and falls under Option 2 (custom multiplayer LAN game) of the assignment specification.</w:t>
+      <w:r>
+        <w:t>DigiStroke is a multiplayer networked drawing and guessing game inspired by Pictionary. It is built as a client-server application communicating exclusively over UDP on a LAN. The game supports 2–6 simultaneous players and falls under Option 2 (custom multiplayer LAN game) of the assignment specification.</w:t>
       </w:r>
     </w:p>
     <w:p>
@@ -297,23 +280,7 @@
         <w:t>s</w:t>
       </w:r>
       <w:r>
-        <w:t xml:space="preserve"> to </w:t>
-      </w:r>
-      <w:proofErr w:type="gramStart"/>
-      <w:r>
-        <w:t>both the</w:t>
-      </w:r>
-      <w:proofErr w:type="gramEnd"/>
-      <w:r>
-        <w:t xml:space="preserve"> </w:t>
-      </w:r>
-      <w:proofErr w:type="spellStart"/>
-      <w:r>
-        <w:t>guesse</w:t>
-      </w:r>
-      <w:proofErr w:type="spellEnd"/>
-      <w:r>
-        <w:t>. Only the first correct guess per player per turn counts, preventing duplicate scoring.</w:t>
+        <w:t xml:space="preserve"> to both the guesse. Only the first correct guess per player per turn counts, preventing duplicate scoring.</w:t>
       </w:r>
     </w:p>
     <w:p>
@@ -368,15 +335,7 @@
         <w:spacing w:after="60"/>
       </w:pPr>
       <w:r>
-        <w:t xml:space="preserve">Canvas: A large drawing area rendered with SFML </w:t>
-      </w:r>
-      <w:proofErr w:type="spellStart"/>
-      <w:r>
-        <w:t>VertexArrays</w:t>
-      </w:r>
-      <w:proofErr w:type="spellEnd"/>
-      <w:r>
-        <w:t>, supporting smooth strokes with circle joints between points.</w:t>
+        <w:t>Canvas: A large drawing area rendered with SFML VertexArrays, supporting smooth strokes with circle joints between points.</w:t>
       </w:r>
     </w:p>
     <w:p>
@@ -389,15 +348,7 @@
         <w:spacing w:after="60"/>
       </w:pPr>
       <w:r>
-        <w:t xml:space="preserve">Colour Picker: A 7-column palette grid of colour swatches (30×30 </w:t>
-      </w:r>
-      <w:proofErr w:type="spellStart"/>
-      <w:r>
-        <w:t>px</w:t>
-      </w:r>
-      <w:proofErr w:type="spellEnd"/>
-      <w:r>
-        <w:t xml:space="preserve"> each) allowing the drawer to select any colour from a predefined set.</w:t>
+        <w:t>Colour Picker: A 7-column palette grid of colour swatches (30×30 px each) allowing the drawer to select any colour from a predefined set.</w:t>
       </w:r>
     </w:p>
     <w:p>
@@ -482,13 +433,8 @@
       <w:pPr>
         <w:spacing w:after="120"/>
       </w:pPr>
-      <w:proofErr w:type="spellStart"/>
-      <w:r>
-        <w:t>DigiStroke</w:t>
-      </w:r>
-      <w:proofErr w:type="spellEnd"/>
-      <w:r>
-        <w:t xml:space="preserve"> uses a two-tier client-server architecture. A single authoritative game server manages all game state, while multiple game clients handle rendering, user input, and local UI presentation.</w:t>
+      <w:r>
+        <w:t>DigiStroke uses a two-tier client-server architecture. A single authoritative game server manages all game state, while multiple game clients handle rendering, user input, and local UI presentation.</w:t>
       </w:r>
     </w:p>
     <w:p>
@@ -602,7 +548,14 @@
                 <w:sz w:val="20"/>
                 <w:szCs w:val="20"/>
               </w:rPr>
-              <w:t>C++17/20</w:t>
+              <w:t>C++</w:t>
+            </w:r>
+            <w:r>
+              <w:rPr>
+                <w:sz w:val="20"/>
+                <w:szCs w:val="20"/>
+              </w:rPr>
+              <w:t>23</w:t>
             </w:r>
           </w:p>
         </w:tc>
@@ -913,11 +866,9 @@
       <w:r>
         <w:t xml:space="preserve">The following describes the high-level network architecture of </w:t>
       </w:r>
-      <w:proofErr w:type="spellStart"/>
       <w:r>
         <w:t>DigiStroke</w:t>
       </w:r>
-      <w:proofErr w:type="spellEnd"/>
       <w:r>
         <w:t>. The server listens on UDP port 32112 and manages all connected clients:</w:t>
       </w:r>
@@ -1036,25 +987,7 @@
                 <w:sz w:val="20"/>
                 <w:szCs w:val="20"/>
               </w:rPr>
-              <w:t xml:space="preserve">- </w:t>
-            </w:r>
-            <w:proofErr w:type="spellStart"/>
-            <w:proofErr w:type="gramStart"/>
-            <w:r>
-              <w:rPr>
-                <w:sz w:val="20"/>
-                <w:szCs w:val="20"/>
-              </w:rPr>
-              <w:t>users.json</w:t>
-            </w:r>
-            <w:proofErr w:type="spellEnd"/>
-            <w:proofErr w:type="gramEnd"/>
-            <w:r>
-              <w:rPr>
-                <w:sz w:val="20"/>
-                <w:szCs w:val="20"/>
-              </w:rPr>
-              <w:t>: SHA-256 hashed passwords, persistent high scores</w:t>
+              <w:t>- users.json: SHA-256 hashed passwords, persistent high scores</w:t>
             </w:r>
           </w:p>
           <w:p>
@@ -1075,39 +1008,7 @@
                 <w:sz w:val="20"/>
                 <w:szCs w:val="20"/>
               </w:rPr>
-              <w:t xml:space="preserve">- </w:t>
-            </w:r>
-            <w:proofErr w:type="spellStart"/>
-            <w:r>
-              <w:rPr>
-                <w:sz w:val="20"/>
-                <w:szCs w:val="20"/>
-              </w:rPr>
-              <w:t>SessionId</w:t>
-            </w:r>
-            <w:proofErr w:type="spellEnd"/>
-            <w:r>
-              <w:rPr>
-                <w:sz w:val="20"/>
-                <w:szCs w:val="20"/>
-              </w:rPr>
-              <w:t xml:space="preserve"> → Client </w:t>
-            </w:r>
-            <w:proofErr w:type="gramStart"/>
-            <w:r>
-              <w:rPr>
-                <w:sz w:val="20"/>
-                <w:szCs w:val="20"/>
-              </w:rPr>
-              <w:t>struct</w:t>
-            </w:r>
-            <w:proofErr w:type="gramEnd"/>
-            <w:r>
-              <w:rPr>
-                <w:sz w:val="20"/>
-                <w:szCs w:val="20"/>
-              </w:rPr>
-              <w:t xml:space="preserve"> (username, address, score, state)</w:t>
+              <w:t>- SessionId → Client struct (username, address, score, state)</w:t>
             </w:r>
           </w:p>
           <w:p>
@@ -1128,23 +1029,7 @@
                 <w:sz w:val="20"/>
                 <w:szCs w:val="20"/>
               </w:rPr>
-              <w:t xml:space="preserve">- Vector of </w:t>
-            </w:r>
-            <w:proofErr w:type="spellStart"/>
-            <w:r>
-              <w:rPr>
-                <w:sz w:val="20"/>
-                <w:szCs w:val="20"/>
-              </w:rPr>
-              <w:t>PastStrokes</w:t>
-            </w:r>
-            <w:proofErr w:type="spellEnd"/>
-            <w:r>
-              <w:rPr>
-                <w:sz w:val="20"/>
-                <w:szCs w:val="20"/>
-              </w:rPr>
-              <w:t xml:space="preserve"> (streamed to late joiners)</w:t>
+              <w:t>- Vector of PastStrokes (streamed to late joiners)</w:t>
             </w:r>
           </w:p>
           <w:p>
@@ -1165,23 +1050,7 @@
                 <w:sz w:val="20"/>
                 <w:szCs w:val="20"/>
               </w:rPr>
-              <w:t xml:space="preserve">- Deque of </w:t>
-            </w:r>
-            <w:proofErr w:type="spellStart"/>
-            <w:r>
-              <w:rPr>
-                <w:sz w:val="20"/>
-                <w:szCs w:val="20"/>
-              </w:rPr>
-              <w:t>PastMessages</w:t>
-            </w:r>
-            <w:proofErr w:type="spellEnd"/>
-            <w:r>
-              <w:rPr>
-                <w:sz w:val="20"/>
-                <w:szCs w:val="20"/>
-              </w:rPr>
-              <w:t xml:space="preserve"> (max 15, streamed to late joiners)</w:t>
+              <w:t>- Deque of PastMessages (max 15, streamed to late joiners)</w:t>
             </w:r>
           </w:p>
           <w:p>
@@ -1215,34 +1084,14 @@
         <w:spacing w:after="120"/>
         <w:jc w:val="center"/>
       </w:pPr>
-      <w:proofErr w:type="gramStart"/>
       <w:r>
         <w:rPr>
           <w:b/>
           <w:bCs/>
           <w:color w:val="2E5090"/>
         </w:rPr>
-        <w:t>↓  UDP</w:t>
-      </w:r>
-      <w:proofErr w:type="gramEnd"/>
-      <w:r>
-        <w:rPr>
-          <w:b/>
-          <w:bCs/>
-          <w:color w:val="2E5090"/>
-        </w:rPr>
-        <w:t xml:space="preserve"> </w:t>
-      </w:r>
-      <w:proofErr w:type="gramStart"/>
-      <w:r>
-        <w:rPr>
-          <w:b/>
-          <w:bCs/>
-          <w:color w:val="2E5090"/>
-        </w:rPr>
-        <w:t>Datagrams  ↓</w:t>
-      </w:r>
-      <w:proofErr w:type="gramEnd"/>
+        <w:t>↓  UDP Datagrams  ↓</w:t>
+      </w:r>
     </w:p>
     <w:p>
       <w:pPr>
@@ -1335,49 +1184,8 @@
                 <w:sz w:val="18"/>
                 <w:szCs w:val="18"/>
               </w:rPr>
-              <w:t xml:space="preserve">Canvas, </w:t>
-            </w:r>
-            <w:proofErr w:type="spellStart"/>
-            <w:r>
-              <w:rPr>
-                <w:sz w:val="18"/>
-                <w:szCs w:val="18"/>
-              </w:rPr>
-              <w:t>ChatBox</w:t>
-            </w:r>
-            <w:proofErr w:type="spellEnd"/>
-            <w:r>
-              <w:rPr>
-                <w:sz w:val="18"/>
-                <w:szCs w:val="18"/>
-              </w:rPr>
-              <w:t xml:space="preserve">, </w:t>
-            </w:r>
-            <w:proofErr w:type="spellStart"/>
-            <w:r>
-              <w:rPr>
-                <w:sz w:val="18"/>
-                <w:szCs w:val="18"/>
-              </w:rPr>
-              <w:t>ColourPicker</w:t>
-            </w:r>
-            <w:proofErr w:type="spellEnd"/>
-            <w:r>
-              <w:rPr>
-                <w:sz w:val="18"/>
-                <w:szCs w:val="18"/>
-              </w:rPr>
-              <w:t xml:space="preserve">, </w:t>
-            </w:r>
-            <w:proofErr w:type="spellStart"/>
-            <w:r>
-              <w:rPr>
-                <w:sz w:val="18"/>
-                <w:szCs w:val="18"/>
-              </w:rPr>
-              <w:t>ToolPicker</w:t>
-            </w:r>
-            <w:proofErr w:type="spellEnd"/>
+              <w:t>Canvas, ChatBox, ColourPicker, ToolPicker</w:t>
+            </w:r>
           </w:p>
         </w:tc>
         <w:tc>
@@ -1443,49 +1251,8 @@
                 <w:sz w:val="18"/>
                 <w:szCs w:val="18"/>
               </w:rPr>
-              <w:t xml:space="preserve">Canvas, </w:t>
-            </w:r>
-            <w:proofErr w:type="spellStart"/>
-            <w:r>
-              <w:rPr>
-                <w:sz w:val="18"/>
-                <w:szCs w:val="18"/>
-              </w:rPr>
-              <w:t>ChatBox</w:t>
-            </w:r>
-            <w:proofErr w:type="spellEnd"/>
-            <w:r>
-              <w:rPr>
-                <w:sz w:val="18"/>
-                <w:szCs w:val="18"/>
-              </w:rPr>
-              <w:t xml:space="preserve">, </w:t>
-            </w:r>
-            <w:proofErr w:type="spellStart"/>
-            <w:r>
-              <w:rPr>
-                <w:sz w:val="18"/>
-                <w:szCs w:val="18"/>
-              </w:rPr>
-              <w:t>ColourPicker</w:t>
-            </w:r>
-            <w:proofErr w:type="spellEnd"/>
-            <w:r>
-              <w:rPr>
-                <w:sz w:val="18"/>
-                <w:szCs w:val="18"/>
-              </w:rPr>
-              <w:t xml:space="preserve">, </w:t>
-            </w:r>
-            <w:proofErr w:type="spellStart"/>
-            <w:r>
-              <w:rPr>
-                <w:sz w:val="18"/>
-                <w:szCs w:val="18"/>
-              </w:rPr>
-              <w:t>ToolPicker</w:t>
-            </w:r>
-            <w:proofErr w:type="spellEnd"/>
+              <w:t>Canvas, ChatBox, ColourPicker, ToolPicker</w:t>
+            </w:r>
           </w:p>
         </w:tc>
         <w:tc>
@@ -1551,49 +1318,8 @@
                 <w:sz w:val="18"/>
                 <w:szCs w:val="18"/>
               </w:rPr>
-              <w:t xml:space="preserve">Canvas, </w:t>
-            </w:r>
-            <w:proofErr w:type="spellStart"/>
-            <w:r>
-              <w:rPr>
-                <w:sz w:val="18"/>
-                <w:szCs w:val="18"/>
-              </w:rPr>
-              <w:t>ChatBox</w:t>
-            </w:r>
-            <w:proofErr w:type="spellEnd"/>
-            <w:r>
-              <w:rPr>
-                <w:sz w:val="18"/>
-                <w:szCs w:val="18"/>
-              </w:rPr>
-              <w:t xml:space="preserve">, </w:t>
-            </w:r>
-            <w:proofErr w:type="spellStart"/>
-            <w:r>
-              <w:rPr>
-                <w:sz w:val="18"/>
-                <w:szCs w:val="18"/>
-              </w:rPr>
-              <w:t>ColourPicker</w:t>
-            </w:r>
-            <w:proofErr w:type="spellEnd"/>
-            <w:r>
-              <w:rPr>
-                <w:sz w:val="18"/>
-                <w:szCs w:val="18"/>
-              </w:rPr>
-              <w:t xml:space="preserve">, </w:t>
-            </w:r>
-            <w:proofErr w:type="spellStart"/>
-            <w:r>
-              <w:rPr>
-                <w:sz w:val="18"/>
-                <w:szCs w:val="18"/>
-              </w:rPr>
-              <w:t>ToolPicker</w:t>
-            </w:r>
-            <w:proofErr w:type="spellEnd"/>
+              <w:t>Canvas, ChatBox, ColourPicker, ToolPicker</w:t>
+            </w:r>
           </w:p>
         </w:tc>
       </w:tr>
@@ -1616,15 +1342,7 @@
         <w:spacing w:after="120"/>
       </w:pPr>
       <w:r>
-        <w:t xml:space="preserve">All communication uses UDP datagrams on port 32112. The protocol is </w:t>
-      </w:r>
-      <w:proofErr w:type="gramStart"/>
-      <w:r>
-        <w:t>custom-designed</w:t>
-      </w:r>
-      <w:proofErr w:type="gramEnd"/>
-      <w:r>
-        <w:t xml:space="preserve"> with three message categories:</w:t>
+        <w:t>All communication uses UDP datagrams on port 32112. The protocol is custom-designed with three message categories:</w:t>
       </w:r>
     </w:p>
     <w:p>
@@ -1639,15 +1357,7 @@
         <w:t xml:space="preserve">1. Request/Response (REQ/RSP): </w:t>
       </w:r>
       <w:r>
-        <w:t xml:space="preserve">Client sends a request; server replies with a response. Used for authentication, game control, drawing commands, and chat messages. Each REQ is tracked in a pending map and retried every 100 </w:t>
-      </w:r>
-      <w:proofErr w:type="spellStart"/>
-      <w:r>
-        <w:t>ms</w:t>
-      </w:r>
-      <w:proofErr w:type="spellEnd"/>
-      <w:r>
-        <w:t xml:space="preserve"> until an RSP is received or a 1-second timeout is reached.</w:t>
+        <w:t>Client sends a request; server replies with a response. Used for authentication, game control, drawing commands, and chat messages. Each REQ is tracked in a pending map and retried every 100 ms until an RSP is received or a 1-second timeout is reached.</w:t>
       </w:r>
     </w:p>
     <w:p>
@@ -1662,15 +1372,7 @@
         <w:t xml:space="preserve">2. Notification/Acknowledgment (NTF/NTF_RCV): </w:t>
       </w:r>
       <w:r>
-        <w:t xml:space="preserve">Server pushes state updates to clients; clients acknowledge receipt. Used for scoreboard updates, leaderboard updates, round timing, word distribution, stroke broadcasts, and history streaming. The server retries unacknowledged NTFs with the same 100 </w:t>
-      </w:r>
-      <w:proofErr w:type="spellStart"/>
-      <w:r>
-        <w:t>ms</w:t>
-      </w:r>
-      <w:proofErr w:type="spellEnd"/>
-      <w:r>
-        <w:t xml:space="preserve"> / 1 s retry strategy.</w:t>
+        <w:t>Server pushes state updates to clients; clients acknowledge receipt. Used for scoreboard updates, leaderboard updates, round timing, word distribution, stroke broadcasts, and history streaming. The server retries unacknowledged NTFs with the same 100 ms / 1 s retry strategy.</w:t>
       </w:r>
     </w:p>
     <w:p>
@@ -1685,15 +1387,7 @@
         <w:t xml:space="preserve">3. Fire-and-Forget (FAF): </w:t>
       </w:r>
       <w:r>
-        <w:t xml:space="preserve">Best-effort messages with no acknowledgment. Used for high-frequency drawing extension updates (sent at 60 Hz during drawing) and client disconnect notifications. Packet loss is acceptable because the next update arrives within ~16 </w:t>
-      </w:r>
-      <w:proofErr w:type="spellStart"/>
-      <w:r>
-        <w:t>ms</w:t>
-      </w:r>
-      <w:proofErr w:type="spellEnd"/>
-      <w:r>
-        <w:t>.</w:t>
+        <w:t>Best-effort messages with no acknowledgment. Used for high-frequency drawing extension updates (sent at 60 Hz during drawing) and client disconnect notifications. Packet loss is acceptable because the next update arrives within ~16 ms.</w:t>
       </w:r>
     </w:p>
     <w:p>
@@ -1714,39 +1408,7 @@
         <w:spacing w:after="60"/>
       </w:pPr>
       <w:r>
-        <w:t xml:space="preserve">All multi-byte values use network byte order (big-endian) via </w:t>
-      </w:r>
-      <w:proofErr w:type="spellStart"/>
-      <w:r>
-        <w:t>htonl</w:t>
-      </w:r>
-      <w:proofErr w:type="spellEnd"/>
-      <w:r>
-        <w:t>/</w:t>
-      </w:r>
-      <w:proofErr w:type="spellStart"/>
-      <w:r>
-        <w:t>htons</w:t>
-      </w:r>
-      <w:proofErr w:type="spellEnd"/>
-      <w:r>
-        <w:t>/</w:t>
-      </w:r>
-      <w:proofErr w:type="spellStart"/>
-      <w:r>
-        <w:t>ntohl</w:t>
-      </w:r>
-      <w:proofErr w:type="spellEnd"/>
-      <w:r>
-        <w:t>/</w:t>
-      </w:r>
-      <w:proofErr w:type="spellStart"/>
-      <w:r>
-        <w:t>ntohs</w:t>
-      </w:r>
-      <w:proofErr w:type="spellEnd"/>
-      <w:r>
-        <w:t>.</w:t>
+        <w:t>All multi-byte values use network byte order (big-endian) via htonl/htons/ntohl/ntohs.</w:t>
       </w:r>
     </w:p>
     <w:p>
@@ -3864,23 +3526,7 @@
                 <w:sz w:val="18"/>
                 <w:szCs w:val="18"/>
               </w:rPr>
-              <w:t xml:space="preserve">Broadcast </w:t>
-            </w:r>
-            <w:proofErr w:type="gramStart"/>
-            <w:r>
-              <w:rPr>
-                <w:sz w:val="18"/>
-                <w:szCs w:val="18"/>
-              </w:rPr>
-              <w:t>stroke</w:t>
-            </w:r>
-            <w:proofErr w:type="gramEnd"/>
-            <w:r>
-              <w:rPr>
-                <w:sz w:val="18"/>
-                <w:szCs w:val="18"/>
-              </w:rPr>
-              <w:t xml:space="preserve"> start to other players</w:t>
+              <w:t>Broadcast stroke start to other players</w:t>
             </w:r>
           </w:p>
         </w:tc>
@@ -4286,23 +3932,7 @@
                 <w:sz w:val="18"/>
                 <w:szCs w:val="18"/>
               </w:rPr>
-              <w:t xml:space="preserve">Push </w:t>
-            </w:r>
-            <w:proofErr w:type="gramStart"/>
-            <w:r>
-              <w:rPr>
-                <w:sz w:val="18"/>
-                <w:szCs w:val="18"/>
-              </w:rPr>
-              <w:t>top-5</w:t>
-            </w:r>
-            <w:proofErr w:type="gramEnd"/>
-            <w:r>
-              <w:rPr>
-                <w:sz w:val="18"/>
-                <w:szCs w:val="18"/>
-              </w:rPr>
-              <w:t xml:space="preserve"> high scores</w:t>
+              <w:t>Push top-5 high scores</w:t>
             </w:r>
           </w:p>
         </w:tc>
@@ -4434,23 +4064,7 @@
                 <w:sz w:val="18"/>
                 <w:szCs w:val="18"/>
               </w:rPr>
-              <w:t>Broadcast round deadline (</w:t>
-            </w:r>
-            <w:proofErr w:type="spellStart"/>
-            <w:r>
-              <w:rPr>
-                <w:sz w:val="18"/>
-                <w:szCs w:val="18"/>
-              </w:rPr>
-              <w:t>ms</w:t>
-            </w:r>
-            <w:proofErr w:type="spellEnd"/>
-            <w:r>
-              <w:rPr>
-                <w:sz w:val="18"/>
-                <w:szCs w:val="18"/>
-              </w:rPr>
-              <w:t xml:space="preserve"> epoch)</w:t>
+              <w:t>Broadcast round deadline (ms epoch)</w:t>
             </w:r>
           </w:p>
         </w:tc>
@@ -5283,11 +4897,9 @@
       <w:r>
         <w:t xml:space="preserve">Since UDP provides no delivery guarantees, </w:t>
       </w:r>
-      <w:proofErr w:type="spellStart"/>
       <w:r>
         <w:t>DigiStroke</w:t>
       </w:r>
-      <w:proofErr w:type="spellEnd"/>
       <w:r>
         <w:t xml:space="preserve"> implements its own selective reliability layer on top of raw UDP:</w:t>
       </w:r>
@@ -5319,15 +4931,7 @@
         <w:t xml:space="preserve">Retry Strategy: </w:t>
       </w:r>
       <w:r>
-        <w:t xml:space="preserve">Unacknowledged messages are retransmitted every 100 </w:t>
-      </w:r>
-      <w:proofErr w:type="spellStart"/>
-      <w:r>
-        <w:t>ms</w:t>
-      </w:r>
-      <w:proofErr w:type="spellEnd"/>
-      <w:r>
-        <w:t>. After 1 second with no acknowledgment, the message is abandoned. This keeps latency low while providing reasonable reliability on a LAN.</w:t>
+        <w:t>Unacknowledged messages are retransmitted every 100 ms. After 1 second with no acknowledgment, the message is abandoned. This keeps latency low while providing reasonable reliability on a LAN.</w:t>
       </w:r>
     </w:p>
     <w:p>
@@ -5342,15 +4946,7 @@
         <w:t xml:space="preserve">Selective Reliability: </w:t>
       </w:r>
       <w:r>
-        <w:t xml:space="preserve">Not all messages require guaranteed delivery. High-frequency drawing extension updates (FAF_EXTEND_STROKE at 60 Hz) use fire-and-forget delivery. If one frame’s position is lost, the next frame’s update arrives within ~16 </w:t>
-      </w:r>
-      <w:proofErr w:type="spellStart"/>
-      <w:r>
-        <w:t>ms</w:t>
-      </w:r>
-      <w:proofErr w:type="spellEnd"/>
-      <w:r>
-        <w:t>, making explicit retransmission wasteful. This hybrid approach minimizes bandwidth while ensuring critical state changes (stroke start/end, chat messages, score updates) are delivered reliably.</w:t>
+        <w:t>Not all messages require guaranteed delivery. High-frequency drawing extension updates (FAF_EXTEND_STROKE at 60 Hz) use fire-and-forget delivery. If one frame’s position is lost, the next frame’s update arrives within ~16 ms, making explicit retransmission wasteful. This hybrid approach minimizes bandwidth while ensuring critical state changes (stroke start/end, chat messages, score updates) are delivered reliably.</w:t>
       </w:r>
     </w:p>
     <w:p>
@@ -5438,15 +5034,7 @@
         <w:spacing w:after="60"/>
       </w:pPr>
       <w:r>
-        <w:t xml:space="preserve">Main Thread: Runs the game loop at ~60 FPS — checks player </w:t>
-      </w:r>
-      <w:proofErr w:type="gramStart"/>
-      <w:r>
-        <w:t>count</w:t>
-      </w:r>
-      <w:proofErr w:type="gramEnd"/>
-      <w:r>
-        <w:t xml:space="preserve"> to start/stop games, manages round timers, and advances turns when the timer expires or all guessers have answered correctly.</w:t>
+        <w:t>Main Thread: Runs the game loop at ~60 FPS — checks player count to start/stop games, manages round timers, and advances turns when the timer expires or all guessers have answered correctly.</w:t>
       </w:r>
     </w:p>
     <w:p>
@@ -5459,33 +5047,7 @@
         <w:spacing w:after="60"/>
       </w:pPr>
       <w:r>
-        <w:t>Listening Thread (</w:t>
-      </w:r>
-      <w:proofErr w:type="gramStart"/>
-      <w:r>
-        <w:t>std::</w:t>
-      </w:r>
-      <w:proofErr w:type="spellStart"/>
-      <w:proofErr w:type="gramEnd"/>
-      <w:r>
-        <w:t>jthread</w:t>
-      </w:r>
-      <w:proofErr w:type="spellEnd"/>
-      <w:r>
-        <w:t xml:space="preserve">): Continuously receives UDP packets via </w:t>
-      </w:r>
-      <w:proofErr w:type="spellStart"/>
-      <w:proofErr w:type="gramStart"/>
-      <w:r>
-        <w:t>recvfrom</w:t>
-      </w:r>
-      <w:proofErr w:type="spellEnd"/>
-      <w:r>
-        <w:t>(</w:t>
-      </w:r>
-      <w:proofErr w:type="gramEnd"/>
-      <w:r>
-        <w:t>), dispatches to handler functions based on message type, sends responses and broadcasts notifications.</w:t>
+        <w:t>Listening Thread (std::jthread): Continuously receives UDP packets via recvfrom(), dispatches to handler functions based on message type, sends responses and broadcasts notifications.</w:t>
       </w:r>
     </w:p>
     <w:p>
@@ -5525,23 +5087,7 @@
         <w:t xml:space="preserve">Mutex Hierarchy: </w:t>
       </w:r>
       <w:r>
-        <w:t>_</w:t>
-      </w:r>
-      <w:proofErr w:type="spellStart"/>
-      <w:r>
-        <w:t>gameMutex</w:t>
-      </w:r>
-      <w:proofErr w:type="spellEnd"/>
-      <w:r>
-        <w:t xml:space="preserve"> (outermost) → _</w:t>
-      </w:r>
-      <w:proofErr w:type="spellStart"/>
-      <w:r>
-        <w:t>clientStorageMutex</w:t>
-      </w:r>
-      <w:proofErr w:type="spellEnd"/>
-      <w:r>
-        <w:t xml:space="preserve"> → individual pending NTF mutexes. This strict ordering prevents deadlock scenarios.</w:t>
+        <w:t>_gameMutex (outermost) → _clientStorageMutex → individual pending NTF mutexes. This strict ordering prevents deadlock scenarios.</w:t>
       </w:r>
     </w:p>
     <w:p>
@@ -5575,20 +5121,7 @@
         <w:spacing w:after="60"/>
       </w:pPr>
       <w:r>
-        <w:t>Listening Thread (</w:t>
-      </w:r>
-      <w:proofErr w:type="gramStart"/>
-      <w:r>
-        <w:t>std::</w:t>
-      </w:r>
-      <w:proofErr w:type="spellStart"/>
-      <w:proofErr w:type="gramEnd"/>
-      <w:r>
-        <w:t>jthread</w:t>
-      </w:r>
-      <w:proofErr w:type="spellEnd"/>
-      <w:r>
-        <w:t>): Receives all incoming UDP packets, dispatches acknowledgments for NTF messages, and enqueues received data into thread-safe queues.</w:t>
+        <w:t>Listening Thread (std::jthread): Receives all incoming UDP packets, dispatches acknowledgments for NTF messages, and enqueues received data into thread-safe queues.</w:t>
       </w:r>
     </w:p>
     <w:p>
@@ -5608,15 +5141,7 @@
         <w:t xml:space="preserve">Atomic Variables: </w:t>
       </w:r>
       <w:r>
-        <w:t xml:space="preserve">Round end time, current round, word length, and word string use </w:t>
-      </w:r>
-      <w:proofErr w:type="gramStart"/>
-      <w:r>
-        <w:t>std::</w:t>
-      </w:r>
-      <w:proofErr w:type="gramEnd"/>
-      <w:r>
-        <w:t>atomic for lock-free reads from the main thread, avoiding mutex overhead for frequently accessed game state.</w:t>
+        <w:t>Round end time, current round, word length, and word string use std::atomic for lock-free reads from the main thread, avoiding mutex overhead for frequently accessed game state.</w:t>
       </w:r>
     </w:p>
     <w:p>
@@ -5652,44 +5177,7 @@
         <w:spacing w:after="120"/>
       </w:pPr>
       <w:r>
-        <w:t xml:space="preserve">The client uses a state machine pattern with three distinct states, each implementing </w:t>
-      </w:r>
-      <w:proofErr w:type="spellStart"/>
-      <w:proofErr w:type="gramStart"/>
-      <w:r>
-        <w:t>handleEvent</w:t>
-      </w:r>
-      <w:proofErr w:type="spellEnd"/>
-      <w:r>
-        <w:t>(</w:t>
-      </w:r>
-      <w:proofErr w:type="gramEnd"/>
-      <w:r>
-        <w:t xml:space="preserve">), </w:t>
-      </w:r>
-      <w:proofErr w:type="gramStart"/>
-      <w:r>
-        <w:t>update(</w:t>
-      </w:r>
-      <w:proofErr w:type="gramEnd"/>
-      <w:r>
-        <w:t xml:space="preserve">), and </w:t>
-      </w:r>
-      <w:proofErr w:type="gramStart"/>
-      <w:r>
-        <w:t>render(</w:t>
-      </w:r>
-      <w:proofErr w:type="gramEnd"/>
-      <w:r>
-        <w:t xml:space="preserve">) virtual methods. The </w:t>
-      </w:r>
-      <w:proofErr w:type="spellStart"/>
-      <w:r>
-        <w:t>StateMachine</w:t>
-      </w:r>
-      <w:proofErr w:type="spellEnd"/>
-      <w:r>
-        <w:t xml:space="preserve"> class manages transitions between states:</w:t>
+        <w:t>The client uses a state machine pattern with three distinct states, each implementing handleEvent(), update(), and render() virtual methods. The StateMachine class manages transitions between states:</w:t>
       </w:r>
     </w:p>
     <w:p>
@@ -5701,93 +5189,37 @@
           <w:b/>
           <w:bCs/>
         </w:rPr>
-        <w:t xml:space="preserve">1. </w:t>
-      </w:r>
-      <w:proofErr w:type="spellStart"/>
+        <w:t xml:space="preserve">1. LoginState: </w:t>
+      </w:r>
+      <w:r>
+        <w:t>Presents username and password input fields. Supports both login and account creation. Can discover the server via LAN broadcast (255.255.255.255) or connect to a specific IP address entered by the user.</w:t>
+      </w:r>
+    </w:p>
+    <w:p>
+      <w:pPr>
+        <w:spacing w:after="120"/>
+      </w:pPr>
       <w:r>
         <w:rPr>
           <w:b/>
           <w:bCs/>
         </w:rPr>
-        <w:t>LoginState</w:t>
-      </w:r>
-      <w:proofErr w:type="spellEnd"/>
+        <w:t xml:space="preserve">2. MainMenuState: </w:t>
+      </w:r>
+      <w:r>
+        <w:t>Displays a “Play” button to join the game. Transitions to CoreGameState upon receiving a successful RSP_PLAY_GAME response from the server.</w:t>
+      </w:r>
+    </w:p>
+    <w:p>
+      <w:pPr>
+        <w:spacing w:after="120"/>
+      </w:pPr>
       <w:r>
         <w:rPr>
           <w:b/>
           <w:bCs/>
         </w:rPr>
-        <w:t xml:space="preserve">: </w:t>
-      </w:r>
-      <w:r>
-        <w:t>Presents username and password input fields. Supports both login and account creation. Can discover the server via LAN broadcast (255.255.255.255) or connect to a specific IP address entered by the user.</w:t>
-      </w:r>
-    </w:p>
-    <w:p>
-      <w:pPr>
-        <w:spacing w:after="120"/>
-      </w:pPr>
-      <w:r>
-        <w:rPr>
-          <w:b/>
-          <w:bCs/>
-        </w:rPr>
-        <w:t xml:space="preserve">2. </w:t>
-      </w:r>
-      <w:proofErr w:type="spellStart"/>
-      <w:r>
-        <w:rPr>
-          <w:b/>
-          <w:bCs/>
-        </w:rPr>
-        <w:t>MainMenuState</w:t>
-      </w:r>
-      <w:proofErr w:type="spellEnd"/>
-      <w:r>
-        <w:rPr>
-          <w:b/>
-          <w:bCs/>
-        </w:rPr>
-        <w:t xml:space="preserve">: </w:t>
-      </w:r>
-      <w:r>
-        <w:t xml:space="preserve">Displays a “Play” button to join the game. Transitions to </w:t>
-      </w:r>
-      <w:proofErr w:type="spellStart"/>
-      <w:r>
-        <w:t>CoreGameState</w:t>
-      </w:r>
-      <w:proofErr w:type="spellEnd"/>
-      <w:r>
-        <w:t xml:space="preserve"> upon receiving a successful RSP_PLAY_GAME response from the server.</w:t>
-      </w:r>
-    </w:p>
-    <w:p>
-      <w:pPr>
-        <w:spacing w:after="120"/>
-      </w:pPr>
-      <w:r>
-        <w:rPr>
-          <w:b/>
-          <w:bCs/>
-        </w:rPr>
-        <w:t xml:space="preserve">3. </w:t>
-      </w:r>
-      <w:proofErr w:type="spellStart"/>
-      <w:r>
-        <w:rPr>
-          <w:b/>
-          <w:bCs/>
-        </w:rPr>
-        <w:t>CoreGameState</w:t>
-      </w:r>
-      <w:proofErr w:type="spellEnd"/>
-      <w:r>
-        <w:rPr>
-          <w:b/>
-          <w:bCs/>
-        </w:rPr>
-        <w:t xml:space="preserve">: </w:t>
+        <w:t xml:space="preserve">3. CoreGameState: </w:t>
       </w:r>
       <w:r>
         <w:t>The main gameplay state containing all interactive components:</w:t>
@@ -5803,15 +5235,7 @@
         <w:spacing w:after="60"/>
       </w:pPr>
       <w:r>
-        <w:t xml:space="preserve">Canvas: SFML </w:t>
-      </w:r>
-      <w:proofErr w:type="spellStart"/>
-      <w:r>
-        <w:t>VertexArray</w:t>
-      </w:r>
-      <w:proofErr w:type="spellEnd"/>
-      <w:r>
-        <w:t>-based drawing surface with quad-per-point rendering and circle joints for smooth, continuous strokes.</w:t>
+        <w:t>Canvas: SFML VertexArray-based drawing surface with quad-per-point rendering and circle joints for smooth, continuous strokes.</w:t>
       </w:r>
     </w:p>
     <w:p>
@@ -5823,14 +5247,9 @@
         </w:numPr>
         <w:spacing w:after="60"/>
       </w:pPr>
-      <w:proofErr w:type="spellStart"/>
       <w:r>
         <w:lastRenderedPageBreak/>
-        <w:t>ChatBox</w:t>
-      </w:r>
-      <w:proofErr w:type="spellEnd"/>
-      <w:r>
-        <w:t>: Displays chat messages, real-time scoreboard with player names and scores, and the current drawer’s name.</w:t>
+        <w:t>ChatBox: Displays chat messages, real-time scoreboard with player names and scores, and the current drawer’s name.</w:t>
       </w:r>
     </w:p>
     <w:p>
@@ -5842,21 +5261,8 @@
         </w:numPr>
         <w:spacing w:after="60"/>
       </w:pPr>
-      <w:proofErr w:type="spellStart"/>
-      <w:r>
-        <w:t>ColourPicker</w:t>
-      </w:r>
-      <w:proofErr w:type="spellEnd"/>
-      <w:r>
-        <w:t xml:space="preserve">: 7-column palette grid of colour swatches (30×30 </w:t>
-      </w:r>
-      <w:proofErr w:type="spellStart"/>
-      <w:r>
-        <w:t>px</w:t>
-      </w:r>
-      <w:proofErr w:type="spellEnd"/>
-      <w:r>
-        <w:t xml:space="preserve"> each) with selection highlighting.</w:t>
+      <w:r>
+        <w:t>ColourPicker: 7-column palette grid of colour swatches (30×30 px each) with selection highlighting.</w:t>
       </w:r>
     </w:p>
     <w:p>
@@ -5868,13 +5274,8 @@
         </w:numPr>
         <w:spacing w:after="60"/>
       </w:pPr>
-      <w:proofErr w:type="spellStart"/>
-      <w:r>
-        <w:t>ToolPicker</w:t>
-      </w:r>
-      <w:proofErr w:type="spellEnd"/>
-      <w:r>
-        <w:t>: Brush and eraser tool selection with icon-based buttons and callbacks.</w:t>
+      <w:r>
+        <w:t>ToolPicker: Brush and eraser tool selection with icon-based buttons and callbacks.</w:t>
       </w:r>
     </w:p>
     <w:p>
@@ -5887,15 +5288,7 @@
         <w:spacing w:after="60"/>
       </w:pPr>
       <w:r>
-        <w:t xml:space="preserve">Brush Thickness Slider: Adjustable 1–50 </w:t>
-      </w:r>
-      <w:proofErr w:type="spellStart"/>
-      <w:r>
-        <w:t>px</w:t>
-      </w:r>
-      <w:proofErr w:type="spellEnd"/>
-      <w:r>
-        <w:t xml:space="preserve"> range with visual track, draggable knob, and real-time cursor preview.</w:t>
+        <w:t>Brush Thickness Slider: Adjustable 1–50 px range with visual track, draggable knob, and real-time cursor preview.</w:t>
       </w:r>
     </w:p>
     <w:p>
@@ -5971,15 +5364,7 @@
         <w:spacing w:after="120"/>
       </w:pPr>
       <w:r>
-        <w:t>Turn advancement (</w:t>
-      </w:r>
-      <w:proofErr w:type="spellStart"/>
-      <w:r>
-        <w:t>LOCK_advanceDrawer</w:t>
-      </w:r>
-      <w:proofErr w:type="spellEnd"/>
-      <w:r>
-        <w:t>) performs the following steps:</w:t>
+        <w:t>Turn advancement (LOCK_advanceDrawer) performs the following steps:</w:t>
       </w:r>
     </w:p>
     <w:p>
@@ -6005,15 +5390,7 @@
         <w:spacing w:after="60"/>
       </w:pPr>
       <w:r>
-        <w:t>Clear all “</w:t>
-      </w:r>
-      <w:proofErr w:type="spellStart"/>
-      <w:r>
-        <w:t>wordAlreadyGuessed</w:t>
-      </w:r>
-      <w:proofErr w:type="spellEnd"/>
-      <w:r>
-        <w:t>” flags for every player.</w:t>
+        <w:t>Clear all “wordAlreadyGuessed” flags for every player.</w:t>
       </w:r>
     </w:p>
     <w:p>
@@ -6086,25 +5463,7 @@
         <w:spacing w:after="60"/>
       </w:pPr>
       <w:r>
-        <w:t xml:space="preserve">The </w:t>
-      </w:r>
-      <w:proofErr w:type="spellStart"/>
-      <w:r>
-        <w:t>UserStore</w:t>
-      </w:r>
-      <w:proofErr w:type="spellEnd"/>
-      <w:r>
-        <w:t xml:space="preserve"> class manages user credentials and high scores, loaded from </w:t>
-      </w:r>
-      <w:proofErr w:type="spellStart"/>
-      <w:proofErr w:type="gramStart"/>
-      <w:r>
-        <w:t>users.json</w:t>
-      </w:r>
-      <w:proofErr w:type="spellEnd"/>
-      <w:proofErr w:type="gramEnd"/>
-      <w:r>
-        <w:t xml:space="preserve"> at server startup and saved back on updates.</w:t>
+        <w:t>The UserStore class manages user credentials and high scores, loaded from users.json at server startup and saved back on updates.</w:t>
       </w:r>
     </w:p>
     <w:p>
@@ -6117,7 +5476,7 @@
         <w:spacing w:after="60"/>
       </w:pPr>
       <w:r>
-        <w:t>Passwords are hashed with SHA-256 (via OpenSSL) and stored as Base64-encoded strings — plaintext passwords are never stored.</w:t>
+        <w:t>High scores are tracked per user and persist across sessions, enabling a persistent leaderboard.</w:t>
       </w:r>
     </w:p>
     <w:p>
@@ -6130,7 +5489,15 @@
         <w:spacing w:after="60"/>
       </w:pPr>
       <w:r>
-        <w:t>High scores are tracked per user and persist across sessions, enabling a persistent leaderboard.</w:t>
+        <w:t>The server maintains the top 5 players’ records for the leaderboard display sent to clients.</w:t>
+      </w:r>
+    </w:p>
+    <w:p>
+      <w:pPr>
+        <w:pStyle w:val="Heading3"/>
+      </w:pPr>
+      <w:r>
+        <w:t>2.8.1 OpenSSL</w:t>
       </w:r>
     </w:p>
     <w:p>
@@ -6143,137 +5510,7 @@
         <w:spacing w:after="60"/>
       </w:pPr>
       <w:r>
-        <w:t>The server maintains the top 5 players’ records for the leaderboard display sent to clients.</w:t>
-      </w:r>
-    </w:p>
-    <w:p>
-      <w:pPr>
-        <w:pStyle w:val="Heading2"/>
-      </w:pPr>
-      <w:r>
-        <w:t>2.9 Drawing Synchronization Data Flow</w:t>
-      </w:r>
-    </w:p>
-    <w:p>
-      <w:pPr>
-        <w:spacing w:after="120"/>
-      </w:pPr>
-      <w:r>
-        <w:t>The following describes the complete data flow for drawing synchronization between the drawer and all other connected clients:</w:t>
-      </w:r>
-    </w:p>
-    <w:p>
-      <w:pPr>
-        <w:spacing w:after="120"/>
-      </w:pPr>
-      <w:r>
-        <w:rPr>
-          <w:b/>
-          <w:bCs/>
-        </w:rPr>
-        <w:t xml:space="preserve">Step 1 — Stroke Begin: </w:t>
-      </w:r>
-      <w:r>
-        <w:t>Drawer clicks mouse → client sends REQ_START_STROKE containing the stroke ID, canvas position (uint16 x, y), and colour information (RGBAT: Red, Green, Blue, Alpha, Thickness — 5 bytes).</w:t>
-      </w:r>
-    </w:p>
-    <w:p>
-      <w:pPr>
-        <w:spacing w:after="120"/>
-      </w:pPr>
-      <w:r>
-        <w:rPr>
-          <w:b/>
-          <w:bCs/>
-        </w:rPr>
-        <w:lastRenderedPageBreak/>
-        <w:t xml:space="preserve">Step 2 — Server Broadcast: </w:t>
-      </w:r>
-      <w:r>
-        <w:t>Server receives, stores stroke metadata in the client’s record, sends RSP_START_STROKE back to the drawer, and broadcasts NTF_START_STROKE to all other in-game clients.</w:t>
-      </w:r>
-    </w:p>
-    <w:p>
-      <w:pPr>
-        <w:spacing w:after="120"/>
-      </w:pPr>
-      <w:r>
-        <w:rPr>
-          <w:b/>
-          <w:bCs/>
-        </w:rPr>
-        <w:t xml:space="preserve">Step 3 — Client ACK: </w:t>
-      </w:r>
-      <w:r>
-        <w:t>Each receiving client acknowledges with NTF_RCV_START_STROKE. Server removes from pending map upon receipt.</w:t>
-      </w:r>
-    </w:p>
-    <w:p>
-      <w:pPr>
-        <w:spacing w:after="120"/>
-      </w:pPr>
-      <w:r>
-        <w:rPr>
-          <w:b/>
-          <w:bCs/>
-        </w:rPr>
-        <w:t xml:space="preserve">Step 4 — Stroke Extension: </w:t>
-      </w:r>
-      <w:r>
-        <w:t>Drawer drags mouse → client sends FAF_EXTEND_STROKE every frame (~60 Hz) containing just the stroke ID and current position. No ACK is needed due to high update frequency.</w:t>
-      </w:r>
-    </w:p>
-    <w:p>
-      <w:pPr>
-        <w:spacing w:after="120"/>
-      </w:pPr>
-      <w:r>
-        <w:rPr>
-          <w:b/>
-          <w:bCs/>
-        </w:rPr>
-        <w:t xml:space="preserve">Step 5 — Server Relay: </w:t>
-      </w:r>
-      <w:r>
-        <w:t>Server receives each FAF_EXTEND_STROKE and broadcasts SVR_EXTEND_STROKE to all other clients (also fire-and-forget).</w:t>
-      </w:r>
-    </w:p>
-    <w:p>
-      <w:pPr>
-        <w:spacing w:after="120"/>
-      </w:pPr>
-      <w:r>
-        <w:rPr>
-          <w:b/>
-          <w:bCs/>
-        </w:rPr>
-        <w:t xml:space="preserve">Step 6 — Stroke End: </w:t>
-      </w:r>
-      <w:r>
-        <w:t>Drawer releases mouse → client sends REQ_END_STROKE. Server sends RSP_END_STROKE to drawer and broadcasts NTF_END_STROKE to all other clients (with ACK tracking).</w:t>
-      </w:r>
-    </w:p>
-    <w:p>
-      <w:pPr>
-        <w:spacing w:after="120"/>
-      </w:pPr>
-      <w:r>
-        <w:rPr>
-          <w:b/>
-          <w:bCs/>
-        </w:rPr>
-        <w:t xml:space="preserve">Step 7 — History: </w:t>
-      </w:r>
-      <w:r>
-        <w:t>All completed strokes are stored on the server. When a new player joins mid-game, the server streams the complete stroke history via chunked NTF_STROKE_HISTORY packets (≤540 bytes each).</w:t>
-      </w:r>
-    </w:p>
-    <w:p>
-      <w:pPr>
-        <w:pStyle w:val="Heading2"/>
-      </w:pPr>
-      <w:r>
-        <w:t>2.10 Chat and Guess Checking</w:t>
+        <w:t>Passwords are hashed with SHA-256 (via OpenSSL) and stored as Base64-encoded strings — plaintext passwords are never stored.</w:t>
       </w:r>
     </w:p>
     <w:p>
@@ -6286,7 +5523,7 @@
         <w:spacing w:after="60"/>
       </w:pPr>
       <w:r>
-        <w:t>Players type messages (up to 84 characters) and send them via REQ_MSG with a unique message ID.</w:t>
+        <w:t>Passwords transmitted through the network are safe from basic man-in-the attacks as it is hashed via SHA-256 making it unreadable.</w:t>
       </w:r>
     </w:p>
     <w:p>
@@ -6299,7 +5536,142 @@
         <w:spacing w:after="60"/>
       </w:pPr>
       <w:r>
-        <w:t>The server receives the message, adds it to the chat history (max 15 messages in a FIFO deque), and broadcasts NTF_MSG to all connected clients.</w:t>
+        <w:t>Base64 is used to encode the raw binary data into a format that json serialise.</w:t>
+      </w:r>
+    </w:p>
+    <w:p>
+      <w:pPr>
+        <w:spacing w:after="60"/>
+      </w:pPr>
+    </w:p>
+    <w:p>
+      <w:pPr>
+        <w:pStyle w:val="Heading2"/>
+      </w:pPr>
+      <w:r>
+        <w:lastRenderedPageBreak/>
+        <w:t>2.9 Drawing Synchronization Data Flow</w:t>
+      </w:r>
+    </w:p>
+    <w:p>
+      <w:pPr>
+        <w:spacing w:after="120"/>
+      </w:pPr>
+      <w:r>
+        <w:t>The following describes the complete data flow for drawing synchronization between the drawer and all other connected clients:</w:t>
+      </w:r>
+    </w:p>
+    <w:p>
+      <w:pPr>
+        <w:spacing w:after="120"/>
+      </w:pPr>
+      <w:r>
+        <w:rPr>
+          <w:b/>
+          <w:bCs/>
+        </w:rPr>
+        <w:t xml:space="preserve">Step 1 — Stroke Begin: </w:t>
+      </w:r>
+      <w:r>
+        <w:t>Drawer clicks mouse → client sends REQ_START_STROKE containing the stroke ID, canvas position (uint16 x, y), and colour information (RGBAT: Red, Green, Blue, Alpha, Thickness — 5 bytes).</w:t>
+      </w:r>
+    </w:p>
+    <w:p>
+      <w:pPr>
+        <w:spacing w:after="120"/>
+      </w:pPr>
+      <w:r>
+        <w:rPr>
+          <w:b/>
+          <w:bCs/>
+        </w:rPr>
+        <w:t xml:space="preserve">Step 2 — Server Broadcast: </w:t>
+      </w:r>
+      <w:r>
+        <w:t>Server receives, stores stroke metadata in the client’s record, sends RSP_START_STROKE back to the drawer, and broadcasts NTF_START_STROKE to all other in-game clients.</w:t>
+      </w:r>
+    </w:p>
+    <w:p>
+      <w:pPr>
+        <w:spacing w:after="120"/>
+      </w:pPr>
+      <w:r>
+        <w:rPr>
+          <w:b/>
+          <w:bCs/>
+        </w:rPr>
+        <w:t xml:space="preserve">Step 3 — Client ACK: </w:t>
+      </w:r>
+      <w:r>
+        <w:t>Each receiving client acknowledges with NTF_RCV_START_STROKE. Server removes from pending map upon receipt.</w:t>
+      </w:r>
+    </w:p>
+    <w:p>
+      <w:pPr>
+        <w:spacing w:after="120"/>
+      </w:pPr>
+      <w:r>
+        <w:rPr>
+          <w:b/>
+          <w:bCs/>
+        </w:rPr>
+        <w:t xml:space="preserve">Step 4 — Stroke Extension: </w:t>
+      </w:r>
+      <w:r>
+        <w:t>Drawer drags mouse → client sends FAF_EXTEND_STROKE every frame (~60 Hz) containing just the stroke ID and current position. No ACK is needed due to high update frequency.</w:t>
+      </w:r>
+    </w:p>
+    <w:p>
+      <w:pPr>
+        <w:spacing w:after="120"/>
+      </w:pPr>
+      <w:r>
+        <w:rPr>
+          <w:b/>
+          <w:bCs/>
+        </w:rPr>
+        <w:t xml:space="preserve">Step 5 — Server Relay: </w:t>
+      </w:r>
+      <w:r>
+        <w:t>Server receives each FAF_EXTEND_STROKE and broadcasts SVR_EXTEND_STROKE to all other clients (also fire-and-forget).</w:t>
+      </w:r>
+    </w:p>
+    <w:p>
+      <w:pPr>
+        <w:spacing w:after="120"/>
+      </w:pPr>
+      <w:r>
+        <w:rPr>
+          <w:b/>
+          <w:bCs/>
+        </w:rPr>
+        <w:t xml:space="preserve">Step 6 — Stroke End: </w:t>
+      </w:r>
+      <w:r>
+        <w:t>Drawer releases mouse → client sends REQ_END_STROKE. Server sends RSP_END_STROKE to drawer and broadcasts NTF_END_STROKE to all other clients (with ACK tracking).</w:t>
+      </w:r>
+    </w:p>
+    <w:p>
+      <w:pPr>
+        <w:spacing w:after="120"/>
+      </w:pPr>
+      <w:r>
+        <w:rPr>
+          <w:b/>
+          <w:bCs/>
+        </w:rPr>
+        <w:t xml:space="preserve">Step 7 — History: </w:t>
+      </w:r>
+      <w:r>
+        <w:t>All completed strokes are stored on the server. When a new player joins mid-game, the server streams the complete stroke history via chunked NTF_STROKE_HISTORY packets (≤540 bytes each).</w:t>
+      </w:r>
+    </w:p>
+    <w:p>
+      <w:pPr>
+        <w:pStyle w:val="Heading2"/>
+      </w:pPr>
+      <w:r>
+        <w:t>2.10 Chat and Guess Checking</w:t>
       </w:r>
     </w:p>
     <w:p>
@@ -6312,15 +5684,7 @@
         <w:spacing w:after="60"/>
       </w:pPr>
       <w:r>
-        <w:t>The server compares each chat message against the current secret word. If there is a match, both the guesser and the drawer receive +1 point. The guesser’s “</w:t>
-      </w:r>
-      <w:proofErr w:type="spellStart"/>
-      <w:r>
-        <w:t>wordAlreadyGuessed</w:t>
-      </w:r>
-      <w:proofErr w:type="spellEnd"/>
-      <w:r>
-        <w:t>” flag is set to prevent duplicate scoring within the same turn.</w:t>
+        <w:t>Players type messages (up to 84 characters) and send them via REQ_MSG with a unique message ID.</w:t>
       </w:r>
     </w:p>
     <w:p>
@@ -6333,7 +5697,7 @@
         <w:spacing w:after="60"/>
       </w:pPr>
       <w:r>
-        <w:t>Updated scores are immediately broadcast to all clients via NTF_UPDATE_SCOREBOARD.</w:t>
+        <w:t>The server receives the message, adds it to the chat history (max 15 messages in a FIFO deque), and broadcasts NTF_MSG to all connected clients.</w:t>
       </w:r>
     </w:p>
     <w:p>
@@ -6346,28 +5710,7 @@
         <w:spacing w:after="60"/>
       </w:pPr>
       <w:r>
-        <w:t>Chat history is streamed to newly joined players via chunked NTF_MSG_HISTORY packets, ensuring they see recent conversation context.</w:t>
-      </w:r>
-    </w:p>
-    <w:p>
-      <w:pPr>
-        <w:pStyle w:val="Heading2"/>
-      </w:pPr>
-      <w:r>
-        <w:t>2.11 Durable Communication and Disconnect Handling</w:t>
-      </w:r>
-    </w:p>
-    <w:p>
-      <w:pPr>
-        <w:spacing w:after="120"/>
-      </w:pPr>
-      <w:proofErr w:type="spellStart"/>
-      <w:r>
-        <w:t>DigiStroke</w:t>
-      </w:r>
-      <w:proofErr w:type="spellEnd"/>
-      <w:r>
-        <w:t xml:space="preserve"> handles network disruptions and player disconnections gracefully:</w:t>
+        <w:t>The server compares each chat message against the current secret word. If there is a match, both the guesser and the drawer receive +1 point. The guesser’s “wordAlreadyGuessed” flag is set to prevent duplicate scoring within the same turn.</w:t>
       </w:r>
     </w:p>
     <w:p>
@@ -6380,7 +5723,7 @@
         <w:spacing w:after="60"/>
       </w:pPr>
       <w:r>
-        <w:t>When a client disconnects, it sends a FAF_DISCONNECT message (best-effort) to notify the server.</w:t>
+        <w:t>Updated scores are immediately broadcast to all clients via NTF_UPDATE_SCOREBOARD.</w:t>
       </w:r>
     </w:p>
     <w:p>
@@ -6393,7 +5736,23 @@
         <w:spacing w:after="60"/>
       </w:pPr>
       <w:r>
-        <w:t>The server marks the client as not in-game but retains their session data and credentials in the client storage map.</w:t>
+        <w:t>Chat history is streamed to newly joined players via chunked NTF_MSG_HISTORY packets, ensuring they see recent conversation context.</w:t>
+      </w:r>
+    </w:p>
+    <w:p>
+      <w:pPr>
+        <w:pStyle w:val="Heading2"/>
+      </w:pPr>
+      <w:r>
+        <w:t>2.11 Durable Communication and Disconnect Handling</w:t>
+      </w:r>
+    </w:p>
+    <w:p>
+      <w:pPr>
+        <w:spacing w:after="120"/>
+      </w:pPr>
+      <w:r>
+        <w:t>DigiStroke handles network disruptions and player disconnections gracefully:</w:t>
       </w:r>
     </w:p>
     <w:p>
@@ -6406,7 +5765,7 @@
         <w:spacing w:after="60"/>
       </w:pPr>
       <w:r>
-        <w:t>If the disconnected player was the current drawer, the server advances the turn to the next available player, ensuring the game continues without interruption.</w:t>
+        <w:t>When a client disconnects, it sends a FAF_DISCONNECT message (best-effort) to notify the server.</w:t>
       </w:r>
     </w:p>
     <w:p>
@@ -6419,7 +5778,7 @@
         <w:spacing w:after="60"/>
       </w:pPr>
       <w:r>
-        <w:t>Other connected players are not affected — the game continues seamlessly with the remaining players.</w:t>
+        <w:t>The server marks the client as not in-game but retains their session data and credentials in the client storage map.</w:t>
       </w:r>
     </w:p>
     <w:p>
@@ -6432,15 +5791,8 @@
         <w:spacing w:after="60"/>
       </w:pPr>
       <w:r>
-        <w:t xml:space="preserve">If a player reconnects (logs in again), they receive a new session ID and can rejoin the game. The server streams the current stroke history and chat </w:t>
-      </w:r>
-      <w:proofErr w:type="gramStart"/>
-      <w:r>
-        <w:t>history</w:t>
-      </w:r>
-      <w:proofErr w:type="gramEnd"/>
-      <w:r>
-        <w:t xml:space="preserve"> so the reconnected player sees the up-to-date game state.</w:t>
+        <w:lastRenderedPageBreak/>
+        <w:t>If the disconnected player was the current drawer, the server advances the turn to the next available player, ensuring the game continues without interruption.</w:t>
       </w:r>
     </w:p>
     <w:p>
@@ -6453,16 +5805,33 @@
         <w:spacing w:after="60"/>
       </w:pPr>
       <w:r>
-        <w:lastRenderedPageBreak/>
-        <w:t xml:space="preserve">The server’s retry mechanism (100 </w:t>
-      </w:r>
-      <w:proofErr w:type="spellStart"/>
-      <w:r>
-        <w:t>ms</w:t>
-      </w:r>
-      <w:proofErr w:type="spellEnd"/>
-      <w:r>
-        <w:t xml:space="preserve"> retransmission, 1 s timeout) ensures that minor packet loss on the LAN does not cause state inconsistencies between clients.</w:t>
+        <w:t>Other connected players are not affected — the game continues seamlessly with the remaining players.</w:t>
+      </w:r>
+    </w:p>
+    <w:p>
+      <w:pPr>
+        <w:pStyle w:val="ListParagraph"/>
+        <w:numPr>
+          <w:ilvl w:val="0"/>
+          <w:numId w:val="2"/>
+        </w:numPr>
+        <w:spacing w:after="60"/>
+      </w:pPr>
+      <w:r>
+        <w:t>If a player reconnects (logs in again), they receive a new session ID and can rejoin the game. The server streams the current stroke history and chat history so the reconnected player sees the up-to-date game state.</w:t>
+      </w:r>
+    </w:p>
+    <w:p>
+      <w:pPr>
+        <w:pStyle w:val="ListParagraph"/>
+        <w:numPr>
+          <w:ilvl w:val="0"/>
+          <w:numId w:val="2"/>
+        </w:numPr>
+        <w:spacing w:after="60"/>
+      </w:pPr>
+      <w:r>
+        <w:t>The server’s retry mechanism (100 ms retransmission, 1 s timeout) ensures that minor packet loss on the LAN does not cause state inconsistencies between clients.</w:t>
       </w:r>
     </w:p>
     <w:p>
@@ -6500,15 +5869,7 @@
         <w:t xml:space="preserve">2. Hybrid Reliability (REQ/RSP + FAF): </w:t>
       </w:r>
       <w:r>
-        <w:t xml:space="preserve">Drawing extensions sent at 60 Hz do not need guaranteed delivery since the next update corrects any gap within ~16 </w:t>
-      </w:r>
-      <w:proofErr w:type="spellStart"/>
-      <w:r>
-        <w:t>ms</w:t>
-      </w:r>
-      <w:proofErr w:type="spellEnd"/>
-      <w:r>
-        <w:t>. This saves significant bandwidth and reduces perceived latency.</w:t>
+        <w:t>Drawing extensions sent at 60 Hz do not need guaranteed delivery since the next update corrects any gap within ~16 ms. This saves significant bandwidth and reduces perceived latency.</w:t>
       </w:r>
     </w:p>
     <w:p>
@@ -6696,7 +6057,6 @@
             </w:tcMar>
           </w:tcPr>
           <w:p>
-            <w:proofErr w:type="spellStart"/>
             <w:r>
               <w:rPr>
                 <w:b/>
@@ -6705,9 +6065,28 @@
                 <w:sz w:val="20"/>
                 <w:szCs w:val="20"/>
               </w:rPr>
-              <w:t>DigiPen</w:t>
-            </w:r>
-            <w:proofErr w:type="spellEnd"/>
+              <w:t>DigiPen ID</w:t>
+            </w:r>
+          </w:p>
+        </w:tc>
+        <w:tc>
+          <w:tcPr>
+            <w:tcW w:w="1634" w:type="dxa"/>
+            <w:tcBorders>
+              <w:top w:val="single" w:sz="1" w:space="0" w:color="999999"/>
+              <w:left w:val="single" w:sz="1" w:space="0" w:color="999999"/>
+              <w:bottom w:val="single" w:sz="1" w:space="0" w:color="999999"/>
+              <w:right w:val="single" w:sz="1" w:space="0" w:color="999999"/>
+            </w:tcBorders>
+            <w:shd w:val="clear" w:color="auto" w:fill="2E5090"/>
+            <w:tcMar>
+              <w:top w:w="60" w:type="dxa"/>
+              <w:left w:w="100" w:type="dxa"/>
+              <w:bottom w:w="60" w:type="dxa"/>
+              <w:right w:w="100" w:type="dxa"/>
+            </w:tcMar>
+          </w:tcPr>
+          <w:p>
             <w:r>
               <w:rPr>
                 <w:b/>
@@ -6716,13 +6095,13 @@
                 <w:sz w:val="20"/>
                 <w:szCs w:val="20"/>
               </w:rPr>
-              <w:t xml:space="preserve"> ID</w:t>
-            </w:r>
-          </w:p>
-        </w:tc>
-        <w:tc>
-          <w:tcPr>
-            <w:tcW w:w="1634" w:type="dxa"/>
+              <w:t>Contribution %</w:t>
+            </w:r>
+          </w:p>
+        </w:tc>
+        <w:tc>
+          <w:tcPr>
+            <w:tcW w:w="2378" w:type="dxa"/>
             <w:tcBorders>
               <w:top w:val="single" w:sz="1" w:space="0" w:color="999999"/>
               <w:left w:val="single" w:sz="1" w:space="0" w:color="999999"/>
@@ -6746,36 +6125,6 @@
                 <w:sz w:val="20"/>
                 <w:szCs w:val="20"/>
               </w:rPr>
-              <w:t>Contribution %</w:t>
-            </w:r>
-          </w:p>
-        </w:tc>
-        <w:tc>
-          <w:tcPr>
-            <w:tcW w:w="2378" w:type="dxa"/>
-            <w:tcBorders>
-              <w:top w:val="single" w:sz="1" w:space="0" w:color="999999"/>
-              <w:left w:val="single" w:sz="1" w:space="0" w:color="999999"/>
-              <w:bottom w:val="single" w:sz="1" w:space="0" w:color="999999"/>
-              <w:right w:val="single" w:sz="1" w:space="0" w:color="999999"/>
-            </w:tcBorders>
-            <w:shd w:val="clear" w:color="auto" w:fill="2E5090"/>
-            <w:tcMar>
-              <w:top w:w="60" w:type="dxa"/>
-              <w:left w:w="100" w:type="dxa"/>
-              <w:bottom w:w="60" w:type="dxa"/>
-              <w:right w:w="100" w:type="dxa"/>
-            </w:tcMar>
-          </w:tcPr>
-          <w:p>
-            <w:r>
-              <w:rPr>
-                <w:b/>
-                <w:bCs/>
-                <w:color w:val="FFFFFF"/>
-                <w:sz w:val="20"/>
-                <w:szCs w:val="20"/>
-              </w:rPr>
               <w:t>Areas of Responsibility</w:t>
             </w:r>
           </w:p>
@@ -6855,8 +6204,6 @@
                 <w:szCs w:val="20"/>
               </w:rPr>
             </w:pPr>
-            <w:proofErr w:type="spellStart"/>
-            <w:proofErr w:type="gramStart"/>
             <w:r>
               <w:rPr>
                 <w:rFonts w:ascii="Aptos Narrow" w:hAnsi="Aptos Narrow"/>
@@ -6866,8 +6213,6 @@
               </w:rPr>
               <w:t>loh.b</w:t>
             </w:r>
-            <w:proofErr w:type="spellEnd"/>
-            <w:proofErr w:type="gramEnd"/>
           </w:p>
         </w:tc>
         <w:tc>
@@ -6944,69 +6289,56 @@
                 <w:sz w:val="20"/>
                 <w:szCs w:val="20"/>
               </w:rPr>
-              <w:t xml:space="preserve">William Wibisana </w:t>
-            </w:r>
-            <w:proofErr w:type="spellStart"/>
+              <w:t>William Wibisana Dumanauw</w:t>
+            </w:r>
+          </w:p>
+        </w:tc>
+        <w:tc>
+          <w:tcPr>
+            <w:tcW w:w="1582" w:type="dxa"/>
+            <w:tcBorders>
+              <w:top w:val="single" w:sz="1" w:space="0" w:color="999999"/>
+              <w:left w:val="single" w:sz="1" w:space="0" w:color="999999"/>
+              <w:bottom w:val="single" w:sz="1" w:space="0" w:color="999999"/>
+              <w:right w:val="single" w:sz="1" w:space="0" w:color="999999"/>
+            </w:tcBorders>
+            <w:tcMar>
+              <w:top w:w="60" w:type="dxa"/>
+              <w:left w:w="100" w:type="dxa"/>
+              <w:bottom w:w="60" w:type="dxa"/>
+              <w:right w:w="100" w:type="dxa"/>
+            </w:tcMar>
+          </w:tcPr>
+          <w:p>
+            <w:r>
+              <w:t>2401252</w:t>
+            </w:r>
+          </w:p>
+        </w:tc>
+        <w:tc>
+          <w:tcPr>
+            <w:tcW w:w="1591" w:type="dxa"/>
+            <w:tcBorders>
+              <w:top w:val="single" w:sz="1" w:space="0" w:color="999999"/>
+              <w:left w:val="single" w:sz="1" w:space="0" w:color="999999"/>
+              <w:bottom w:val="single" w:sz="1" w:space="0" w:color="999999"/>
+              <w:right w:val="single" w:sz="1" w:space="0" w:color="999999"/>
+            </w:tcBorders>
+            <w:tcMar>
+              <w:top w:w="60" w:type="dxa"/>
+              <w:left w:w="100" w:type="dxa"/>
+              <w:bottom w:w="60" w:type="dxa"/>
+              <w:right w:w="100" w:type="dxa"/>
+            </w:tcMar>
+          </w:tcPr>
+          <w:p>
             <w:r>
               <w:rPr>
                 <w:sz w:val="20"/>
                 <w:szCs w:val="20"/>
               </w:rPr>
-              <w:t>Dumanauw</w:t>
-            </w:r>
-            <w:proofErr w:type="spellEnd"/>
-          </w:p>
-        </w:tc>
-        <w:tc>
-          <w:tcPr>
-            <w:tcW w:w="1582" w:type="dxa"/>
-            <w:tcBorders>
-              <w:top w:val="single" w:sz="1" w:space="0" w:color="999999"/>
-              <w:left w:val="single" w:sz="1" w:space="0" w:color="999999"/>
-              <w:bottom w:val="single" w:sz="1" w:space="0" w:color="999999"/>
-              <w:right w:val="single" w:sz="1" w:space="0" w:color="999999"/>
-            </w:tcBorders>
-            <w:tcMar>
-              <w:top w:w="60" w:type="dxa"/>
-              <w:left w:w="100" w:type="dxa"/>
-              <w:bottom w:w="60" w:type="dxa"/>
-              <w:right w:w="100" w:type="dxa"/>
-            </w:tcMar>
-          </w:tcPr>
-          <w:p>
-            <w:r>
-              <w:t>2401252</w:t>
-            </w:r>
-          </w:p>
-        </w:tc>
-        <w:tc>
-          <w:tcPr>
-            <w:tcW w:w="1591" w:type="dxa"/>
-            <w:tcBorders>
-              <w:top w:val="single" w:sz="1" w:space="0" w:color="999999"/>
-              <w:left w:val="single" w:sz="1" w:space="0" w:color="999999"/>
-              <w:bottom w:val="single" w:sz="1" w:space="0" w:color="999999"/>
-              <w:right w:val="single" w:sz="1" w:space="0" w:color="999999"/>
-            </w:tcBorders>
-            <w:tcMar>
-              <w:top w:w="60" w:type="dxa"/>
-              <w:left w:w="100" w:type="dxa"/>
-              <w:bottom w:w="60" w:type="dxa"/>
-              <w:right w:w="100" w:type="dxa"/>
-            </w:tcMar>
-          </w:tcPr>
-          <w:p>
-            <w:proofErr w:type="spellStart"/>
-            <w:proofErr w:type="gramStart"/>
-            <w:r>
-              <w:rPr>
-                <w:sz w:val="20"/>
-                <w:szCs w:val="20"/>
-              </w:rPr>
               <w:t>williamwibisana.d</w:t>
             </w:r>
-            <w:proofErr w:type="spellEnd"/>
-            <w:proofErr w:type="gramEnd"/>
           </w:p>
         </w:tc>
         <w:tc>
@@ -7139,7 +6471,6 @@
                 <w:szCs w:val="20"/>
               </w:rPr>
             </w:pPr>
-            <w:proofErr w:type="spellStart"/>
             <w:r>
               <w:rPr>
                 <w:rFonts w:ascii="Aptos Narrow" w:hAnsi="Aptos Narrow"/>
@@ -7149,7 +6480,6 @@
               </w:rPr>
               <w:t>z.koh</w:t>
             </w:r>
-            <w:proofErr w:type="spellEnd"/>
           </w:p>
         </w:tc>
         <w:tc>
@@ -7277,8 +6607,6 @@
                 <w:szCs w:val="20"/>
               </w:rPr>
             </w:pPr>
-            <w:proofErr w:type="spellStart"/>
-            <w:proofErr w:type="gramStart"/>
             <w:r>
               <w:rPr>
                 <w:rFonts w:ascii="Aptos Narrow" w:hAnsi="Aptos Narrow"/>
@@ -7288,8 +6616,6 @@
               </w:rPr>
               <w:t>alfredkaixuan.lo</w:t>
             </w:r>
-            <w:proofErr w:type="spellEnd"/>
-            <w:proofErr w:type="gramEnd"/>
           </w:p>
         </w:tc>
         <w:tc>
@@ -7441,7 +6767,7 @@
 </file>
 
 <file path=word/endnotes.xml><?xml version="1.0" encoding="utf-8"?>
-<w:endnotes xmlns:wpc="http://schemas.microsoft.com/office/word/2010/wordprocessingCanvas" xmlns:cx="http://schemas.microsoft.com/office/drawing/2014/chartex" xmlns:cx1="http://schemas.microsoft.com/office/drawing/2015/9/8/chartex" xmlns:cx2="http://schemas.microsoft.com/office/drawing/2015/10/21/chartex" xmlns:cx3="http://schemas.microsoft.com/office/drawing/2016/5/9/chartex" xmlns:cx4="http://schemas.microsoft.com/office/drawing/2016/5/10/chartex" xmlns:cx5="http://schemas.microsoft.com/office/drawing/2016/5/11/chartex" xmlns:cx6="http://schemas.microsoft.com/office/drawing/2016/5/12/chartex" xmlns:cx7="http://schemas.microsoft.com/office/drawing/2016/5/13/chartex" xmlns:cx8="http://schemas.microsoft.com/office/drawing/2016/5/14/chartex" xmlns:mc="http://schemas.openxmlformats.org/markup-compatibility/2006" xmlns:aink="http://schemas.microsoft.com/office/drawing/2016/ink" xmlns:am3d="http://schemas.microsoft.com/office/drawing/2017/model3d" xmlns:o="urn:schemas-microsoft-com:office:office" xmlns:oel="http://schemas.microsoft.com/office/2019/extlst" xmlns:r="http://schemas.openxmlformats.org/officeDocument/2006/relationships" xmlns:m="http://schemas.openxmlformats.org/officeDocument/2006/math" xmlns:v="urn:schemas-microsoft-com:vml" xmlns:wp14="http://schemas.microsoft.com/office/word/2010/wordprocessingDrawing" xmlns:wp="http://schemas.openxmlformats.org/drawingml/2006/wordprocessingDrawing" xmlns:w10="urn:schemas-microsoft-com:office:word" xmlns:w="http://schemas.openxmlformats.org/wordprocessingml/2006/main" xmlns:w14="http://schemas.microsoft.com/office/word/2010/wordml" xmlns:w15="http://schemas.microsoft.com/office/word/2012/wordml" xmlns:w16cex="http://schemas.microsoft.com/office/word/2018/wordml/cex" xmlns:w16cid="http://schemas.microsoft.com/office/word/2016/wordml/cid" xmlns:w16="http://schemas.microsoft.com/office/word/2018/wordml" xmlns:w16du="http://schemas.microsoft.com/office/word/2023/wordml/word16du" xmlns:w16sdtdh="http://schemas.microsoft.com/office/word/2020/wordml/sdtdatahash" xmlns:w16sdtfl="http://schemas.microsoft.com/office/word/2024/wordml/sdtformatlock" xmlns:w16se="http://schemas.microsoft.com/office/word/2015/wordml/symex" xmlns:wpg="http://schemas.microsoft.com/office/word/2010/wordprocessingGroup" xmlns:wpi="http://schemas.microsoft.com/office/word/2010/wordprocessingInk" xmlns:wne="http://schemas.microsoft.com/office/word/2006/wordml" xmlns:wps="http://schemas.microsoft.com/office/word/2010/wordprocessingShape" mc:Ignorable="w14 w15 w16se w16cid w16 w16cex w16sdtdh w16sdtfl w16du wp14">
+<w:endnotes xmlns:wpc="http://schemas.microsoft.com/office/word/2010/wordprocessingCanvas" xmlns:cx="http://schemas.microsoft.com/office/drawing/2014/chartex" xmlns:cx1="http://schemas.microsoft.com/office/drawing/2015/9/8/chartex" xmlns:cx2="http://schemas.microsoft.com/office/drawing/2015/10/21/chartex" xmlns:cx3="http://schemas.microsoft.com/office/drawing/2016/5/9/chartex" xmlns:cx4="http://schemas.microsoft.com/office/drawing/2016/5/10/chartex" xmlns:cx5="http://schemas.microsoft.com/office/drawing/2016/5/11/chartex" xmlns:cx6="http://schemas.microsoft.com/office/drawing/2016/5/12/chartex" xmlns:cx7="http://schemas.microsoft.com/office/drawing/2016/5/13/chartex" xmlns:cx8="http://schemas.microsoft.com/office/drawing/2016/5/14/chartex" xmlns:mc="http://schemas.openxmlformats.org/markup-compatibility/2006" xmlns:aink="http://schemas.microsoft.com/office/drawing/2016/ink" xmlns:am3d="http://schemas.microsoft.com/office/drawing/2017/model3d" xmlns:o="urn:schemas-microsoft-com:office:office" xmlns:oel="http://schemas.microsoft.com/office/2019/extlst" xmlns:r="http://schemas.openxmlformats.org/officeDocument/2006/relationships" xmlns:m="http://schemas.openxmlformats.org/officeDocument/2006/math" xmlns:v="urn:schemas-microsoft-com:vml" xmlns:wp14="http://schemas.microsoft.com/office/word/2010/wordprocessingDrawing" xmlns:wp="http://schemas.openxmlformats.org/drawingml/2006/wordprocessingDrawing" xmlns:w10="urn:schemas-microsoft-com:office:word" xmlns:w="http://schemas.openxmlformats.org/wordprocessingml/2006/main" xmlns:w14="http://schemas.microsoft.com/office/word/2010/wordml" xmlns:w15="http://schemas.microsoft.com/office/word/2012/wordml" xmlns:w16cex="http://schemas.microsoft.com/office/word/2018/wordml/cex" xmlns:w16cid="http://schemas.microsoft.com/office/word/2016/wordml/cid" xmlns:w16="http://schemas.microsoft.com/office/word/2018/wordml" xmlns:w16sdtdh="http://schemas.microsoft.com/office/word/2020/wordml/sdtdatahash" xmlns:w16se="http://schemas.microsoft.com/office/word/2015/wordml/symex" xmlns:wpg="http://schemas.microsoft.com/office/word/2010/wordprocessingGroup" xmlns:wpi="http://schemas.microsoft.com/office/word/2010/wordprocessingInk" xmlns:wne="http://schemas.microsoft.com/office/word/2006/wordml" xmlns:wps="http://schemas.microsoft.com/office/word/2010/wordprocessingShape" mc:Ignorable="w14 w15 w16se w16cid w16 w16cex w16sdtdh wp14">
   <w:endnote w:type="separator" w:id="-1">
     <w:p>
       <w:r>
@@ -7460,7 +6786,7 @@
 </file>
 
 <file path=word/footer1.xml><?xml version="1.0" encoding="utf-8"?>
-<w:ftr xmlns:wpc="http://schemas.microsoft.com/office/word/2010/wordprocessingCanvas" xmlns:cx="http://schemas.microsoft.com/office/drawing/2014/chartex" xmlns:cx1="http://schemas.microsoft.com/office/drawing/2015/9/8/chartex" xmlns:cx2="http://schemas.microsoft.com/office/drawing/2015/10/21/chartex" xmlns:cx3="http://schemas.microsoft.com/office/drawing/2016/5/9/chartex" xmlns:cx4="http://schemas.microsoft.com/office/drawing/2016/5/10/chartex" xmlns:cx5="http://schemas.microsoft.com/office/drawing/2016/5/11/chartex" xmlns:cx6="http://schemas.microsoft.com/office/drawing/2016/5/12/chartex" xmlns:cx7="http://schemas.microsoft.com/office/drawing/2016/5/13/chartex" xmlns:cx8="http://schemas.microsoft.com/office/drawing/2016/5/14/chartex" xmlns:mc="http://schemas.openxmlformats.org/markup-compatibility/2006" xmlns:aink="http://schemas.microsoft.com/office/drawing/2016/ink" xmlns:am3d="http://schemas.microsoft.com/office/drawing/2017/model3d" xmlns:o="urn:schemas-microsoft-com:office:office" xmlns:oel="http://schemas.microsoft.com/office/2019/extlst" xmlns:r="http://schemas.openxmlformats.org/officeDocument/2006/relationships" xmlns:m="http://schemas.openxmlformats.org/officeDocument/2006/math" xmlns:v="urn:schemas-microsoft-com:vml" xmlns:wp14="http://schemas.microsoft.com/office/word/2010/wordprocessingDrawing" xmlns:wp="http://schemas.openxmlformats.org/drawingml/2006/wordprocessingDrawing" xmlns:w10="urn:schemas-microsoft-com:office:word" xmlns:w="http://schemas.openxmlformats.org/wordprocessingml/2006/main" xmlns:w14="http://schemas.microsoft.com/office/word/2010/wordml" xmlns:w15="http://schemas.microsoft.com/office/word/2012/wordml" xmlns:w16cex="http://schemas.microsoft.com/office/word/2018/wordml/cex" xmlns:w16cid="http://schemas.microsoft.com/office/word/2016/wordml/cid" xmlns:w16="http://schemas.microsoft.com/office/word/2018/wordml" xmlns:w16du="http://schemas.microsoft.com/office/word/2023/wordml/word16du" xmlns:w16sdtdh="http://schemas.microsoft.com/office/word/2020/wordml/sdtdatahash" xmlns:w16sdtfl="http://schemas.microsoft.com/office/word/2024/wordml/sdtformatlock" xmlns:w16se="http://schemas.microsoft.com/office/word/2015/wordml/symex" xmlns:wpg="http://schemas.microsoft.com/office/word/2010/wordprocessingGroup" xmlns:wpi="http://schemas.microsoft.com/office/word/2010/wordprocessingInk" xmlns:wne="http://schemas.microsoft.com/office/word/2006/wordml" xmlns:wps="http://schemas.microsoft.com/office/word/2010/wordprocessingShape" mc:Ignorable="w14 w15 w16se w16cid w16 w16cex w16sdtdh w16sdtfl w16du wp14">
+<w:ftr xmlns:wpc="http://schemas.microsoft.com/office/word/2010/wordprocessingCanvas" xmlns:cx="http://schemas.microsoft.com/office/drawing/2014/chartex" xmlns:cx1="http://schemas.microsoft.com/office/drawing/2015/9/8/chartex" xmlns:cx2="http://schemas.microsoft.com/office/drawing/2015/10/21/chartex" xmlns:cx3="http://schemas.microsoft.com/office/drawing/2016/5/9/chartex" xmlns:cx4="http://schemas.microsoft.com/office/drawing/2016/5/10/chartex" xmlns:cx5="http://schemas.microsoft.com/office/drawing/2016/5/11/chartex" xmlns:cx6="http://schemas.microsoft.com/office/drawing/2016/5/12/chartex" xmlns:cx7="http://schemas.microsoft.com/office/drawing/2016/5/13/chartex" xmlns:cx8="http://schemas.microsoft.com/office/drawing/2016/5/14/chartex" xmlns:mc="http://schemas.openxmlformats.org/markup-compatibility/2006" xmlns:aink="http://schemas.microsoft.com/office/drawing/2016/ink" xmlns:am3d="http://schemas.microsoft.com/office/drawing/2017/model3d" xmlns:o="urn:schemas-microsoft-com:office:office" xmlns:oel="http://schemas.microsoft.com/office/2019/extlst" xmlns:r="http://schemas.openxmlformats.org/officeDocument/2006/relationships" xmlns:m="http://schemas.openxmlformats.org/officeDocument/2006/math" xmlns:v="urn:schemas-microsoft-com:vml" xmlns:wp14="http://schemas.microsoft.com/office/word/2010/wordprocessingDrawing" xmlns:wp="http://schemas.openxmlformats.org/drawingml/2006/wordprocessingDrawing" xmlns:w10="urn:schemas-microsoft-com:office:word" xmlns:w="http://schemas.openxmlformats.org/wordprocessingml/2006/main" xmlns:w14="http://schemas.microsoft.com/office/word/2010/wordml" xmlns:w15="http://schemas.microsoft.com/office/word/2012/wordml" xmlns:w16cex="http://schemas.microsoft.com/office/word/2018/wordml/cex" xmlns:w16cid="http://schemas.microsoft.com/office/word/2016/wordml/cid" xmlns:w16="http://schemas.microsoft.com/office/word/2018/wordml" xmlns:w16sdtdh="http://schemas.microsoft.com/office/word/2020/wordml/sdtdatahash" xmlns:w16se="http://schemas.microsoft.com/office/word/2015/wordml/symex" xmlns:wpg="http://schemas.microsoft.com/office/word/2010/wordprocessingGroup" xmlns:wpi="http://schemas.microsoft.com/office/word/2010/wordprocessingInk" xmlns:wne="http://schemas.microsoft.com/office/word/2006/wordml" xmlns:wps="http://schemas.microsoft.com/office/word/2010/wordprocessingShape" mc:Ignorable="w14 w15 w16se w16cid w16 w16cex w16sdtdh wp14">
   <w:p>
     <w:pPr>
       <w:jc w:val="center"/>
@@ -7519,7 +6845,7 @@
 </file>
 
 <file path=word/footnotes.xml><?xml version="1.0" encoding="utf-8"?>
-<w:footnotes xmlns:wpc="http://schemas.microsoft.com/office/word/2010/wordprocessingCanvas" xmlns:cx="http://schemas.microsoft.com/office/drawing/2014/chartex" xmlns:cx1="http://schemas.microsoft.com/office/drawing/2015/9/8/chartex" xmlns:cx2="http://schemas.microsoft.com/office/drawing/2015/10/21/chartex" xmlns:cx3="http://schemas.microsoft.com/office/drawing/2016/5/9/chartex" xmlns:cx4="http://schemas.microsoft.com/office/drawing/2016/5/10/chartex" xmlns:cx5="http://schemas.microsoft.com/office/drawing/2016/5/11/chartex" xmlns:cx6="http://schemas.microsoft.com/office/drawing/2016/5/12/chartex" xmlns:cx7="http://schemas.microsoft.com/office/drawing/2016/5/13/chartex" xmlns:cx8="http://schemas.microsoft.com/office/drawing/2016/5/14/chartex" xmlns:mc="http://schemas.openxmlformats.org/markup-compatibility/2006" xmlns:aink="http://schemas.microsoft.com/office/drawing/2016/ink" xmlns:am3d="http://schemas.microsoft.com/office/drawing/2017/model3d" xmlns:o="urn:schemas-microsoft-com:office:office" xmlns:oel="http://schemas.microsoft.com/office/2019/extlst" xmlns:r="http://schemas.openxmlformats.org/officeDocument/2006/relationships" xmlns:m="http://schemas.openxmlformats.org/officeDocument/2006/math" xmlns:v="urn:schemas-microsoft-com:vml" xmlns:wp14="http://schemas.microsoft.com/office/word/2010/wordprocessingDrawing" xmlns:wp="http://schemas.openxmlformats.org/drawingml/2006/wordprocessingDrawing" xmlns:w10="urn:schemas-microsoft-com:office:word" xmlns:w="http://schemas.openxmlformats.org/wordprocessingml/2006/main" xmlns:w14="http://schemas.microsoft.com/office/word/2010/wordml" xmlns:w15="http://schemas.microsoft.com/office/word/2012/wordml" xmlns:w16cex="http://schemas.microsoft.com/office/word/2018/wordml/cex" xmlns:w16cid="http://schemas.microsoft.com/office/word/2016/wordml/cid" xmlns:w16="http://schemas.microsoft.com/office/word/2018/wordml" xmlns:w16du="http://schemas.microsoft.com/office/word/2023/wordml/word16du" xmlns:w16sdtdh="http://schemas.microsoft.com/office/word/2020/wordml/sdtdatahash" xmlns:w16sdtfl="http://schemas.microsoft.com/office/word/2024/wordml/sdtformatlock" xmlns:w16se="http://schemas.microsoft.com/office/word/2015/wordml/symex" xmlns:wpg="http://schemas.microsoft.com/office/word/2010/wordprocessingGroup" xmlns:wpi="http://schemas.microsoft.com/office/word/2010/wordprocessingInk" xmlns:wne="http://schemas.microsoft.com/office/word/2006/wordml" xmlns:wps="http://schemas.microsoft.com/office/word/2010/wordprocessingShape" mc:Ignorable="w14 w15 w16se w16cid w16 w16cex w16sdtdh w16sdtfl w16du wp14">
+<w:footnotes xmlns:wpc="http://schemas.microsoft.com/office/word/2010/wordprocessingCanvas" xmlns:cx="http://schemas.microsoft.com/office/drawing/2014/chartex" xmlns:cx1="http://schemas.microsoft.com/office/drawing/2015/9/8/chartex" xmlns:cx2="http://schemas.microsoft.com/office/drawing/2015/10/21/chartex" xmlns:cx3="http://schemas.microsoft.com/office/drawing/2016/5/9/chartex" xmlns:cx4="http://schemas.microsoft.com/office/drawing/2016/5/10/chartex" xmlns:cx5="http://schemas.microsoft.com/office/drawing/2016/5/11/chartex" xmlns:cx6="http://schemas.microsoft.com/office/drawing/2016/5/12/chartex" xmlns:cx7="http://schemas.microsoft.com/office/drawing/2016/5/13/chartex" xmlns:cx8="http://schemas.microsoft.com/office/drawing/2016/5/14/chartex" xmlns:mc="http://schemas.openxmlformats.org/markup-compatibility/2006" xmlns:aink="http://schemas.microsoft.com/office/drawing/2016/ink" xmlns:am3d="http://schemas.microsoft.com/office/drawing/2017/model3d" xmlns:o="urn:schemas-microsoft-com:office:office" xmlns:oel="http://schemas.microsoft.com/office/2019/extlst" xmlns:r="http://schemas.openxmlformats.org/officeDocument/2006/relationships" xmlns:m="http://schemas.openxmlformats.org/officeDocument/2006/math" xmlns:v="urn:schemas-microsoft-com:vml" xmlns:wp14="http://schemas.microsoft.com/office/word/2010/wordprocessingDrawing" xmlns:wp="http://schemas.openxmlformats.org/drawingml/2006/wordprocessingDrawing" xmlns:w10="urn:schemas-microsoft-com:office:word" xmlns:w="http://schemas.openxmlformats.org/wordprocessingml/2006/main" xmlns:w14="http://schemas.microsoft.com/office/word/2010/wordml" xmlns:w15="http://schemas.microsoft.com/office/word/2012/wordml" xmlns:w16cex="http://schemas.microsoft.com/office/word/2018/wordml/cex" xmlns:w16cid="http://schemas.microsoft.com/office/word/2016/wordml/cid" xmlns:w16="http://schemas.microsoft.com/office/word/2018/wordml" xmlns:w16sdtdh="http://schemas.microsoft.com/office/word/2020/wordml/sdtdatahash" xmlns:w16se="http://schemas.microsoft.com/office/word/2015/wordml/symex" xmlns:wpg="http://schemas.microsoft.com/office/word/2010/wordprocessingGroup" xmlns:wpi="http://schemas.microsoft.com/office/word/2010/wordprocessingInk" xmlns:wne="http://schemas.microsoft.com/office/word/2006/wordml" xmlns:wps="http://schemas.microsoft.com/office/word/2010/wordprocessingShape" mc:Ignorable="w14 w15 w16se w16cid w16 w16cex w16sdtdh wp14">
   <w:footnote w:type="separator" w:id="-1">
     <w:p>
       <w:r>
@@ -7538,7 +6864,7 @@
 </file>
 
 <file path=word/header1.xml><?xml version="1.0" encoding="utf-8"?>
-<w:hdr xmlns:wpc="http://schemas.microsoft.com/office/word/2010/wordprocessingCanvas" xmlns:cx="http://schemas.microsoft.com/office/drawing/2014/chartex" xmlns:cx1="http://schemas.microsoft.com/office/drawing/2015/9/8/chartex" xmlns:cx2="http://schemas.microsoft.com/office/drawing/2015/10/21/chartex" xmlns:cx3="http://schemas.microsoft.com/office/drawing/2016/5/9/chartex" xmlns:cx4="http://schemas.microsoft.com/office/drawing/2016/5/10/chartex" xmlns:cx5="http://schemas.microsoft.com/office/drawing/2016/5/11/chartex" xmlns:cx6="http://schemas.microsoft.com/office/drawing/2016/5/12/chartex" xmlns:cx7="http://schemas.microsoft.com/office/drawing/2016/5/13/chartex" xmlns:cx8="http://schemas.microsoft.com/office/drawing/2016/5/14/chartex" xmlns:mc="http://schemas.openxmlformats.org/markup-compatibility/2006" xmlns:aink="http://schemas.microsoft.com/office/drawing/2016/ink" xmlns:am3d="http://schemas.microsoft.com/office/drawing/2017/model3d" xmlns:o="urn:schemas-microsoft-com:office:office" xmlns:oel="http://schemas.microsoft.com/office/2019/extlst" xmlns:r="http://schemas.openxmlformats.org/officeDocument/2006/relationships" xmlns:m="http://schemas.openxmlformats.org/officeDocument/2006/math" xmlns:v="urn:schemas-microsoft-com:vml" xmlns:wp14="http://schemas.microsoft.com/office/word/2010/wordprocessingDrawing" xmlns:wp="http://schemas.openxmlformats.org/drawingml/2006/wordprocessingDrawing" xmlns:w10="urn:schemas-microsoft-com:office:word" xmlns:w="http://schemas.openxmlformats.org/wordprocessingml/2006/main" xmlns:w14="http://schemas.microsoft.com/office/word/2010/wordml" xmlns:w15="http://schemas.microsoft.com/office/word/2012/wordml" xmlns:w16cex="http://schemas.microsoft.com/office/word/2018/wordml/cex" xmlns:w16cid="http://schemas.microsoft.com/office/word/2016/wordml/cid" xmlns:w16="http://schemas.microsoft.com/office/word/2018/wordml" xmlns:w16du="http://schemas.microsoft.com/office/word/2023/wordml/word16du" xmlns:w16sdtdh="http://schemas.microsoft.com/office/word/2020/wordml/sdtdatahash" xmlns:w16sdtfl="http://schemas.microsoft.com/office/word/2024/wordml/sdtformatlock" xmlns:w16se="http://schemas.microsoft.com/office/word/2015/wordml/symex" xmlns:wpg="http://schemas.microsoft.com/office/word/2010/wordprocessingGroup" xmlns:wpi="http://schemas.microsoft.com/office/word/2010/wordprocessingInk" xmlns:wne="http://schemas.microsoft.com/office/word/2006/wordml" xmlns:wps="http://schemas.microsoft.com/office/word/2010/wordprocessingShape" mc:Ignorable="w14 w15 w16se w16cid w16 w16cex w16sdtdh w16sdtfl w16du wp14">
+<w:hdr xmlns:wpc="http://schemas.microsoft.com/office/word/2010/wordprocessingCanvas" xmlns:cx="http://schemas.microsoft.com/office/drawing/2014/chartex" xmlns:cx1="http://schemas.microsoft.com/office/drawing/2015/9/8/chartex" xmlns:cx2="http://schemas.microsoft.com/office/drawing/2015/10/21/chartex" xmlns:cx3="http://schemas.microsoft.com/office/drawing/2016/5/9/chartex" xmlns:cx4="http://schemas.microsoft.com/office/drawing/2016/5/10/chartex" xmlns:cx5="http://schemas.microsoft.com/office/drawing/2016/5/11/chartex" xmlns:cx6="http://schemas.microsoft.com/office/drawing/2016/5/12/chartex" xmlns:cx7="http://schemas.microsoft.com/office/drawing/2016/5/13/chartex" xmlns:cx8="http://schemas.microsoft.com/office/drawing/2016/5/14/chartex" xmlns:mc="http://schemas.openxmlformats.org/markup-compatibility/2006" xmlns:aink="http://schemas.microsoft.com/office/drawing/2016/ink" xmlns:am3d="http://schemas.microsoft.com/office/drawing/2017/model3d" xmlns:o="urn:schemas-microsoft-com:office:office" xmlns:oel="http://schemas.microsoft.com/office/2019/extlst" xmlns:r="http://schemas.openxmlformats.org/officeDocument/2006/relationships" xmlns:m="http://schemas.openxmlformats.org/officeDocument/2006/math" xmlns:v="urn:schemas-microsoft-com:vml" xmlns:wp14="http://schemas.microsoft.com/office/word/2010/wordprocessingDrawing" xmlns:wp="http://schemas.openxmlformats.org/drawingml/2006/wordprocessingDrawing" xmlns:w10="urn:schemas-microsoft-com:office:word" xmlns:w="http://schemas.openxmlformats.org/wordprocessingml/2006/main" xmlns:w14="http://schemas.microsoft.com/office/word/2010/wordml" xmlns:w15="http://schemas.microsoft.com/office/word/2012/wordml" xmlns:w16cex="http://schemas.microsoft.com/office/word/2018/wordml/cex" xmlns:w16cid="http://schemas.microsoft.com/office/word/2016/wordml/cid" xmlns:w16="http://schemas.microsoft.com/office/word/2018/wordml" xmlns:w16sdtdh="http://schemas.microsoft.com/office/word/2020/wordml/sdtdatahash" xmlns:w16se="http://schemas.microsoft.com/office/word/2015/wordml/symex" xmlns:wpg="http://schemas.microsoft.com/office/word/2010/wordprocessingGroup" xmlns:wpi="http://schemas.microsoft.com/office/word/2010/wordprocessingInk" xmlns:wne="http://schemas.microsoft.com/office/word/2006/wordml" xmlns:wps="http://schemas.microsoft.com/office/word/2010/wordprocessingShape" mc:Ignorable="w14 w15 w16se w16cid w16 w16cex w16sdtdh wp14">
   <w:p>
     <w:pPr>
       <w:pBdr>
@@ -7546,7 +6872,6 @@
       </w:pBdr>
       <w:jc w:val="right"/>
     </w:pPr>
-    <w:proofErr w:type="spellStart"/>
     <w:r>
       <w:rPr>
         <w:i/>
@@ -7555,25 +6880,14 @@
         <w:sz w:val="18"/>
         <w:szCs w:val="18"/>
       </w:rPr>
-      <w:t>DigiStroke</w:t>
-    </w:r>
-    <w:proofErr w:type="spellEnd"/>
-    <w:r>
-      <w:rPr>
-        <w:i/>
-        <w:iCs/>
-        <w:color w:val="999999"/>
-        <w:sz w:val="18"/>
-        <w:szCs w:val="18"/>
-      </w:rPr>
-      <w:t xml:space="preserve"> — Assignment 5 Design Report</w:t>
+      <w:t>DigiStroke — Assignment 5 Design Report</w:t>
     </w:r>
   </w:p>
 </w:hdr>
 </file>
 
 <file path=word/numbering.xml><?xml version="1.0" encoding="utf-8"?>
-<w:numbering xmlns:wpc="http://schemas.microsoft.com/office/word/2010/wordprocessingCanvas" xmlns:cx="http://schemas.microsoft.com/office/drawing/2014/chartex" xmlns:cx1="http://schemas.microsoft.com/office/drawing/2015/9/8/chartex" xmlns:cx2="http://schemas.microsoft.com/office/drawing/2015/10/21/chartex" xmlns:cx3="http://schemas.microsoft.com/office/drawing/2016/5/9/chartex" xmlns:cx4="http://schemas.microsoft.com/office/drawing/2016/5/10/chartex" xmlns:cx5="http://schemas.microsoft.com/office/drawing/2016/5/11/chartex" xmlns:cx6="http://schemas.microsoft.com/office/drawing/2016/5/12/chartex" xmlns:cx7="http://schemas.microsoft.com/office/drawing/2016/5/13/chartex" xmlns:cx8="http://schemas.microsoft.com/office/drawing/2016/5/14/chartex" xmlns:mc="http://schemas.openxmlformats.org/markup-compatibility/2006" xmlns:aink="http://schemas.microsoft.com/office/drawing/2016/ink" xmlns:am3d="http://schemas.microsoft.com/office/drawing/2017/model3d" xmlns:o="urn:schemas-microsoft-com:office:office" xmlns:oel="http://schemas.microsoft.com/office/2019/extlst" xmlns:r="http://schemas.openxmlformats.org/officeDocument/2006/relationships" xmlns:m="http://schemas.openxmlformats.org/officeDocument/2006/math" xmlns:v="urn:schemas-microsoft-com:vml" xmlns:wp14="http://schemas.microsoft.com/office/word/2010/wordprocessingDrawing" xmlns:wp="http://schemas.openxmlformats.org/drawingml/2006/wordprocessingDrawing" xmlns:w10="urn:schemas-microsoft-com:office:word" xmlns:w="http://schemas.openxmlformats.org/wordprocessingml/2006/main" xmlns:w14="http://schemas.microsoft.com/office/word/2010/wordml" xmlns:w15="http://schemas.microsoft.com/office/word/2012/wordml" xmlns:w16cex="http://schemas.microsoft.com/office/word/2018/wordml/cex" xmlns:w16cid="http://schemas.microsoft.com/office/word/2016/wordml/cid" xmlns:w16="http://schemas.microsoft.com/office/word/2018/wordml" xmlns:w16du="http://schemas.microsoft.com/office/word/2023/wordml/word16du" xmlns:w16sdtdh="http://schemas.microsoft.com/office/word/2020/wordml/sdtdatahash" xmlns:w16sdtfl="http://schemas.microsoft.com/office/word/2024/wordml/sdtformatlock" xmlns:w16se="http://schemas.microsoft.com/office/word/2015/wordml/symex" xmlns:wpg="http://schemas.microsoft.com/office/word/2010/wordprocessingGroup" xmlns:wpi="http://schemas.microsoft.com/office/word/2010/wordprocessingInk" xmlns:wne="http://schemas.microsoft.com/office/word/2006/wordml" xmlns:wps="http://schemas.microsoft.com/office/word/2010/wordprocessingShape" mc:Ignorable="w14 w15 w16se w16cid w16 w16cex w16sdtdh w16sdtfl w16du wp14">
+<w:numbering xmlns:wpc="http://schemas.microsoft.com/office/word/2010/wordprocessingCanvas" xmlns:cx="http://schemas.microsoft.com/office/drawing/2014/chartex" xmlns:cx1="http://schemas.microsoft.com/office/drawing/2015/9/8/chartex" xmlns:cx2="http://schemas.microsoft.com/office/drawing/2015/10/21/chartex" xmlns:cx3="http://schemas.microsoft.com/office/drawing/2016/5/9/chartex" xmlns:cx4="http://schemas.microsoft.com/office/drawing/2016/5/10/chartex" xmlns:cx5="http://schemas.microsoft.com/office/drawing/2016/5/11/chartex" xmlns:cx6="http://schemas.microsoft.com/office/drawing/2016/5/12/chartex" xmlns:cx7="http://schemas.microsoft.com/office/drawing/2016/5/13/chartex" xmlns:cx8="http://schemas.microsoft.com/office/drawing/2016/5/14/chartex" xmlns:mc="http://schemas.openxmlformats.org/markup-compatibility/2006" xmlns:aink="http://schemas.microsoft.com/office/drawing/2016/ink" xmlns:am3d="http://schemas.microsoft.com/office/drawing/2017/model3d" xmlns:o="urn:schemas-microsoft-com:office:office" xmlns:oel="http://schemas.microsoft.com/office/2019/extlst" xmlns:r="http://schemas.openxmlformats.org/officeDocument/2006/relationships" xmlns:m="http://schemas.openxmlformats.org/officeDocument/2006/math" xmlns:v="urn:schemas-microsoft-com:vml" xmlns:wp14="http://schemas.microsoft.com/office/word/2010/wordprocessingDrawing" xmlns:wp="http://schemas.openxmlformats.org/drawingml/2006/wordprocessingDrawing" xmlns:w10="urn:schemas-microsoft-com:office:word" xmlns:w="http://schemas.openxmlformats.org/wordprocessingml/2006/main" xmlns:w14="http://schemas.microsoft.com/office/word/2010/wordml" xmlns:w15="http://schemas.microsoft.com/office/word/2012/wordml" xmlns:w16cex="http://schemas.microsoft.com/office/word/2018/wordml/cex" xmlns:w16cid="http://schemas.microsoft.com/office/word/2016/wordml/cid" xmlns:w16="http://schemas.microsoft.com/office/word/2018/wordml" xmlns:w16sdtdh="http://schemas.microsoft.com/office/word/2020/wordml/sdtdatahash" xmlns:w16se="http://schemas.microsoft.com/office/word/2015/wordml/symex" xmlns:wpg="http://schemas.microsoft.com/office/word/2010/wordprocessingGroup" xmlns:wpi="http://schemas.microsoft.com/office/word/2010/wordprocessingInk" xmlns:wne="http://schemas.microsoft.com/office/word/2006/wordml" xmlns:wps="http://schemas.microsoft.com/office/word/2010/wordprocessingShape" mc:Ignorable="w14 w15 w16se w16cid w16 w16cex w16sdtdh wp14">
   <w:abstractNum w:abstractNumId="0" w15:restartNumberingAfterBreak="0">
     <w:nsid w:val="1C1575F5"/>
     <w:multiLevelType w:val="hybridMultilevel"/>
@@ -7691,6 +7005,119 @@
     </w:lvl>
   </w:abstractNum>
   <w:abstractNum w:abstractNumId="2" w15:restartNumberingAfterBreak="0">
+    <w:nsid w:val="43A56132"/>
+    <w:multiLevelType w:val="hybridMultilevel"/>
+    <w:tmpl w:val="AC3AD97C"/>
+    <w:lvl w:ilvl="0" w:tplc="F7B0CF42">
+      <w:start w:val="2"/>
+      <w:numFmt w:val="bullet"/>
+      <w:lvlText w:val="-"/>
+      <w:lvlJc w:val="left"/>
+      <w:pPr>
+        <w:ind w:left="720" w:hanging="360"/>
+      </w:pPr>
+      <w:rPr>
+        <w:rFonts w:ascii="Arial" w:eastAsia="Arial" w:hAnsi="Arial" w:cs="Arial" w:hint="default"/>
+      </w:rPr>
+    </w:lvl>
+    <w:lvl w:ilvl="1" w:tplc="48090003" w:tentative="1">
+      <w:start w:val="1"/>
+      <w:numFmt w:val="bullet"/>
+      <w:lvlText w:val="o"/>
+      <w:lvlJc w:val="left"/>
+      <w:pPr>
+        <w:ind w:left="1440" w:hanging="360"/>
+      </w:pPr>
+      <w:rPr>
+        <w:rFonts w:ascii="Courier New" w:hAnsi="Courier New" w:cs="Courier New" w:hint="default"/>
+      </w:rPr>
+    </w:lvl>
+    <w:lvl w:ilvl="2" w:tplc="48090005" w:tentative="1">
+      <w:start w:val="1"/>
+      <w:numFmt w:val="bullet"/>
+      <w:lvlText w:val=""/>
+      <w:lvlJc w:val="left"/>
+      <w:pPr>
+        <w:ind w:left="2160" w:hanging="360"/>
+      </w:pPr>
+      <w:rPr>
+        <w:rFonts w:ascii="Wingdings" w:hAnsi="Wingdings" w:hint="default"/>
+      </w:rPr>
+    </w:lvl>
+    <w:lvl w:ilvl="3" w:tplc="48090001" w:tentative="1">
+      <w:start w:val="1"/>
+      <w:numFmt w:val="bullet"/>
+      <w:lvlText w:val=""/>
+      <w:lvlJc w:val="left"/>
+      <w:pPr>
+        <w:ind w:left="2880" w:hanging="360"/>
+      </w:pPr>
+      <w:rPr>
+        <w:rFonts w:ascii="Symbol" w:hAnsi="Symbol" w:hint="default"/>
+      </w:rPr>
+    </w:lvl>
+    <w:lvl w:ilvl="4" w:tplc="48090003" w:tentative="1">
+      <w:start w:val="1"/>
+      <w:numFmt w:val="bullet"/>
+      <w:lvlText w:val="o"/>
+      <w:lvlJc w:val="left"/>
+      <w:pPr>
+        <w:ind w:left="3600" w:hanging="360"/>
+      </w:pPr>
+      <w:rPr>
+        <w:rFonts w:ascii="Courier New" w:hAnsi="Courier New" w:cs="Courier New" w:hint="default"/>
+      </w:rPr>
+    </w:lvl>
+    <w:lvl w:ilvl="5" w:tplc="48090005" w:tentative="1">
+      <w:start w:val="1"/>
+      <w:numFmt w:val="bullet"/>
+      <w:lvlText w:val=""/>
+      <w:lvlJc w:val="left"/>
+      <w:pPr>
+        <w:ind w:left="4320" w:hanging="360"/>
+      </w:pPr>
+      <w:rPr>
+        <w:rFonts w:ascii="Wingdings" w:hAnsi="Wingdings" w:hint="default"/>
+      </w:rPr>
+    </w:lvl>
+    <w:lvl w:ilvl="6" w:tplc="48090001" w:tentative="1">
+      <w:start w:val="1"/>
+      <w:numFmt w:val="bullet"/>
+      <w:lvlText w:val=""/>
+      <w:lvlJc w:val="left"/>
+      <w:pPr>
+        <w:ind w:left="5040" w:hanging="360"/>
+      </w:pPr>
+      <w:rPr>
+        <w:rFonts w:ascii="Symbol" w:hAnsi="Symbol" w:hint="default"/>
+      </w:rPr>
+    </w:lvl>
+    <w:lvl w:ilvl="7" w:tplc="48090003" w:tentative="1">
+      <w:start w:val="1"/>
+      <w:numFmt w:val="bullet"/>
+      <w:lvlText w:val="o"/>
+      <w:lvlJc w:val="left"/>
+      <w:pPr>
+        <w:ind w:left="5760" w:hanging="360"/>
+      </w:pPr>
+      <w:rPr>
+        <w:rFonts w:ascii="Courier New" w:hAnsi="Courier New" w:cs="Courier New" w:hint="default"/>
+      </w:rPr>
+    </w:lvl>
+    <w:lvl w:ilvl="8" w:tplc="48090005" w:tentative="1">
+      <w:start w:val="1"/>
+      <w:numFmt w:val="bullet"/>
+      <w:lvlText w:val=""/>
+      <w:lvlJc w:val="left"/>
+      <w:pPr>
+        <w:ind w:left="6480" w:hanging="360"/>
+      </w:pPr>
+      <w:rPr>
+        <w:rFonts w:ascii="Wingdings" w:hAnsi="Wingdings" w:hint="default"/>
+      </w:rPr>
+    </w:lvl>
+  </w:abstractNum>
+  <w:abstractNum w:abstractNumId="3" w15:restartNumberingAfterBreak="0">
     <w:nsid w:val="59375AC7"/>
     <w:multiLevelType w:val="hybridMultilevel"/>
     <w:tmpl w:val="7B1AF3AE"/>
@@ -7777,7 +7204,7 @@
     </w:lvl>
   </w:abstractNum>
   <w:num w:numId="1" w16cid:durableId="1396272437">
-    <w:abstractNumId w:val="2"/>
+    <w:abstractNumId w:val="3"/>
     <w:lvlOverride w:ilvl="0">
       <w:startOverride w:val="1"/>
     </w:lvlOverride>
@@ -7788,11 +7215,14 @@
       <w:startOverride w:val="1"/>
     </w:lvlOverride>
   </w:num>
+  <w:num w:numId="3" w16cid:durableId="153306496">
+    <w:abstractNumId w:val="2"/>
+  </w:num>
 </w:numbering>
 </file>
 
 <file path=word/styles.xml><?xml version="1.0" encoding="utf-8"?>
-<w:styles xmlns:mc="http://schemas.openxmlformats.org/markup-compatibility/2006" xmlns:r="http://schemas.openxmlformats.org/officeDocument/2006/relationships" xmlns:w="http://schemas.openxmlformats.org/wordprocessingml/2006/main" xmlns:w14="http://schemas.microsoft.com/office/word/2010/wordml" xmlns:w15="http://schemas.microsoft.com/office/word/2012/wordml" xmlns:w16cex="http://schemas.microsoft.com/office/word/2018/wordml/cex" xmlns:w16cid="http://schemas.microsoft.com/office/word/2016/wordml/cid" xmlns:w16="http://schemas.microsoft.com/office/word/2018/wordml" xmlns:w16du="http://schemas.microsoft.com/office/word/2023/wordml/word16du" xmlns:w16sdtdh="http://schemas.microsoft.com/office/word/2020/wordml/sdtdatahash" xmlns:w16sdtfl="http://schemas.microsoft.com/office/word/2024/wordml/sdtformatlock" xmlns:w16se="http://schemas.microsoft.com/office/word/2015/wordml/symex" mc:Ignorable="w14 w15 w16se w16cid w16 w16cex w16sdtdh w16sdtfl w16du">
+<w:styles xmlns:mc="http://schemas.openxmlformats.org/markup-compatibility/2006" xmlns:r="http://schemas.openxmlformats.org/officeDocument/2006/relationships" xmlns:w="http://schemas.openxmlformats.org/wordprocessingml/2006/main" xmlns:w14="http://schemas.microsoft.com/office/word/2010/wordml" xmlns:w15="http://schemas.microsoft.com/office/word/2012/wordml" xmlns:w16cex="http://schemas.microsoft.com/office/word/2018/wordml/cex" xmlns:w16cid="http://schemas.microsoft.com/office/word/2016/wordml/cid" xmlns:w16="http://schemas.microsoft.com/office/word/2018/wordml" xmlns:w16sdtdh="http://schemas.microsoft.com/office/word/2020/wordml/sdtdatahash" xmlns:w16se="http://schemas.microsoft.com/office/word/2015/wordml/symex" mc:Ignorable="w14 w15 w16se w16cid w16 w16cex w16sdtdh">
   <w:docDefaults>
     <w:rPrDefault>
       <w:rPr>
@@ -8280,7 +7710,6 @@
   <w:style w:type="character" w:default="1" w:styleId="DefaultParagraphFont">
     <w:name w:val="Default Paragraph Font"/>
     <w:uiPriority w:val="1"/>
-    <w:semiHidden/>
     <w:unhideWhenUsed/>
   </w:style>
   <w:style w:type="table" w:default="1" w:styleId="TableNormal">
